--- a/resources/document_scientifique_resumant_les_travaux_accomplis_Vfinale.docx
+++ b/resources/document_scientifique_resumant_les_travaux_accomplis_Vfinale.docx
@@ -3118,8 +3118,6 @@
         </w:rPr>
         <w:t>ment</w:t>
       </w:r>
-      <w:bookmarkStart w:id="12" w:name="_GoBack"/>
-      <w:bookmarkEnd w:id="12"/>
       <w:r>
         <w:rPr>
           <w:rFonts w:ascii="Times New Roman" w:eastAsia="Times New Roman" w:hAnsi="Times New Roman" w:cs="Times New Roman"/>
@@ -4351,21 +4349,7 @@
         <w:rPr>
           <w:rFonts w:ascii="Times New Roman" w:eastAsia="Times New Roman" w:hAnsi="Times New Roman" w:cs="Times New Roman"/>
         </w:rPr>
-        <w:t xml:space="preserve"> cultures </w:t>
-      </w:r>
-      <w:proofErr w:type="gramStart"/>
-      <w:r>
-        <w:rPr>
-          <w:rFonts w:ascii="Times New Roman" w:eastAsia="Times New Roman" w:hAnsi="Times New Roman" w:cs="Times New Roman"/>
-        </w:rPr>
-        <w:t>associées</w:t>
-      </w:r>
-      <w:proofErr w:type="gramEnd"/>
-      <w:r>
-        <w:rPr>
-          <w:rFonts w:ascii="Times New Roman" w:eastAsia="Times New Roman" w:hAnsi="Times New Roman" w:cs="Times New Roman"/>
-        </w:rPr>
-        <w:t xml:space="preserve"> dans les modèles de culture</w:t>
+        <w:t xml:space="preserve"> cultures associées dans les modèles de culture</w:t>
       </w:r>
       <w:r>
         <w:rPr>
@@ -4626,20 +4610,20 @@
           <w:rFonts w:ascii="Times New Roman" w:eastAsia="Times New Roman" w:hAnsi="Times New Roman" w:cs="Times New Roman"/>
         </w:rPr>
       </w:pPr>
-      <w:bookmarkStart w:id="13" w:name="_Toc1443906452"/>
-      <w:bookmarkStart w:id="14" w:name="_Toc1995740422"/>
-      <w:bookmarkStart w:id="15" w:name="_Toc366566581"/>
-      <w:bookmarkStart w:id="16" w:name="_Toc170150659"/>
+      <w:bookmarkStart w:id="12" w:name="_Toc1443906452"/>
+      <w:bookmarkStart w:id="13" w:name="_Toc1995740422"/>
+      <w:bookmarkStart w:id="14" w:name="_Toc366566581"/>
+      <w:bookmarkStart w:id="15" w:name="_Toc170150659"/>
       <w:r>
         <w:rPr>
           <w:rFonts w:ascii="Times New Roman" w:eastAsia="Times New Roman" w:hAnsi="Times New Roman" w:cs="Times New Roman"/>
         </w:rPr>
         <w:t>État de l’art</w:t>
       </w:r>
+      <w:bookmarkEnd w:id="12"/>
       <w:bookmarkEnd w:id="13"/>
       <w:bookmarkEnd w:id="14"/>
       <w:bookmarkEnd w:id="15"/>
-      <w:bookmarkEnd w:id="16"/>
     </w:p>
     <w:p>
       <w:pPr>
@@ -4892,10 +4876,10 @@
           <w:rFonts w:ascii="Times New Roman" w:eastAsia="Times New Roman" w:hAnsi="Times New Roman" w:cs="Times New Roman"/>
         </w:rPr>
       </w:pPr>
-      <w:bookmarkStart w:id="17" w:name="_Toc1295800508"/>
-      <w:bookmarkStart w:id="18" w:name="_Toc852284391"/>
-      <w:bookmarkStart w:id="19" w:name="_Toc66613278"/>
-      <w:bookmarkStart w:id="20" w:name="_Toc170150660"/>
+      <w:bookmarkStart w:id="16" w:name="_Toc1295800508"/>
+      <w:bookmarkStart w:id="17" w:name="_Toc852284391"/>
+      <w:bookmarkStart w:id="18" w:name="_Toc66613278"/>
+      <w:bookmarkStart w:id="19" w:name="_Toc170150660"/>
       <w:r>
         <w:rPr>
           <w:rStyle w:val="Heading2Char"/>
@@ -4903,10 +4887,10 @@
         </w:rPr>
         <w:t>Modèles de culture</w:t>
       </w:r>
+      <w:bookmarkEnd w:id="16"/>
       <w:bookmarkEnd w:id="17"/>
       <w:bookmarkEnd w:id="18"/>
       <w:bookmarkEnd w:id="19"/>
-      <w:bookmarkEnd w:id="20"/>
     </w:p>
     <w:p>
       <w:pPr>
@@ -5179,8 +5163,6 @@
         </w:rPr>
         <w:t>.</w:t>
       </w:r>
-      <w:commentRangeStart w:id="21"/>
-      <w:commentRangeEnd w:id="21"/>
       <w:r>
         <w:rPr>
           <w:rFonts w:ascii="Times New Roman" w:eastAsia="Times New Roman" w:hAnsi="Times New Roman" w:cs="Times New Roman"/>
@@ -6534,8 +6516,6 @@
         </w:rPr>
         <w:t xml:space="preserve"> plasticité</w:t>
       </w:r>
-      <w:commentRangeStart w:id="22"/>
-      <w:commentRangeEnd w:id="22"/>
       <w:r>
         <w:rPr>
           <w:rFonts w:ascii="Times New Roman" w:eastAsia="Times New Roman" w:hAnsi="Times New Roman" w:cs="Times New Roman"/>
@@ -6566,10 +6546,10 @@
           <w:rFonts w:ascii="Times New Roman" w:eastAsia="Times New Roman" w:hAnsi="Times New Roman" w:cs="Times New Roman"/>
         </w:rPr>
       </w:pPr>
-      <w:bookmarkStart w:id="23" w:name="_Toc494037756"/>
-      <w:bookmarkStart w:id="24" w:name="_Toc1317343246"/>
-      <w:bookmarkStart w:id="25" w:name="_Toc18246065"/>
-      <w:bookmarkStart w:id="26" w:name="_Toc170150661"/>
+      <w:bookmarkStart w:id="20" w:name="_Toc494037756"/>
+      <w:bookmarkStart w:id="21" w:name="_Toc1317343246"/>
+      <w:bookmarkStart w:id="22" w:name="_Toc18246065"/>
+      <w:bookmarkStart w:id="23" w:name="_Toc170150661"/>
       <w:r>
         <w:rPr>
           <w:rFonts w:ascii="Times New Roman" w:eastAsia="Times New Roman" w:hAnsi="Times New Roman" w:cs="Times New Roman"/>
@@ -6588,1948 +6568,1946 @@
         </w:rPr>
         <w:t>)</w:t>
       </w:r>
+      <w:bookmarkEnd w:id="20"/>
+      <w:bookmarkEnd w:id="21"/>
+      <w:bookmarkEnd w:id="22"/>
       <w:bookmarkEnd w:id="23"/>
+    </w:p>
+    <w:p>
+      <w:pPr>
+        <w:jc w:val="both"/>
+        <w:rPr>
+          <w:rFonts w:ascii="Times New Roman" w:eastAsia="Times New Roman" w:hAnsi="Times New Roman" w:cs="Times New Roman"/>
+        </w:rPr>
+      </w:pPr>
+      <w:r>
+        <w:rPr>
+          <w:rFonts w:ascii="Times New Roman" w:eastAsia="Times New Roman" w:hAnsi="Times New Roman" w:cs="Times New Roman"/>
+        </w:rPr>
+        <w:t>Les m</w:t>
+      </w:r>
+      <w:r>
+        <w:rPr>
+          <w:rFonts w:ascii="Times New Roman" w:eastAsia="Times New Roman" w:hAnsi="Times New Roman" w:cs="Times New Roman"/>
+        </w:rPr>
+        <w:t xml:space="preserve">odèles de plantes structure-fonction </w:t>
+      </w:r>
+      <w:r>
+        <w:rPr>
+          <w:rFonts w:ascii="Times New Roman" w:eastAsia="Times New Roman" w:hAnsi="Times New Roman" w:cs="Times New Roman"/>
+        </w:rPr>
+        <w:t xml:space="preserve">(en anglais </w:t>
+      </w:r>
+      <w:proofErr w:type="spellStart"/>
+      <w:r>
+        <w:rPr>
+          <w:rFonts w:ascii="Times New Roman" w:eastAsia="Times New Roman" w:hAnsi="Times New Roman" w:cs="Times New Roman"/>
+          <w:i/>
+          <w:iCs/>
+        </w:rPr>
+        <w:t>F</w:t>
+      </w:r>
+      <w:r>
+        <w:rPr>
+          <w:rFonts w:ascii="Times New Roman" w:eastAsia="Times New Roman" w:hAnsi="Times New Roman" w:cs="Times New Roman"/>
+          <w:i/>
+          <w:iCs/>
+        </w:rPr>
+        <w:t>unctional</w:t>
+      </w:r>
+      <w:proofErr w:type="spellEnd"/>
+      <w:r>
+        <w:rPr>
+          <w:rFonts w:ascii="Times New Roman" w:eastAsia="Times New Roman" w:hAnsi="Times New Roman" w:cs="Times New Roman"/>
+          <w:i/>
+          <w:iCs/>
+        </w:rPr>
+        <w:t>-</w:t>
+      </w:r>
+      <w:r>
+        <w:rPr>
+          <w:rFonts w:ascii="Times New Roman" w:eastAsia="Times New Roman" w:hAnsi="Times New Roman" w:cs="Times New Roman"/>
+          <w:i/>
+          <w:iCs/>
+        </w:rPr>
+        <w:t>S</w:t>
+      </w:r>
+      <w:r>
+        <w:rPr>
+          <w:rFonts w:ascii="Times New Roman" w:eastAsia="Times New Roman" w:hAnsi="Times New Roman" w:cs="Times New Roman"/>
+          <w:i/>
+          <w:iCs/>
+        </w:rPr>
+        <w:t xml:space="preserve">tructural </w:t>
+      </w:r>
+      <w:r>
+        <w:rPr>
+          <w:rFonts w:ascii="Times New Roman" w:eastAsia="Times New Roman" w:hAnsi="Times New Roman" w:cs="Times New Roman"/>
+          <w:i/>
+          <w:iCs/>
+        </w:rPr>
+        <w:t>P</w:t>
+      </w:r>
+      <w:r>
+        <w:rPr>
+          <w:rFonts w:ascii="Times New Roman" w:eastAsia="Times New Roman" w:hAnsi="Times New Roman" w:cs="Times New Roman"/>
+          <w:i/>
+          <w:iCs/>
+        </w:rPr>
+        <w:t xml:space="preserve">lant </w:t>
+      </w:r>
+      <w:proofErr w:type="spellStart"/>
+      <w:r>
+        <w:rPr>
+          <w:rFonts w:ascii="Times New Roman" w:eastAsia="Times New Roman" w:hAnsi="Times New Roman" w:cs="Times New Roman"/>
+          <w:i/>
+          <w:iCs/>
+        </w:rPr>
+        <w:t>M</w:t>
+      </w:r>
+      <w:r>
+        <w:rPr>
+          <w:rFonts w:ascii="Times New Roman" w:eastAsia="Times New Roman" w:hAnsi="Times New Roman" w:cs="Times New Roman"/>
+          <w:i/>
+          <w:iCs/>
+        </w:rPr>
+        <w:t>odels</w:t>
+      </w:r>
+      <w:proofErr w:type="spellEnd"/>
+      <w:r>
+        <w:rPr>
+          <w:rFonts w:ascii="Times New Roman" w:eastAsia="Times New Roman" w:hAnsi="Times New Roman" w:cs="Times New Roman"/>
+        </w:rPr>
+        <w:t xml:space="preserve"> </w:t>
+      </w:r>
+      <w:r>
+        <w:rPr>
+          <w:rFonts w:ascii="Times New Roman" w:eastAsia="Times New Roman" w:hAnsi="Times New Roman" w:cs="Times New Roman"/>
+        </w:rPr>
+        <w:t xml:space="preserve">ou </w:t>
+      </w:r>
+      <w:r>
+        <w:rPr>
+          <w:rFonts w:ascii="Times New Roman" w:eastAsia="Times New Roman" w:hAnsi="Times New Roman" w:cs="Times New Roman"/>
+        </w:rPr>
+        <w:t xml:space="preserve">FSPM) </w:t>
+      </w:r>
+      <w:r>
+        <w:rPr>
+          <w:rFonts w:ascii="Times New Roman" w:eastAsia="Times New Roman" w:hAnsi="Times New Roman" w:cs="Times New Roman"/>
+        </w:rPr>
+        <w:t xml:space="preserve">sont </w:t>
+      </w:r>
+      <w:r>
+        <w:rPr>
+          <w:rFonts w:ascii="Times New Roman" w:eastAsia="Times New Roman" w:hAnsi="Times New Roman" w:cs="Times New Roman"/>
+        </w:rPr>
+        <w:t>des modèles 3D</w:t>
+      </w:r>
+      <w:r>
+        <w:rPr>
+          <w:rFonts w:ascii="Times New Roman" w:eastAsia="Times New Roman" w:hAnsi="Times New Roman" w:cs="Times New Roman"/>
+        </w:rPr>
+        <w:t xml:space="preserve"> </w:t>
+      </w:r>
+      <w:r>
+        <w:rPr>
+          <w:rFonts w:ascii="Times New Roman" w:eastAsia="Times New Roman" w:hAnsi="Times New Roman" w:cs="Times New Roman"/>
+        </w:rPr>
+        <w:t>stochastiques</w:t>
+      </w:r>
+      <w:r>
+        <w:rPr>
+          <w:rFonts w:ascii="Times New Roman" w:eastAsia="Times New Roman" w:hAnsi="Times New Roman" w:cs="Times New Roman"/>
+        </w:rPr>
+        <w:t xml:space="preserve"> </w:t>
+      </w:r>
+      <w:r>
+        <w:rPr>
+          <w:rFonts w:ascii="Times New Roman" w:eastAsia="Times New Roman" w:hAnsi="Times New Roman" w:cs="Times New Roman"/>
+        </w:rPr>
+        <w:t>qui</w:t>
+      </w:r>
+      <w:r>
+        <w:rPr>
+          <w:rFonts w:ascii="Times New Roman" w:eastAsia="Times New Roman" w:hAnsi="Times New Roman" w:cs="Times New Roman"/>
+        </w:rPr>
+        <w:t xml:space="preserve"> simule</w:t>
+      </w:r>
+      <w:r>
+        <w:rPr>
+          <w:rFonts w:ascii="Times New Roman" w:eastAsia="Times New Roman" w:hAnsi="Times New Roman" w:cs="Times New Roman"/>
+        </w:rPr>
+        <w:t>nt</w:t>
+      </w:r>
+      <w:r>
+        <w:rPr>
+          <w:rFonts w:ascii="Times New Roman" w:eastAsia="Times New Roman" w:hAnsi="Times New Roman" w:cs="Times New Roman"/>
+        </w:rPr>
+        <w:t xml:space="preserve"> la croissance et le développement des plantes à l’échelle de l’organe</w:t>
+      </w:r>
+      <w:r>
+        <w:rPr>
+          <w:rFonts w:ascii="Times New Roman" w:eastAsia="Times New Roman" w:hAnsi="Times New Roman" w:cs="Times New Roman"/>
+        </w:rPr>
+        <w:t xml:space="preserve">, comme la </w:t>
+      </w:r>
+      <w:r>
+        <w:rPr>
+          <w:rFonts w:ascii="Times New Roman" w:eastAsia="Times New Roman" w:hAnsi="Times New Roman" w:cs="Times New Roman"/>
+        </w:rPr>
+        <w:t>feuille</w:t>
+      </w:r>
+      <w:r>
+        <w:rPr>
+          <w:rFonts w:ascii="Times New Roman" w:eastAsia="Times New Roman" w:hAnsi="Times New Roman" w:cs="Times New Roman"/>
+        </w:rPr>
+        <w:t xml:space="preserve"> et l’entrenœud</w:t>
+      </w:r>
+      <w:r>
+        <w:rPr>
+          <w:rFonts w:ascii="Times New Roman" w:eastAsia="Times New Roman" w:hAnsi="Times New Roman" w:cs="Times New Roman"/>
+        </w:rPr>
+        <w:t xml:space="preserve"> </w:t>
+      </w:r>
+      <w:r>
+        <w:rPr>
+          <w:rFonts w:ascii="Times New Roman" w:eastAsia="Times New Roman" w:hAnsi="Times New Roman" w:cs="Times New Roman"/>
+        </w:rPr>
+        <w:t>(</w:t>
+      </w:r>
+      <w:proofErr w:type="spellStart"/>
+      <w:r>
+        <w:rPr>
+          <w:rFonts w:ascii="Times New Roman" w:eastAsia="Times New Roman" w:hAnsi="Times New Roman" w:cs="Times New Roman"/>
+        </w:rPr>
+        <w:t>Louarn</w:t>
+      </w:r>
+      <w:proofErr w:type="spellEnd"/>
+      <w:r>
+        <w:rPr>
+          <w:rFonts w:ascii="Times New Roman" w:eastAsia="Times New Roman" w:hAnsi="Times New Roman" w:cs="Times New Roman"/>
+        </w:rPr>
+        <w:t xml:space="preserve"> and Song, 2020</w:t>
+      </w:r>
+      <w:r>
+        <w:rPr>
+          <w:rFonts w:ascii="Times New Roman" w:eastAsia="Times New Roman" w:hAnsi="Times New Roman" w:cs="Times New Roman"/>
+        </w:rPr>
+        <w:t>)</w:t>
+      </w:r>
+      <w:r>
+        <w:rPr>
+          <w:rFonts w:ascii="Times New Roman" w:eastAsia="Times New Roman" w:hAnsi="Times New Roman" w:cs="Times New Roman"/>
+        </w:rPr>
+        <w:t>.</w:t>
+      </w:r>
+      <w:r>
+        <w:rPr>
+          <w:rFonts w:ascii="Times New Roman" w:eastAsia="Times New Roman" w:hAnsi="Times New Roman" w:cs="Times New Roman"/>
+        </w:rPr>
+        <w:t xml:space="preserve"> </w:t>
+      </w:r>
+      <w:r>
+        <w:rPr>
+          <w:rFonts w:ascii="Times New Roman" w:eastAsia="Times New Roman" w:hAnsi="Times New Roman" w:cs="Times New Roman"/>
+        </w:rPr>
+        <w:t xml:space="preserve">Ils considèrent </w:t>
+      </w:r>
+      <w:r>
+        <w:rPr>
+          <w:rFonts w:ascii="Times New Roman" w:eastAsia="Times New Roman" w:hAnsi="Times New Roman" w:cs="Times New Roman"/>
+        </w:rPr>
+        <w:t>l’architecture</w:t>
+      </w:r>
+      <w:r>
+        <w:rPr>
+          <w:rFonts w:ascii="Times New Roman" w:eastAsia="Times New Roman" w:hAnsi="Times New Roman" w:cs="Times New Roman"/>
+        </w:rPr>
+        <w:t xml:space="preserve"> </w:t>
+      </w:r>
+      <w:r>
+        <w:rPr>
+          <w:rFonts w:ascii="Times New Roman" w:eastAsia="Times New Roman" w:hAnsi="Times New Roman" w:cs="Times New Roman"/>
+        </w:rPr>
+        <w:t>des plantes</w:t>
+      </w:r>
+      <w:r>
+        <w:rPr>
+          <w:rFonts w:ascii="Times New Roman" w:eastAsia="Times New Roman" w:hAnsi="Times New Roman" w:cs="Times New Roman"/>
+        </w:rPr>
+        <w:t>, c’est</w:t>
+      </w:r>
+      <w:r>
+        <w:rPr>
+          <w:rFonts w:ascii="Times New Roman" w:eastAsia="Times New Roman" w:hAnsi="Times New Roman" w:cs="Times New Roman"/>
+        </w:rPr>
+        <w:t>-</w:t>
+      </w:r>
+      <w:r>
+        <w:rPr>
+          <w:rFonts w:ascii="Times New Roman" w:eastAsia="Times New Roman" w:hAnsi="Times New Roman" w:cs="Times New Roman"/>
+        </w:rPr>
+        <w:t>à</w:t>
+      </w:r>
+      <w:r>
+        <w:rPr>
+          <w:rFonts w:ascii="Times New Roman" w:eastAsia="Times New Roman" w:hAnsi="Times New Roman" w:cs="Times New Roman"/>
+        </w:rPr>
+        <w:t>-</w:t>
+      </w:r>
+      <w:r>
+        <w:rPr>
+          <w:rFonts w:ascii="Times New Roman" w:eastAsia="Times New Roman" w:hAnsi="Times New Roman" w:cs="Times New Roman"/>
+        </w:rPr>
+        <w:t xml:space="preserve">dire </w:t>
+      </w:r>
+      <w:r>
+        <w:rPr>
+          <w:rFonts w:ascii="Times New Roman" w:eastAsia="Times New Roman" w:hAnsi="Times New Roman" w:cs="Times New Roman"/>
+        </w:rPr>
+        <w:t>leur</w:t>
+      </w:r>
+      <w:r>
+        <w:rPr>
+          <w:rFonts w:ascii="Times New Roman" w:eastAsia="Times New Roman" w:hAnsi="Times New Roman" w:cs="Times New Roman"/>
+        </w:rPr>
+        <w:t xml:space="preserve"> topologie</w:t>
+      </w:r>
+      <w:r>
+        <w:rPr>
+          <w:rFonts w:ascii="Times New Roman" w:eastAsia="Times New Roman" w:hAnsi="Times New Roman" w:cs="Times New Roman"/>
+        </w:rPr>
+        <w:t>,</w:t>
+      </w:r>
+      <w:r>
+        <w:rPr>
+          <w:rFonts w:ascii="Times New Roman" w:eastAsia="Times New Roman" w:hAnsi="Times New Roman" w:cs="Times New Roman"/>
+        </w:rPr>
+        <w:t xml:space="preserve"> l</w:t>
+      </w:r>
+      <w:r>
+        <w:rPr>
+          <w:rFonts w:ascii="Times New Roman" w:eastAsia="Times New Roman" w:hAnsi="Times New Roman" w:cs="Times New Roman"/>
+        </w:rPr>
+        <w:t>eur</w:t>
+      </w:r>
+      <w:r>
+        <w:rPr>
+          <w:rFonts w:ascii="Times New Roman" w:eastAsia="Times New Roman" w:hAnsi="Times New Roman" w:cs="Times New Roman"/>
+        </w:rPr>
+        <w:t xml:space="preserve"> géométrie</w:t>
+      </w:r>
+      <w:r>
+        <w:rPr>
+          <w:rFonts w:ascii="Times New Roman" w:eastAsia="Times New Roman" w:hAnsi="Times New Roman" w:cs="Times New Roman"/>
+        </w:rPr>
+        <w:t xml:space="preserve"> </w:t>
+      </w:r>
+      <w:r>
+        <w:rPr>
+          <w:rFonts w:ascii="Times New Roman" w:eastAsia="Times New Roman" w:hAnsi="Times New Roman" w:cs="Times New Roman"/>
+        </w:rPr>
+        <w:t>et l</w:t>
+      </w:r>
+      <w:r>
+        <w:rPr>
+          <w:rFonts w:ascii="Times New Roman" w:eastAsia="Times New Roman" w:hAnsi="Times New Roman" w:cs="Times New Roman"/>
+        </w:rPr>
+        <w:t>eur</w:t>
+      </w:r>
+      <w:r>
+        <w:rPr>
+          <w:rFonts w:ascii="Times New Roman" w:eastAsia="Times New Roman" w:hAnsi="Times New Roman" w:cs="Times New Roman"/>
+        </w:rPr>
+        <w:t xml:space="preserve"> </w:t>
+      </w:r>
+      <w:r>
+        <w:rPr>
+          <w:rFonts w:ascii="Times New Roman" w:eastAsia="Times New Roman" w:hAnsi="Times New Roman" w:cs="Times New Roman"/>
+        </w:rPr>
+        <w:t>développement</w:t>
+      </w:r>
+      <w:r>
+        <w:rPr>
+          <w:rFonts w:ascii="Times New Roman" w:eastAsia="Times New Roman" w:hAnsi="Times New Roman" w:cs="Times New Roman"/>
+        </w:rPr>
+        <w:t xml:space="preserve">, et </w:t>
+      </w:r>
+      <w:r>
+        <w:rPr>
+          <w:rFonts w:ascii="Times New Roman" w:eastAsia="Times New Roman" w:hAnsi="Times New Roman" w:cs="Times New Roman"/>
+        </w:rPr>
+        <w:t xml:space="preserve">il est possible de </w:t>
+      </w:r>
+      <w:r>
+        <w:rPr>
+          <w:rFonts w:ascii="Times New Roman" w:eastAsia="Times New Roman" w:hAnsi="Times New Roman" w:cs="Times New Roman"/>
+        </w:rPr>
+        <w:t>calcule</w:t>
+      </w:r>
+      <w:r>
+        <w:rPr>
+          <w:rFonts w:ascii="Times New Roman" w:eastAsia="Times New Roman" w:hAnsi="Times New Roman" w:cs="Times New Roman"/>
+        </w:rPr>
+        <w:t>r</w:t>
+      </w:r>
+      <w:r>
+        <w:rPr>
+          <w:rFonts w:ascii="Times New Roman" w:eastAsia="Times New Roman" w:hAnsi="Times New Roman" w:cs="Times New Roman"/>
+        </w:rPr>
+        <w:t xml:space="preserve"> </w:t>
+      </w:r>
+      <w:r>
+        <w:rPr>
+          <w:rFonts w:ascii="Times New Roman" w:eastAsia="Times New Roman" w:hAnsi="Times New Roman" w:cs="Times New Roman"/>
+        </w:rPr>
+        <w:t>d</w:t>
+      </w:r>
+      <w:r>
+        <w:rPr>
+          <w:rFonts w:ascii="Times New Roman" w:eastAsia="Times New Roman" w:hAnsi="Times New Roman" w:cs="Times New Roman"/>
+        </w:rPr>
+        <w:t xml:space="preserve">es processus physiologiques sur cette </w:t>
+      </w:r>
+      <w:r>
+        <w:rPr>
+          <w:rFonts w:ascii="Times New Roman" w:eastAsia="Times New Roman" w:hAnsi="Times New Roman" w:cs="Times New Roman"/>
+        </w:rPr>
+        <w:lastRenderedPageBreak/>
+        <w:t>architecture</w:t>
+      </w:r>
+      <w:r>
+        <w:rPr>
+          <w:rFonts w:ascii="Times New Roman" w:eastAsia="Times New Roman" w:hAnsi="Times New Roman" w:cs="Times New Roman"/>
+        </w:rPr>
+        <w:t xml:space="preserve">, en </w:t>
+      </w:r>
+      <w:r>
+        <w:rPr>
+          <w:rFonts w:ascii="Times New Roman" w:eastAsia="Times New Roman" w:hAnsi="Times New Roman" w:cs="Times New Roman"/>
+        </w:rPr>
+        <w:t>représentant explicitement</w:t>
+      </w:r>
+      <w:r>
+        <w:rPr>
+          <w:rFonts w:ascii="Times New Roman" w:eastAsia="Times New Roman" w:hAnsi="Times New Roman" w:cs="Times New Roman"/>
+        </w:rPr>
+        <w:t xml:space="preserve"> les organes</w:t>
+      </w:r>
+      <w:r>
+        <w:rPr>
+          <w:rFonts w:ascii="Times New Roman" w:eastAsia="Times New Roman" w:hAnsi="Times New Roman" w:cs="Times New Roman"/>
+        </w:rPr>
+        <w:t>.</w:t>
+      </w:r>
+      <w:r>
+        <w:rPr>
+          <w:rFonts w:ascii="Times New Roman" w:eastAsia="Times New Roman" w:hAnsi="Times New Roman" w:cs="Times New Roman"/>
+        </w:rPr>
+        <w:t xml:space="preserve"> </w:t>
+      </w:r>
+      <w:r>
+        <w:rPr>
+          <w:rFonts w:ascii="Times New Roman" w:eastAsia="Times New Roman" w:hAnsi="Times New Roman" w:cs="Times New Roman"/>
+        </w:rPr>
+        <w:t>P</w:t>
+      </w:r>
+      <w:r>
+        <w:rPr>
+          <w:rFonts w:ascii="Times New Roman" w:eastAsia="Times New Roman" w:hAnsi="Times New Roman" w:cs="Times New Roman"/>
+        </w:rPr>
+        <w:t>ar</w:t>
+      </w:r>
+      <w:r>
+        <w:rPr>
+          <w:rFonts w:ascii="Times New Roman" w:eastAsia="Times New Roman" w:hAnsi="Times New Roman" w:cs="Times New Roman"/>
+        </w:rPr>
+        <w:t xml:space="preserve"> exemple, </w:t>
+      </w:r>
+      <w:r>
+        <w:rPr>
+          <w:rFonts w:ascii="Times New Roman" w:eastAsia="Times New Roman" w:hAnsi="Times New Roman" w:cs="Times New Roman"/>
+        </w:rPr>
+        <w:t xml:space="preserve">chaque organe peut avoir une demande et donc une allocation différente en </w:t>
+      </w:r>
+      <w:r>
+        <w:rPr>
+          <w:rFonts w:ascii="Times New Roman" w:eastAsia="Times New Roman" w:hAnsi="Times New Roman" w:cs="Times New Roman"/>
+        </w:rPr>
+        <w:t>azote en fonction de son stade de développement</w:t>
+      </w:r>
+      <w:r>
+        <w:rPr>
+          <w:rFonts w:ascii="Times New Roman" w:eastAsia="Times New Roman" w:hAnsi="Times New Roman" w:cs="Times New Roman"/>
+        </w:rPr>
+        <w:t>.</w:t>
+      </w:r>
+      <w:r>
+        <w:rPr>
+          <w:rFonts w:ascii="Times New Roman" w:eastAsia="Times New Roman" w:hAnsi="Times New Roman" w:cs="Times New Roman"/>
+        </w:rPr>
+        <w:t xml:space="preserve"> </w:t>
+      </w:r>
+      <w:r>
+        <w:rPr>
+          <w:rFonts w:ascii="Times New Roman" w:eastAsia="Times New Roman" w:hAnsi="Times New Roman" w:cs="Times New Roman"/>
+        </w:rPr>
+        <w:t>Il est possible d’introduire de la variabilité afin d’obtenir des individus uniques.</w:t>
+      </w:r>
+    </w:p>
+    <w:p>
+      <w:pPr>
+        <w:jc w:val="both"/>
+        <w:rPr>
+          <w:rFonts w:ascii="Times New Roman" w:eastAsia="Times New Roman" w:hAnsi="Times New Roman" w:cs="Times New Roman"/>
+        </w:rPr>
+      </w:pPr>
+      <w:r>
+        <w:rPr>
+          <w:rFonts w:ascii="Times New Roman" w:eastAsia="Times New Roman" w:hAnsi="Times New Roman" w:cs="Times New Roman"/>
+        </w:rPr>
+        <w:t xml:space="preserve">Il existe un continuum </w:t>
+      </w:r>
+      <w:r>
+        <w:rPr>
+          <w:rFonts w:ascii="Times New Roman" w:eastAsia="Times New Roman" w:hAnsi="Times New Roman" w:cs="Times New Roman"/>
+        </w:rPr>
+        <w:t>dans les types de FSPM,</w:t>
+      </w:r>
+      <w:r>
+        <w:rPr>
+          <w:rFonts w:ascii="Times New Roman" w:eastAsia="Times New Roman" w:hAnsi="Times New Roman" w:cs="Times New Roman"/>
+        </w:rPr>
+        <w:t xml:space="preserve"> allant de</w:t>
+      </w:r>
+      <w:r>
+        <w:rPr>
+          <w:rFonts w:ascii="Times New Roman" w:eastAsia="Times New Roman" w:hAnsi="Times New Roman" w:cs="Times New Roman"/>
+        </w:rPr>
+        <w:t xml:space="preserve"> </w:t>
+      </w:r>
+      <w:r>
+        <w:rPr>
+          <w:rFonts w:ascii="Times New Roman" w:eastAsia="Times New Roman" w:hAnsi="Times New Roman" w:cs="Times New Roman"/>
+        </w:rPr>
+        <w:t xml:space="preserve">modèles purement paramétriques </w:t>
+      </w:r>
+      <w:r>
+        <w:rPr>
+          <w:rFonts w:ascii="Times New Roman" w:eastAsia="Times New Roman" w:hAnsi="Times New Roman" w:cs="Times New Roman"/>
+        </w:rPr>
+        <w:t xml:space="preserve">à des </w:t>
+      </w:r>
+      <w:r>
+        <w:rPr>
+          <w:rFonts w:ascii="Times New Roman" w:eastAsia="Times New Roman" w:hAnsi="Times New Roman" w:cs="Times New Roman"/>
+        </w:rPr>
+        <w:t>modèles mécanistes fonctionnels</w:t>
+      </w:r>
+      <w:r>
+        <w:rPr>
+          <w:rFonts w:ascii="Times New Roman" w:eastAsia="Times New Roman" w:hAnsi="Times New Roman" w:cs="Times New Roman"/>
+        </w:rPr>
+        <w:t>.</w:t>
+      </w:r>
+      <w:r>
+        <w:rPr>
+          <w:rFonts w:ascii="Times New Roman" w:eastAsia="Times New Roman" w:hAnsi="Times New Roman" w:cs="Times New Roman"/>
+        </w:rPr>
+        <w:t xml:space="preserve"> </w:t>
+      </w:r>
+      <w:r>
+        <w:rPr>
+          <w:rFonts w:ascii="Times New Roman" w:eastAsia="Times New Roman" w:hAnsi="Times New Roman" w:cs="Times New Roman"/>
+        </w:rPr>
+        <w:t>D’une part, l</w:t>
+      </w:r>
+      <w:r>
+        <w:rPr>
+          <w:rFonts w:ascii="Times New Roman" w:eastAsia="Times New Roman" w:hAnsi="Times New Roman" w:cs="Times New Roman"/>
+        </w:rPr>
+        <w:t>es modèles paramétriques</w:t>
+      </w:r>
+      <w:r>
+        <w:rPr>
+          <w:rFonts w:ascii="Times New Roman" w:eastAsia="Times New Roman" w:hAnsi="Times New Roman" w:cs="Times New Roman"/>
+        </w:rPr>
+        <w:t>,</w:t>
+      </w:r>
+      <w:r>
+        <w:rPr>
+          <w:rFonts w:ascii="Times New Roman" w:eastAsia="Times New Roman" w:hAnsi="Times New Roman" w:cs="Times New Roman"/>
+        </w:rPr>
+        <w:t xml:space="preserve"> comme</w:t>
+      </w:r>
+      <w:r>
+        <w:rPr>
+          <w:rFonts w:ascii="Times New Roman" w:eastAsia="Times New Roman" w:hAnsi="Times New Roman" w:cs="Times New Roman"/>
+        </w:rPr>
+        <w:t xml:space="preserve"> Weber et Penn (1</w:t>
+      </w:r>
+      <w:r>
+        <w:rPr>
+          <w:rFonts w:ascii="Times New Roman" w:eastAsia="Times New Roman" w:hAnsi="Times New Roman" w:cs="Times New Roman"/>
+        </w:rPr>
+        <w:t>995)</w:t>
+      </w:r>
+      <w:r>
+        <w:rPr>
+          <w:rFonts w:ascii="Times New Roman" w:eastAsia="Times New Roman" w:hAnsi="Times New Roman" w:cs="Times New Roman"/>
+        </w:rPr>
+        <w:t xml:space="preserve"> pour les arbres</w:t>
+      </w:r>
+      <w:r>
+        <w:rPr>
+          <w:rFonts w:ascii="Times New Roman" w:eastAsia="Times New Roman" w:hAnsi="Times New Roman" w:cs="Times New Roman"/>
+        </w:rPr>
+        <w:t>,</w:t>
+      </w:r>
+      <w:r>
+        <w:rPr>
+          <w:rFonts w:ascii="Times New Roman" w:eastAsia="Times New Roman" w:hAnsi="Times New Roman" w:cs="Times New Roman"/>
+        </w:rPr>
+        <w:t xml:space="preserve"> ADEL </w:t>
+      </w:r>
+      <w:r>
+        <w:rPr>
+          <w:rFonts w:ascii="Times New Roman" w:eastAsia="Times New Roman" w:hAnsi="Times New Roman" w:cs="Times New Roman"/>
+        </w:rPr>
+        <w:t>(Fournier et al., 2003)</w:t>
+      </w:r>
+      <w:r>
+        <w:rPr>
+          <w:rFonts w:ascii="Times New Roman" w:eastAsia="Times New Roman" w:hAnsi="Times New Roman" w:cs="Times New Roman"/>
+        </w:rPr>
+        <w:t xml:space="preserve"> </w:t>
+      </w:r>
+      <w:r>
+        <w:rPr>
+          <w:rFonts w:ascii="Times New Roman" w:eastAsia="Times New Roman" w:hAnsi="Times New Roman" w:cs="Times New Roman"/>
+        </w:rPr>
+        <w:t>pour les graminées, e</w:t>
+      </w:r>
+      <w:r>
+        <w:rPr>
+          <w:rFonts w:ascii="Times New Roman" w:eastAsia="Times New Roman" w:hAnsi="Times New Roman" w:cs="Times New Roman"/>
+        </w:rPr>
+        <w:t xml:space="preserve">t </w:t>
+      </w:r>
+      <w:proofErr w:type="spellStart"/>
+      <w:r>
+        <w:rPr>
+          <w:rFonts w:ascii="Times New Roman" w:eastAsia="Times New Roman" w:hAnsi="Times New Roman" w:cs="Times New Roman"/>
+        </w:rPr>
+        <w:t>ArchiSimple</w:t>
+      </w:r>
+      <w:proofErr w:type="spellEnd"/>
+      <w:r>
+        <w:rPr>
+          <w:rFonts w:ascii="Times New Roman" w:eastAsia="Times New Roman" w:hAnsi="Times New Roman" w:cs="Times New Roman"/>
+        </w:rPr>
+        <w:t xml:space="preserve"> (</w:t>
+      </w:r>
+      <w:r>
+        <w:rPr>
+          <w:rFonts w:ascii="Times New Roman" w:eastAsia="Times New Roman" w:hAnsi="Times New Roman" w:cs="Times New Roman"/>
+        </w:rPr>
+        <w:t>Pagès et al., 2012)</w:t>
+      </w:r>
+      <w:r>
+        <w:rPr>
+          <w:rFonts w:ascii="Times New Roman" w:eastAsia="Times New Roman" w:hAnsi="Times New Roman" w:cs="Times New Roman"/>
+        </w:rPr>
+        <w:t xml:space="preserve"> et </w:t>
+      </w:r>
+      <w:proofErr w:type="spellStart"/>
+      <w:r>
+        <w:rPr>
+          <w:rFonts w:ascii="Times New Roman" w:eastAsia="Times New Roman" w:hAnsi="Times New Roman" w:cs="Times New Roman"/>
+        </w:rPr>
+        <w:t>OpenSimRoot</w:t>
+      </w:r>
+      <w:proofErr w:type="spellEnd"/>
+      <w:r>
+        <w:rPr>
+          <w:rFonts w:ascii="Times New Roman" w:eastAsia="Times New Roman" w:hAnsi="Times New Roman" w:cs="Times New Roman"/>
+        </w:rPr>
+        <w:t xml:space="preserve"> (</w:t>
+      </w:r>
+      <w:proofErr w:type="spellStart"/>
+      <w:r>
+        <w:rPr>
+          <w:rFonts w:ascii="Times New Roman" w:eastAsia="Times New Roman" w:hAnsi="Times New Roman" w:cs="Times New Roman"/>
+        </w:rPr>
+        <w:t>Postma</w:t>
+      </w:r>
+      <w:proofErr w:type="spellEnd"/>
+      <w:r>
+        <w:rPr>
+          <w:rFonts w:ascii="Times New Roman" w:eastAsia="Times New Roman" w:hAnsi="Times New Roman" w:cs="Times New Roman"/>
+        </w:rPr>
+        <w:t xml:space="preserve"> et al., 2017) pour les racines</w:t>
+      </w:r>
+      <w:r>
+        <w:rPr>
+          <w:rFonts w:ascii="Times New Roman" w:eastAsia="Times New Roman" w:hAnsi="Times New Roman" w:cs="Times New Roman"/>
+        </w:rPr>
+        <w:t>,</w:t>
+      </w:r>
+      <w:r>
+        <w:rPr>
+          <w:rFonts w:ascii="Times New Roman" w:eastAsia="Times New Roman" w:hAnsi="Times New Roman" w:cs="Times New Roman"/>
+        </w:rPr>
+        <w:t xml:space="preserve"> </w:t>
+      </w:r>
+      <w:r>
+        <w:rPr>
+          <w:rFonts w:ascii="Times New Roman" w:eastAsia="Times New Roman" w:hAnsi="Times New Roman" w:cs="Times New Roman"/>
+        </w:rPr>
+        <w:t>permettent</w:t>
+      </w:r>
+      <w:r>
+        <w:rPr>
+          <w:rFonts w:ascii="Times New Roman" w:eastAsia="Times New Roman" w:hAnsi="Times New Roman" w:cs="Times New Roman"/>
+        </w:rPr>
+        <w:t xml:space="preserve"> de reconstruire </w:t>
+      </w:r>
+      <w:r>
+        <w:rPr>
+          <w:rFonts w:ascii="Times New Roman" w:eastAsia="Times New Roman" w:hAnsi="Times New Roman" w:cs="Times New Roman"/>
+        </w:rPr>
+        <w:t>l’</w:t>
+      </w:r>
+      <w:r>
+        <w:rPr>
+          <w:rFonts w:ascii="Times New Roman" w:eastAsia="Times New Roman" w:hAnsi="Times New Roman" w:cs="Times New Roman"/>
+        </w:rPr>
+        <w:t>architecture</w:t>
+      </w:r>
+      <w:r>
+        <w:rPr>
+          <w:rFonts w:ascii="Times New Roman" w:eastAsia="Times New Roman" w:hAnsi="Times New Roman" w:cs="Times New Roman"/>
+        </w:rPr>
+        <w:t xml:space="preserve"> d’une plante potentielle</w:t>
+      </w:r>
+      <w:r>
+        <w:rPr>
+          <w:rFonts w:ascii="Times New Roman" w:eastAsia="Times New Roman" w:hAnsi="Times New Roman" w:cs="Times New Roman"/>
+        </w:rPr>
+        <w:t xml:space="preserve"> à partir de paramètres souvent issus de mesures</w:t>
+      </w:r>
+      <w:r>
+        <w:rPr>
+          <w:rFonts w:ascii="Times New Roman" w:eastAsia="Times New Roman" w:hAnsi="Times New Roman" w:cs="Times New Roman"/>
+        </w:rPr>
+        <w:t xml:space="preserve">. D’autre part, </w:t>
+      </w:r>
+      <w:r>
+        <w:rPr>
+          <w:rFonts w:ascii="Times New Roman" w:eastAsia="Times New Roman" w:hAnsi="Times New Roman" w:cs="Times New Roman"/>
+        </w:rPr>
+        <w:t xml:space="preserve">les </w:t>
+      </w:r>
+      <w:r>
+        <w:rPr>
+          <w:rFonts w:ascii="Times New Roman" w:eastAsia="Times New Roman" w:hAnsi="Times New Roman" w:cs="Times New Roman"/>
+        </w:rPr>
+        <w:t xml:space="preserve">modèles </w:t>
+      </w:r>
+      <w:r>
+        <w:rPr>
+          <w:rFonts w:ascii="Times New Roman" w:eastAsia="Times New Roman" w:hAnsi="Times New Roman" w:cs="Times New Roman"/>
+        </w:rPr>
+        <w:t>mécanistes</w:t>
+      </w:r>
+      <w:r>
+        <w:rPr>
+          <w:rFonts w:ascii="Times New Roman" w:eastAsia="Times New Roman" w:hAnsi="Times New Roman" w:cs="Times New Roman"/>
+        </w:rPr>
+        <w:t xml:space="preserve"> </w:t>
+      </w:r>
+      <w:r>
+        <w:rPr>
+          <w:rFonts w:ascii="Times New Roman" w:eastAsia="Times New Roman" w:hAnsi="Times New Roman" w:cs="Times New Roman"/>
+        </w:rPr>
+        <w:t>simulent la structure de la plante comme le résultat de son fonctionnement et de son environnement</w:t>
+      </w:r>
+      <w:r>
+        <w:rPr>
+          <w:rFonts w:ascii="Times New Roman" w:eastAsia="Times New Roman" w:hAnsi="Times New Roman" w:cs="Times New Roman"/>
+        </w:rPr>
+        <w:t>, tels que</w:t>
+      </w:r>
+      <w:r>
+        <w:rPr>
+          <w:rFonts w:ascii="Times New Roman" w:eastAsia="Times New Roman" w:hAnsi="Times New Roman" w:cs="Times New Roman"/>
+        </w:rPr>
+        <w:t xml:space="preserve"> SIMBAL</w:t>
+      </w:r>
+      <w:r>
+        <w:rPr>
+          <w:rFonts w:ascii="Times New Roman" w:eastAsia="Times New Roman" w:hAnsi="Times New Roman" w:cs="Times New Roman"/>
+        </w:rPr>
+        <w:t xml:space="preserve"> </w:t>
+      </w:r>
+      <w:proofErr w:type="spellStart"/>
+      <w:r>
+        <w:rPr>
+          <w:rFonts w:ascii="Times New Roman" w:eastAsia="Times New Roman" w:hAnsi="Times New Roman" w:cs="Times New Roman"/>
+        </w:rPr>
+        <w:t>Perthame</w:t>
+      </w:r>
+      <w:proofErr w:type="spellEnd"/>
+      <w:r>
+        <w:rPr>
+          <w:rFonts w:ascii="Times New Roman" w:eastAsia="Times New Roman" w:hAnsi="Times New Roman" w:cs="Times New Roman"/>
+        </w:rPr>
+        <w:t xml:space="preserve"> et al. (2023), où la</w:t>
+      </w:r>
+      <w:r>
+        <w:rPr>
+          <w:rFonts w:ascii="Times New Roman" w:eastAsia="Times New Roman" w:hAnsi="Times New Roman" w:cs="Times New Roman"/>
+        </w:rPr>
+        <w:t xml:space="preserve"> </w:t>
+      </w:r>
+      <w:r>
+        <w:rPr>
+          <w:rFonts w:ascii="Times New Roman" w:eastAsia="Times New Roman" w:hAnsi="Times New Roman" w:cs="Times New Roman"/>
+        </w:rPr>
+        <w:t xml:space="preserve">croissance </w:t>
+      </w:r>
+      <w:r>
+        <w:rPr>
+          <w:rFonts w:ascii="Times New Roman" w:eastAsia="Times New Roman" w:hAnsi="Times New Roman" w:cs="Times New Roman"/>
+        </w:rPr>
+        <w:t xml:space="preserve">est déterminée </w:t>
+      </w:r>
+      <w:r>
+        <w:rPr>
+          <w:rFonts w:ascii="Times New Roman" w:eastAsia="Times New Roman" w:hAnsi="Times New Roman" w:cs="Times New Roman"/>
+        </w:rPr>
+        <w:t xml:space="preserve">par </w:t>
+      </w:r>
+      <w:r>
+        <w:rPr>
+          <w:rFonts w:ascii="Times New Roman" w:eastAsia="Times New Roman" w:hAnsi="Times New Roman" w:cs="Times New Roman"/>
+        </w:rPr>
+        <w:t>les dynamiques</w:t>
+      </w:r>
+      <w:r>
+        <w:rPr>
+          <w:rFonts w:ascii="Times New Roman" w:eastAsia="Times New Roman" w:hAnsi="Times New Roman" w:cs="Times New Roman"/>
+        </w:rPr>
+        <w:t xml:space="preserve"> du</w:t>
+      </w:r>
+      <w:r>
+        <w:rPr>
+          <w:rFonts w:ascii="Times New Roman" w:eastAsia="Times New Roman" w:hAnsi="Times New Roman" w:cs="Times New Roman"/>
+        </w:rPr>
+        <w:t xml:space="preserve"> </w:t>
+      </w:r>
+      <w:r>
+        <w:rPr>
+          <w:rFonts w:ascii="Times New Roman" w:eastAsia="Times New Roman" w:hAnsi="Times New Roman" w:cs="Times New Roman"/>
+        </w:rPr>
+        <w:t xml:space="preserve">carbone et </w:t>
+      </w:r>
+      <w:r>
+        <w:rPr>
+          <w:rFonts w:ascii="Times New Roman" w:eastAsia="Times New Roman" w:hAnsi="Times New Roman" w:cs="Times New Roman"/>
+        </w:rPr>
+        <w:t>de l’</w:t>
+      </w:r>
+      <w:r>
+        <w:rPr>
+          <w:rFonts w:ascii="Times New Roman" w:eastAsia="Times New Roman" w:hAnsi="Times New Roman" w:cs="Times New Roman"/>
+        </w:rPr>
+        <w:t>azote</w:t>
+      </w:r>
+      <w:r>
+        <w:rPr>
+          <w:rFonts w:ascii="Times New Roman" w:eastAsia="Times New Roman" w:hAnsi="Times New Roman" w:cs="Times New Roman"/>
+        </w:rPr>
+        <w:t xml:space="preserve"> dans les parties aériennes et racinaires des mélanges colza-légumineuses</w:t>
+      </w:r>
+      <w:r>
+        <w:rPr>
+          <w:rFonts w:ascii="Times New Roman" w:eastAsia="Times New Roman" w:hAnsi="Times New Roman" w:cs="Times New Roman"/>
+        </w:rPr>
+        <w:t>.</w:t>
+      </w:r>
+      <w:r>
+        <w:rPr>
+          <w:rFonts w:ascii="Times New Roman" w:eastAsia="Times New Roman" w:hAnsi="Times New Roman" w:cs="Times New Roman"/>
+        </w:rPr>
+        <w:t xml:space="preserve"> </w:t>
+      </w:r>
+      <w:r>
+        <w:rPr>
+          <w:rFonts w:ascii="Times New Roman" w:eastAsia="Times New Roman" w:hAnsi="Times New Roman" w:cs="Times New Roman"/>
+        </w:rPr>
+        <w:t>En pratique</w:t>
+      </w:r>
+      <w:r>
+        <w:rPr>
+          <w:rFonts w:ascii="Times New Roman" w:eastAsia="Times New Roman" w:hAnsi="Times New Roman" w:cs="Times New Roman"/>
+        </w:rPr>
+        <w:t>,</w:t>
+      </w:r>
+      <w:r>
+        <w:rPr>
+          <w:rFonts w:ascii="Times New Roman" w:eastAsia="Times New Roman" w:hAnsi="Times New Roman" w:cs="Times New Roman"/>
+        </w:rPr>
+        <w:t xml:space="preserve"> </w:t>
+      </w:r>
+      <w:r>
+        <w:rPr>
+          <w:rFonts w:ascii="Times New Roman" w:eastAsia="Times New Roman" w:hAnsi="Times New Roman" w:cs="Times New Roman"/>
+        </w:rPr>
+        <w:t xml:space="preserve">les modèles fonctionnels </w:t>
+      </w:r>
+      <w:r>
+        <w:rPr>
+          <w:rFonts w:ascii="Times New Roman" w:eastAsia="Times New Roman" w:hAnsi="Times New Roman" w:cs="Times New Roman"/>
+        </w:rPr>
+        <w:t>sont aussi paramétrés</w:t>
+      </w:r>
+      <w:r>
+        <w:rPr>
+          <w:rFonts w:ascii="Times New Roman" w:eastAsia="Times New Roman" w:hAnsi="Times New Roman" w:cs="Times New Roman"/>
+        </w:rPr>
+        <w:t>,</w:t>
+      </w:r>
+      <w:r>
+        <w:rPr>
+          <w:rFonts w:ascii="Times New Roman" w:eastAsia="Times New Roman" w:hAnsi="Times New Roman" w:cs="Times New Roman"/>
+        </w:rPr>
+        <w:t xml:space="preserve"> </w:t>
+      </w:r>
+      <w:r>
+        <w:rPr>
+          <w:rFonts w:ascii="Times New Roman" w:eastAsia="Times New Roman" w:hAnsi="Times New Roman" w:cs="Times New Roman"/>
+        </w:rPr>
+        <w:t xml:space="preserve">notamment </w:t>
+      </w:r>
+      <w:r>
+        <w:rPr>
+          <w:rFonts w:ascii="Times New Roman" w:eastAsia="Times New Roman" w:hAnsi="Times New Roman" w:cs="Times New Roman"/>
+        </w:rPr>
+        <w:t>pour</w:t>
+      </w:r>
+      <w:r>
+        <w:rPr>
+          <w:rFonts w:ascii="Times New Roman" w:eastAsia="Times New Roman" w:hAnsi="Times New Roman" w:cs="Times New Roman"/>
+        </w:rPr>
+        <w:t xml:space="preserve"> la mise en place de </w:t>
+      </w:r>
+      <w:r>
+        <w:rPr>
+          <w:rFonts w:ascii="Times New Roman" w:eastAsia="Times New Roman" w:hAnsi="Times New Roman" w:cs="Times New Roman"/>
+        </w:rPr>
+        <w:t>l’archi</w:t>
+      </w:r>
+      <w:r>
+        <w:rPr>
+          <w:rFonts w:ascii="Times New Roman" w:eastAsia="Times New Roman" w:hAnsi="Times New Roman" w:cs="Times New Roman"/>
+        </w:rPr>
+        <w:t>tecture</w:t>
+      </w:r>
+      <w:r>
+        <w:rPr>
+          <w:rFonts w:ascii="Times New Roman" w:eastAsia="Times New Roman" w:hAnsi="Times New Roman" w:cs="Times New Roman"/>
+        </w:rPr>
+        <w:t>,</w:t>
+      </w:r>
+      <w:r>
+        <w:rPr>
+          <w:rFonts w:ascii="Times New Roman" w:eastAsia="Times New Roman" w:hAnsi="Times New Roman" w:cs="Times New Roman"/>
+        </w:rPr>
+        <w:t xml:space="preserve"> et les </w:t>
+      </w:r>
+      <w:r>
+        <w:rPr>
+          <w:rFonts w:ascii="Times New Roman" w:eastAsia="Times New Roman" w:hAnsi="Times New Roman" w:cs="Times New Roman"/>
+        </w:rPr>
+        <w:t xml:space="preserve">modèles </w:t>
+      </w:r>
+      <w:r>
+        <w:rPr>
+          <w:rFonts w:ascii="Times New Roman" w:eastAsia="Times New Roman" w:hAnsi="Times New Roman" w:cs="Times New Roman"/>
+        </w:rPr>
+        <w:t>purement</w:t>
+      </w:r>
+      <w:r>
+        <w:rPr>
+          <w:rFonts w:ascii="Times New Roman" w:eastAsia="Times New Roman" w:hAnsi="Times New Roman" w:cs="Times New Roman"/>
+        </w:rPr>
+        <w:t xml:space="preserve"> paramétriques </w:t>
+      </w:r>
+      <w:r>
+        <w:rPr>
+          <w:rFonts w:ascii="Times New Roman" w:eastAsia="Times New Roman" w:hAnsi="Times New Roman" w:cs="Times New Roman"/>
+        </w:rPr>
+        <w:t>sont</w:t>
+      </w:r>
+      <w:r>
+        <w:rPr>
+          <w:rFonts w:ascii="Times New Roman" w:eastAsia="Times New Roman" w:hAnsi="Times New Roman" w:cs="Times New Roman"/>
+        </w:rPr>
+        <w:t xml:space="preserve"> </w:t>
+      </w:r>
+      <w:r>
+        <w:rPr>
+          <w:rFonts w:ascii="Times New Roman" w:eastAsia="Times New Roman" w:hAnsi="Times New Roman" w:cs="Times New Roman"/>
+        </w:rPr>
+        <w:t>souvent</w:t>
+      </w:r>
+      <w:r>
+        <w:rPr>
+          <w:rFonts w:ascii="Times New Roman" w:eastAsia="Times New Roman" w:hAnsi="Times New Roman" w:cs="Times New Roman"/>
+        </w:rPr>
+        <w:t xml:space="preserve"> couplés avec d’autres modèles pour ajouter de la fonction.</w:t>
+      </w:r>
+      <w:r>
+        <w:rPr>
+          <w:rFonts w:ascii="Times New Roman" w:eastAsia="Times New Roman" w:hAnsi="Times New Roman" w:cs="Times New Roman"/>
+        </w:rPr>
+        <w:t xml:space="preserve"> </w:t>
+      </w:r>
+    </w:p>
+    <w:p>
+      <w:pPr>
+        <w:jc w:val="both"/>
+        <w:rPr>
+          <w:rFonts w:ascii="Times New Roman" w:eastAsia="Times New Roman" w:hAnsi="Times New Roman" w:cs="Times New Roman"/>
+        </w:rPr>
+      </w:pPr>
+      <w:r>
+        <w:rPr>
+          <w:rFonts w:ascii="Times New Roman" w:eastAsia="Times New Roman" w:hAnsi="Times New Roman" w:cs="Times New Roman"/>
+        </w:rPr>
+        <w:t>On recense</w:t>
+      </w:r>
+      <w:r>
+        <w:rPr>
+          <w:rFonts w:ascii="Times New Roman" w:eastAsia="Times New Roman" w:hAnsi="Times New Roman" w:cs="Times New Roman"/>
+        </w:rPr>
+        <w:t xml:space="preserve"> plusieurs applications de</w:t>
+      </w:r>
+      <w:r>
+        <w:rPr>
+          <w:rFonts w:ascii="Times New Roman" w:eastAsia="Times New Roman" w:hAnsi="Times New Roman" w:cs="Times New Roman"/>
+        </w:rPr>
+        <w:t xml:space="preserve"> </w:t>
+      </w:r>
+      <w:proofErr w:type="spellStart"/>
+      <w:r>
+        <w:rPr>
+          <w:rFonts w:ascii="Times New Roman" w:eastAsia="Times New Roman" w:hAnsi="Times New Roman" w:cs="Times New Roman"/>
+        </w:rPr>
+        <w:t>FSPM</w:t>
+      </w:r>
+      <w:r>
+        <w:rPr>
+          <w:rFonts w:ascii="Times New Roman" w:eastAsia="Times New Roman" w:hAnsi="Times New Roman" w:cs="Times New Roman"/>
+        </w:rPr>
+        <w:t>s</w:t>
+      </w:r>
+      <w:proofErr w:type="spellEnd"/>
+      <w:r>
+        <w:rPr>
+          <w:rFonts w:ascii="Times New Roman" w:eastAsia="Times New Roman" w:hAnsi="Times New Roman" w:cs="Times New Roman"/>
+        </w:rPr>
+        <w:t xml:space="preserve"> pour</w:t>
+      </w:r>
+      <w:r>
+        <w:rPr>
+          <w:rFonts w:ascii="Times New Roman" w:eastAsia="Times New Roman" w:hAnsi="Times New Roman" w:cs="Times New Roman"/>
+        </w:rPr>
+        <w:t xml:space="preserve"> simuler</w:t>
+      </w:r>
+      <w:r>
+        <w:rPr>
+          <w:rFonts w:ascii="Times New Roman" w:eastAsia="Times New Roman" w:hAnsi="Times New Roman" w:cs="Times New Roman"/>
+        </w:rPr>
+        <w:t xml:space="preserve"> des cultures associées</w:t>
+      </w:r>
+      <w:r>
+        <w:rPr>
+          <w:rFonts w:ascii="Times New Roman" w:eastAsia="Times New Roman" w:hAnsi="Times New Roman" w:cs="Times New Roman"/>
+        </w:rPr>
+        <w:t>, se focalisant souvent sur un sous-ensemble de processus</w:t>
+      </w:r>
+      <w:r>
+        <w:rPr>
+          <w:rFonts w:ascii="Times New Roman" w:eastAsia="Times New Roman" w:hAnsi="Times New Roman" w:cs="Times New Roman"/>
+        </w:rPr>
+        <w:t xml:space="preserve">. </w:t>
+      </w:r>
+      <w:proofErr w:type="spellStart"/>
+      <w:r>
+        <w:rPr>
+          <w:rFonts w:ascii="Times New Roman" w:eastAsia="Times New Roman" w:hAnsi="Times New Roman" w:cs="Times New Roman"/>
+        </w:rPr>
+        <w:t>Barillot</w:t>
+      </w:r>
+      <w:proofErr w:type="spellEnd"/>
+      <w:r>
+        <w:rPr>
+          <w:rFonts w:ascii="Times New Roman" w:eastAsia="Times New Roman" w:hAnsi="Times New Roman" w:cs="Times New Roman"/>
+        </w:rPr>
+        <w:t xml:space="preserve"> et al. </w:t>
+      </w:r>
+      <w:r>
+        <w:rPr>
+          <w:rFonts w:ascii="Times New Roman" w:eastAsia="Times New Roman" w:hAnsi="Times New Roman" w:cs="Times New Roman"/>
+        </w:rPr>
+        <w:t>(</w:t>
+      </w:r>
+      <w:r>
+        <w:rPr>
+          <w:rFonts w:ascii="Times New Roman" w:eastAsia="Times New Roman" w:hAnsi="Times New Roman" w:cs="Times New Roman"/>
+        </w:rPr>
+        <w:t xml:space="preserve">2014) </w:t>
+      </w:r>
+      <w:r>
+        <w:rPr>
+          <w:rFonts w:ascii="Times New Roman" w:eastAsia="Times New Roman" w:hAnsi="Times New Roman" w:cs="Times New Roman"/>
+        </w:rPr>
+        <w:t xml:space="preserve">ont </w:t>
+      </w:r>
+      <w:r>
+        <w:rPr>
+          <w:rFonts w:ascii="Times New Roman" w:eastAsia="Times New Roman" w:hAnsi="Times New Roman" w:cs="Times New Roman"/>
+        </w:rPr>
+        <w:t xml:space="preserve">utilisé </w:t>
+      </w:r>
+      <w:r>
+        <w:rPr>
+          <w:rFonts w:ascii="Times New Roman" w:eastAsia="Times New Roman" w:hAnsi="Times New Roman" w:cs="Times New Roman"/>
+        </w:rPr>
+        <w:t xml:space="preserve">le modèle </w:t>
+      </w:r>
+      <w:r>
+        <w:rPr>
+          <w:rFonts w:ascii="Times New Roman" w:eastAsia="Times New Roman" w:hAnsi="Times New Roman" w:cs="Times New Roman"/>
+        </w:rPr>
+        <w:t>ADEL-</w:t>
+      </w:r>
+      <w:proofErr w:type="spellStart"/>
+      <w:r>
+        <w:rPr>
+          <w:rFonts w:ascii="Times New Roman" w:eastAsia="Times New Roman" w:hAnsi="Times New Roman" w:cs="Times New Roman"/>
+        </w:rPr>
+        <w:t>Wheat</w:t>
+      </w:r>
+      <w:proofErr w:type="spellEnd"/>
+      <w:r>
+        <w:rPr>
+          <w:rFonts w:ascii="Times New Roman" w:eastAsia="Times New Roman" w:hAnsi="Times New Roman" w:cs="Times New Roman"/>
+        </w:rPr>
+        <w:t xml:space="preserve"> </w:t>
+      </w:r>
+      <w:r>
+        <w:rPr>
+          <w:rFonts w:ascii="Times New Roman" w:eastAsia="Times New Roman" w:hAnsi="Times New Roman" w:cs="Times New Roman"/>
+        </w:rPr>
+        <w:t>(Fournier et al., 2003)</w:t>
+      </w:r>
+      <w:r>
+        <w:rPr>
+          <w:rFonts w:ascii="Times New Roman" w:eastAsia="Times New Roman" w:hAnsi="Times New Roman" w:cs="Times New Roman"/>
+        </w:rPr>
+        <w:t xml:space="preserve"> et</w:t>
+      </w:r>
+      <w:r>
+        <w:rPr>
+          <w:rFonts w:ascii="Times New Roman" w:eastAsia="Times New Roman" w:hAnsi="Times New Roman" w:cs="Times New Roman"/>
+        </w:rPr>
+        <w:t xml:space="preserve"> développé</w:t>
+      </w:r>
+      <w:r>
+        <w:rPr>
+          <w:rFonts w:ascii="Times New Roman" w:eastAsia="Times New Roman" w:hAnsi="Times New Roman" w:cs="Times New Roman"/>
+        </w:rPr>
+        <w:t xml:space="preserve"> L-</w:t>
+      </w:r>
+      <w:proofErr w:type="spellStart"/>
+      <w:r>
+        <w:rPr>
+          <w:rFonts w:ascii="Times New Roman" w:eastAsia="Times New Roman" w:hAnsi="Times New Roman" w:cs="Times New Roman"/>
+        </w:rPr>
+        <w:t>Pea</w:t>
+      </w:r>
+      <w:proofErr w:type="spellEnd"/>
+      <w:r>
+        <w:rPr>
+          <w:rFonts w:ascii="Times New Roman" w:eastAsia="Times New Roman" w:hAnsi="Times New Roman" w:cs="Times New Roman"/>
+        </w:rPr>
+        <w:t xml:space="preserve"> pour simuler l’interception de la lumière</w:t>
+      </w:r>
+      <w:r>
+        <w:rPr>
+          <w:rFonts w:ascii="Times New Roman" w:eastAsia="Times New Roman" w:hAnsi="Times New Roman" w:cs="Times New Roman"/>
+        </w:rPr>
+        <w:t xml:space="preserve"> entre blé et pois</w:t>
+      </w:r>
+      <w:r>
+        <w:rPr>
+          <w:rFonts w:ascii="Times New Roman" w:eastAsia="Times New Roman" w:hAnsi="Times New Roman" w:cs="Times New Roman"/>
+        </w:rPr>
+        <w:t>.</w:t>
+      </w:r>
+      <w:r>
+        <w:rPr>
+          <w:rFonts w:ascii="Times New Roman" w:eastAsia="Times New Roman" w:hAnsi="Times New Roman" w:cs="Times New Roman"/>
+        </w:rPr>
+        <w:t xml:space="preserve"> </w:t>
+      </w:r>
+      <w:proofErr w:type="spellStart"/>
+      <w:r>
+        <w:rPr>
+          <w:rFonts w:ascii="Times New Roman" w:eastAsia="Times New Roman" w:hAnsi="Times New Roman" w:cs="Times New Roman"/>
+        </w:rPr>
+        <w:t>Louarn</w:t>
+      </w:r>
+      <w:proofErr w:type="spellEnd"/>
+      <w:r>
+        <w:rPr>
+          <w:rFonts w:ascii="Times New Roman" w:eastAsia="Times New Roman" w:hAnsi="Times New Roman" w:cs="Times New Roman"/>
+        </w:rPr>
+        <w:t xml:space="preserve"> et al. </w:t>
+      </w:r>
+      <w:r>
+        <w:rPr>
+          <w:rFonts w:ascii="Times New Roman" w:eastAsia="Times New Roman" w:hAnsi="Times New Roman" w:cs="Times New Roman"/>
+        </w:rPr>
+        <w:t>(</w:t>
+      </w:r>
+      <w:r>
+        <w:rPr>
+          <w:rFonts w:ascii="Times New Roman" w:eastAsia="Times New Roman" w:hAnsi="Times New Roman" w:cs="Times New Roman"/>
+        </w:rPr>
+        <w:t>2013) ont effectué un couplage de modèles de morphogénèse aérien et racinaire L-</w:t>
+      </w:r>
+      <w:proofErr w:type="spellStart"/>
+      <w:r>
+        <w:rPr>
+          <w:rFonts w:ascii="Times New Roman" w:eastAsia="Times New Roman" w:hAnsi="Times New Roman" w:cs="Times New Roman"/>
+        </w:rPr>
+        <w:t>grass</w:t>
+      </w:r>
+      <w:proofErr w:type="spellEnd"/>
+      <w:r>
+        <w:rPr>
+          <w:rFonts w:ascii="Times New Roman" w:eastAsia="Times New Roman" w:hAnsi="Times New Roman" w:cs="Times New Roman"/>
+        </w:rPr>
+        <w:t xml:space="preserve"> et </w:t>
+      </w:r>
+      <w:proofErr w:type="spellStart"/>
+      <w:r>
+        <w:rPr>
+          <w:rFonts w:ascii="Times New Roman" w:eastAsia="Times New Roman" w:hAnsi="Times New Roman" w:cs="Times New Roman"/>
+        </w:rPr>
+        <w:t>L-egume</w:t>
+      </w:r>
+      <w:proofErr w:type="spellEnd"/>
+      <w:r>
+        <w:rPr>
+          <w:rFonts w:ascii="Times New Roman" w:eastAsia="Times New Roman" w:hAnsi="Times New Roman" w:cs="Times New Roman"/>
+        </w:rPr>
+        <w:t xml:space="preserve"> </w:t>
+      </w:r>
+      <w:r>
+        <w:rPr>
+          <w:rFonts w:ascii="Times New Roman" w:eastAsia="Times New Roman" w:hAnsi="Times New Roman" w:cs="Times New Roman"/>
+        </w:rPr>
+        <w:t xml:space="preserve">pour </w:t>
+      </w:r>
+      <w:r>
+        <w:rPr>
+          <w:rFonts w:ascii="Times New Roman" w:eastAsia="Times New Roman" w:hAnsi="Times New Roman" w:cs="Times New Roman"/>
+        </w:rPr>
+        <w:t>simuler d</w:t>
+      </w:r>
+      <w:r>
+        <w:rPr>
+          <w:rFonts w:ascii="Times New Roman" w:eastAsia="Times New Roman" w:hAnsi="Times New Roman" w:cs="Times New Roman"/>
+        </w:rPr>
+        <w:t xml:space="preserve">es prairies dans </w:t>
+      </w:r>
+      <w:proofErr w:type="spellStart"/>
+      <w:r>
+        <w:rPr>
+          <w:rFonts w:ascii="Times New Roman" w:eastAsia="Times New Roman" w:hAnsi="Times New Roman" w:cs="Times New Roman"/>
+        </w:rPr>
+        <w:t>VirtualGrassLand</w:t>
+      </w:r>
+      <w:proofErr w:type="spellEnd"/>
+      <w:r>
+        <w:rPr>
+          <w:rFonts w:ascii="Times New Roman" w:eastAsia="Times New Roman" w:hAnsi="Times New Roman" w:cs="Times New Roman"/>
+        </w:rPr>
+        <w:t>.</w:t>
+      </w:r>
+      <w:r>
+        <w:rPr>
+          <w:rFonts w:ascii="Times New Roman" w:eastAsia="Times New Roman" w:hAnsi="Times New Roman" w:cs="Times New Roman"/>
+        </w:rPr>
+        <w:t xml:space="preserve"> </w:t>
+      </w:r>
+      <w:proofErr w:type="spellStart"/>
+      <w:r>
+        <w:rPr>
+          <w:rFonts w:ascii="Times New Roman" w:eastAsia="Times New Roman" w:hAnsi="Times New Roman" w:cs="Times New Roman"/>
+        </w:rPr>
+        <w:t>Braghiere</w:t>
+      </w:r>
+      <w:proofErr w:type="spellEnd"/>
+      <w:r>
+        <w:rPr>
+          <w:rFonts w:ascii="Times New Roman" w:eastAsia="Times New Roman" w:hAnsi="Times New Roman" w:cs="Times New Roman"/>
+        </w:rPr>
+        <w:t xml:space="preserve"> et al. (2020) </w:t>
+      </w:r>
+      <w:r>
+        <w:rPr>
+          <w:rFonts w:ascii="Times New Roman" w:eastAsia="Times New Roman" w:hAnsi="Times New Roman" w:cs="Times New Roman"/>
+        </w:rPr>
+        <w:t xml:space="preserve">ont couplé </w:t>
+      </w:r>
+      <w:r>
+        <w:rPr>
+          <w:rFonts w:ascii="Times New Roman" w:eastAsia="Times New Roman" w:hAnsi="Times New Roman" w:cs="Times New Roman"/>
+        </w:rPr>
+        <w:t>un FSPM aérien</w:t>
+      </w:r>
+      <w:r>
+        <w:rPr>
+          <w:rFonts w:ascii="Times New Roman" w:eastAsia="Times New Roman" w:hAnsi="Times New Roman" w:cs="Times New Roman"/>
+        </w:rPr>
+        <w:t xml:space="preserve"> de la plateforme </w:t>
+      </w:r>
+      <w:proofErr w:type="spellStart"/>
+      <w:r>
+        <w:rPr>
+          <w:rFonts w:ascii="Times New Roman" w:eastAsia="Times New Roman" w:hAnsi="Times New Roman" w:cs="Times New Roman"/>
+        </w:rPr>
+        <w:t>GroIMP</w:t>
+      </w:r>
+      <w:proofErr w:type="spellEnd"/>
+      <w:r>
+        <w:rPr>
+          <w:rFonts w:ascii="Times New Roman" w:eastAsia="Times New Roman" w:hAnsi="Times New Roman" w:cs="Times New Roman"/>
+        </w:rPr>
+        <w:t xml:space="preserve"> (</w:t>
+      </w:r>
+      <w:proofErr w:type="spellStart"/>
+      <w:r>
+        <w:rPr>
+          <w:rFonts w:ascii="Times New Roman" w:eastAsia="Times New Roman" w:hAnsi="Times New Roman" w:cs="Times New Roman"/>
+        </w:rPr>
+        <w:t>Hemmerling</w:t>
+      </w:r>
+      <w:proofErr w:type="spellEnd"/>
+      <w:r>
+        <w:rPr>
+          <w:rFonts w:ascii="Times New Roman" w:eastAsia="Times New Roman" w:hAnsi="Times New Roman" w:cs="Times New Roman"/>
+        </w:rPr>
+        <w:t xml:space="preserve"> et al., 2008 ; </w:t>
+      </w:r>
+      <w:proofErr w:type="spellStart"/>
+      <w:r>
+        <w:rPr>
+          <w:rFonts w:ascii="Times New Roman" w:eastAsia="Times New Roman" w:hAnsi="Times New Roman" w:cs="Times New Roman"/>
+        </w:rPr>
+        <w:t>Evers</w:t>
+      </w:r>
+      <w:proofErr w:type="spellEnd"/>
+      <w:r>
+        <w:rPr>
+          <w:rFonts w:ascii="Times New Roman" w:eastAsia="Times New Roman" w:hAnsi="Times New Roman" w:cs="Times New Roman"/>
+        </w:rPr>
+        <w:t xml:space="preserve"> and </w:t>
+      </w:r>
+      <w:proofErr w:type="spellStart"/>
+      <w:r>
+        <w:rPr>
+          <w:rFonts w:ascii="Times New Roman" w:eastAsia="Times New Roman" w:hAnsi="Times New Roman" w:cs="Times New Roman"/>
+        </w:rPr>
+        <w:t>Bastiaans</w:t>
+      </w:r>
+      <w:proofErr w:type="spellEnd"/>
+      <w:r>
+        <w:rPr>
+          <w:rFonts w:ascii="Times New Roman" w:eastAsia="Times New Roman" w:hAnsi="Times New Roman" w:cs="Times New Roman"/>
+        </w:rPr>
+        <w:t xml:space="preserve">, </w:t>
+      </w:r>
+      <w:r>
+        <w:rPr>
+          <w:rFonts w:ascii="Times New Roman" w:eastAsia="Times New Roman" w:hAnsi="Times New Roman" w:cs="Times New Roman"/>
+        </w:rPr>
+        <w:t>2016)</w:t>
+      </w:r>
+      <w:r>
+        <w:rPr>
+          <w:rFonts w:ascii="Times New Roman" w:eastAsia="Times New Roman" w:hAnsi="Times New Roman" w:cs="Times New Roman"/>
+        </w:rPr>
+        <w:t xml:space="preserve"> avec le </w:t>
+      </w:r>
+      <w:r>
+        <w:rPr>
+          <w:rFonts w:ascii="Times New Roman" w:eastAsia="Times New Roman" w:hAnsi="Times New Roman" w:cs="Times New Roman"/>
+        </w:rPr>
+        <w:t xml:space="preserve">FSPM </w:t>
+      </w:r>
+      <w:r>
+        <w:rPr>
+          <w:rFonts w:ascii="Times New Roman" w:eastAsia="Times New Roman" w:hAnsi="Times New Roman" w:cs="Times New Roman"/>
+        </w:rPr>
+        <w:t xml:space="preserve">racinaire </w:t>
+      </w:r>
+      <w:proofErr w:type="spellStart"/>
+      <w:r>
+        <w:rPr>
+          <w:rFonts w:ascii="Times New Roman" w:eastAsia="Times New Roman" w:hAnsi="Times New Roman" w:cs="Times New Roman"/>
+        </w:rPr>
+        <w:t>ArchiSimple</w:t>
+      </w:r>
+      <w:proofErr w:type="spellEnd"/>
+      <w:r>
+        <w:rPr>
+          <w:rFonts w:ascii="Times New Roman" w:eastAsia="Times New Roman" w:hAnsi="Times New Roman" w:cs="Times New Roman"/>
+        </w:rPr>
+        <w:t xml:space="preserve"> </w:t>
+      </w:r>
+      <w:r>
+        <w:rPr>
+          <w:rFonts w:ascii="Times New Roman" w:eastAsia="Times New Roman" w:hAnsi="Times New Roman" w:cs="Times New Roman"/>
+        </w:rPr>
+        <w:t>couplé à</w:t>
+      </w:r>
+      <w:r>
+        <w:rPr>
+          <w:rFonts w:ascii="Times New Roman" w:eastAsia="Times New Roman" w:hAnsi="Times New Roman" w:cs="Times New Roman"/>
+        </w:rPr>
+        <w:t xml:space="preserve"> Min3P</w:t>
+      </w:r>
+      <w:r>
+        <w:rPr>
+          <w:rFonts w:ascii="Times New Roman" w:eastAsia="Times New Roman" w:hAnsi="Times New Roman" w:cs="Times New Roman"/>
+        </w:rPr>
+        <w:t xml:space="preserve"> (Gérard et al., 2015)</w:t>
+      </w:r>
+      <w:r>
+        <w:rPr>
+          <w:rFonts w:ascii="Times New Roman" w:eastAsia="Times New Roman" w:hAnsi="Times New Roman" w:cs="Times New Roman"/>
+        </w:rPr>
+        <w:t xml:space="preserve"> pour étudier les effets d</w:t>
+      </w:r>
+      <w:r>
+        <w:rPr>
+          <w:rFonts w:ascii="Times New Roman" w:eastAsia="Times New Roman" w:hAnsi="Times New Roman" w:cs="Times New Roman"/>
+        </w:rPr>
+        <w:t>u déficit hydrique</w:t>
+      </w:r>
+      <w:r>
+        <w:rPr>
+          <w:rFonts w:ascii="Times New Roman" w:eastAsia="Times New Roman" w:hAnsi="Times New Roman" w:cs="Times New Roman"/>
+        </w:rPr>
+        <w:t xml:space="preserve"> sur la biomasse</w:t>
+      </w:r>
+      <w:r>
+        <w:rPr>
+          <w:rFonts w:ascii="Times New Roman" w:eastAsia="Times New Roman" w:hAnsi="Times New Roman" w:cs="Times New Roman"/>
+        </w:rPr>
+        <w:t xml:space="preserve"> pour des céréales et des légumineuses non spécifi</w:t>
+      </w:r>
+      <w:r>
+        <w:rPr>
+          <w:rFonts w:ascii="Times New Roman" w:eastAsia="Times New Roman" w:hAnsi="Times New Roman" w:cs="Times New Roman"/>
+        </w:rPr>
+        <w:t>qu</w:t>
+      </w:r>
+      <w:r>
+        <w:rPr>
+          <w:rFonts w:ascii="Times New Roman" w:eastAsia="Times New Roman" w:hAnsi="Times New Roman" w:cs="Times New Roman"/>
+        </w:rPr>
+        <w:t>es</w:t>
+      </w:r>
+      <w:r>
+        <w:rPr>
+          <w:rFonts w:ascii="Times New Roman" w:eastAsia="Times New Roman" w:hAnsi="Times New Roman" w:cs="Times New Roman"/>
+        </w:rPr>
+        <w:t xml:space="preserve">. </w:t>
+      </w:r>
+      <w:proofErr w:type="spellStart"/>
+      <w:r>
+        <w:rPr>
+          <w:rFonts w:ascii="Times New Roman" w:eastAsia="Times New Roman" w:hAnsi="Times New Roman" w:cs="Times New Roman"/>
+        </w:rPr>
+        <w:t>Levionnois</w:t>
+      </w:r>
+      <w:proofErr w:type="spellEnd"/>
+      <w:r>
+        <w:rPr>
+          <w:rFonts w:ascii="Times New Roman" w:eastAsia="Times New Roman" w:hAnsi="Times New Roman" w:cs="Times New Roman"/>
+        </w:rPr>
+        <w:t xml:space="preserve"> et al. (2023) ont</w:t>
+      </w:r>
+      <w:r>
+        <w:rPr>
+          <w:rFonts w:ascii="Times New Roman" w:eastAsia="Times New Roman" w:hAnsi="Times New Roman" w:cs="Times New Roman"/>
+        </w:rPr>
+        <w:t xml:space="preserve"> étudié l’impact</w:t>
+      </w:r>
+      <w:r>
+        <w:rPr>
+          <w:rFonts w:ascii="Times New Roman" w:eastAsia="Times New Roman" w:hAnsi="Times New Roman" w:cs="Times New Roman"/>
+        </w:rPr>
+        <w:t xml:space="preserve"> </w:t>
+      </w:r>
+      <w:r>
+        <w:rPr>
+          <w:rFonts w:ascii="Times New Roman" w:eastAsia="Times New Roman" w:hAnsi="Times New Roman" w:cs="Times New Roman"/>
+        </w:rPr>
+        <w:t>d</w:t>
+      </w:r>
+      <w:r>
+        <w:rPr>
+          <w:rFonts w:ascii="Times New Roman" w:eastAsia="Times New Roman" w:hAnsi="Times New Roman" w:cs="Times New Roman"/>
+        </w:rPr>
+        <w:t>es c</w:t>
+      </w:r>
+      <w:r>
+        <w:rPr>
+          <w:rFonts w:ascii="Times New Roman" w:eastAsia="Times New Roman" w:hAnsi="Times New Roman" w:cs="Times New Roman"/>
+        </w:rPr>
+        <w:t>aractéristiques architecturales</w:t>
+      </w:r>
+      <w:r>
+        <w:rPr>
+          <w:rFonts w:ascii="Times New Roman" w:eastAsia="Times New Roman" w:hAnsi="Times New Roman" w:cs="Times New Roman"/>
+        </w:rPr>
+        <w:t xml:space="preserve">, </w:t>
+      </w:r>
+      <w:r>
+        <w:rPr>
+          <w:rFonts w:ascii="Times New Roman" w:eastAsia="Times New Roman" w:hAnsi="Times New Roman" w:cs="Times New Roman"/>
+        </w:rPr>
+        <w:t xml:space="preserve">de </w:t>
+      </w:r>
+      <w:r>
+        <w:rPr>
+          <w:rFonts w:ascii="Times New Roman" w:eastAsia="Times New Roman" w:hAnsi="Times New Roman" w:cs="Times New Roman"/>
+        </w:rPr>
+        <w:t>la proportion et</w:t>
+      </w:r>
+      <w:r>
+        <w:rPr>
+          <w:rFonts w:ascii="Times New Roman" w:eastAsia="Times New Roman" w:hAnsi="Times New Roman" w:cs="Times New Roman"/>
+        </w:rPr>
+        <w:t xml:space="preserve"> de</w:t>
+      </w:r>
+      <w:r>
+        <w:rPr>
+          <w:rFonts w:ascii="Times New Roman" w:eastAsia="Times New Roman" w:hAnsi="Times New Roman" w:cs="Times New Roman"/>
+        </w:rPr>
+        <w:t xml:space="preserve"> la date de semis</w:t>
+      </w:r>
+      <w:r>
+        <w:rPr>
+          <w:rFonts w:ascii="Times New Roman" w:eastAsia="Times New Roman" w:hAnsi="Times New Roman" w:cs="Times New Roman"/>
+        </w:rPr>
+        <w:t xml:space="preserve"> </w:t>
+      </w:r>
+      <w:r>
+        <w:rPr>
+          <w:rFonts w:ascii="Times New Roman" w:eastAsia="Times New Roman" w:hAnsi="Times New Roman" w:cs="Times New Roman"/>
+        </w:rPr>
+        <w:t>de la culture associée sur les interactions plante-pathogène dans les mélanges avec du blé</w:t>
+      </w:r>
+      <w:r>
+        <w:rPr>
+          <w:rFonts w:ascii="Times New Roman" w:eastAsia="Times New Roman" w:hAnsi="Times New Roman" w:cs="Times New Roman"/>
+        </w:rPr>
+        <w:t xml:space="preserve">. </w:t>
+      </w:r>
+    </w:p>
+    <w:p>
+      <w:pPr>
+        <w:jc w:val="both"/>
+        <w:rPr>
+          <w:rFonts w:ascii="Times New Roman" w:eastAsia="Times New Roman" w:hAnsi="Times New Roman" w:cs="Times New Roman"/>
+        </w:rPr>
+      </w:pPr>
+      <w:r>
+        <w:rPr>
+          <w:rFonts w:ascii="Times New Roman" w:eastAsia="Times New Roman" w:hAnsi="Times New Roman" w:cs="Times New Roman"/>
+        </w:rPr>
+        <w:t xml:space="preserve">Les </w:t>
+      </w:r>
+      <w:proofErr w:type="spellStart"/>
+      <w:r>
+        <w:rPr>
+          <w:rFonts w:ascii="Times New Roman" w:eastAsia="Times New Roman" w:hAnsi="Times New Roman" w:cs="Times New Roman"/>
+        </w:rPr>
+        <w:t>FSPM</w:t>
+      </w:r>
+      <w:r>
+        <w:rPr>
+          <w:rFonts w:ascii="Times New Roman" w:eastAsia="Times New Roman" w:hAnsi="Times New Roman" w:cs="Times New Roman"/>
+        </w:rPr>
+        <w:t>s</w:t>
+      </w:r>
+      <w:proofErr w:type="spellEnd"/>
+      <w:r>
+        <w:rPr>
+          <w:rFonts w:ascii="Times New Roman" w:eastAsia="Times New Roman" w:hAnsi="Times New Roman" w:cs="Times New Roman"/>
+        </w:rPr>
+        <w:t xml:space="preserve"> peuvent aider à identifier les traits relatifs aux performances</w:t>
+      </w:r>
+      <w:r>
+        <w:rPr>
+          <w:rFonts w:ascii="Times New Roman" w:eastAsia="Times New Roman" w:hAnsi="Times New Roman" w:cs="Times New Roman"/>
+        </w:rPr>
+        <w:t xml:space="preserve"> des cultures associées</w:t>
+      </w:r>
+      <w:r>
+        <w:rPr>
+          <w:rFonts w:ascii="Times New Roman" w:eastAsia="Times New Roman" w:hAnsi="Times New Roman" w:cs="Times New Roman"/>
+        </w:rPr>
+        <w:t xml:space="preserve">, qui peuvent différer en fonction des interactions plante-plante </w:t>
+      </w:r>
+      <w:r>
+        <w:rPr>
+          <w:rFonts w:ascii="Times New Roman" w:eastAsia="Times New Roman" w:hAnsi="Times New Roman" w:cs="Times New Roman"/>
+        </w:rPr>
+        <w:t xml:space="preserve">des espèces en mélange </w:t>
+      </w:r>
+      <w:r>
+        <w:rPr>
+          <w:rFonts w:ascii="Times New Roman" w:eastAsia="Times New Roman" w:hAnsi="Times New Roman" w:cs="Times New Roman"/>
+        </w:rPr>
+        <w:t>(</w:t>
+      </w:r>
+      <w:proofErr w:type="spellStart"/>
+      <w:r>
+        <w:rPr>
+          <w:rFonts w:ascii="Times New Roman" w:eastAsia="Times New Roman" w:hAnsi="Times New Roman" w:cs="Times New Roman"/>
+        </w:rPr>
+        <w:t>Gaudio</w:t>
+      </w:r>
+      <w:proofErr w:type="spellEnd"/>
+      <w:r>
+        <w:rPr>
+          <w:rFonts w:ascii="Times New Roman" w:eastAsia="Times New Roman" w:hAnsi="Times New Roman" w:cs="Times New Roman"/>
+        </w:rPr>
+        <w:t xml:space="preserve"> et al., 2019 ; </w:t>
+      </w:r>
+      <w:proofErr w:type="spellStart"/>
+      <w:r>
+        <w:rPr>
+          <w:rFonts w:ascii="Times New Roman" w:eastAsia="Times New Roman" w:hAnsi="Times New Roman" w:cs="Times New Roman"/>
+        </w:rPr>
+        <w:t>Evers</w:t>
+      </w:r>
+      <w:proofErr w:type="spellEnd"/>
+      <w:r>
+        <w:rPr>
+          <w:rFonts w:ascii="Times New Roman" w:eastAsia="Times New Roman" w:hAnsi="Times New Roman" w:cs="Times New Roman"/>
+        </w:rPr>
+        <w:t xml:space="preserve"> et al., 2019).</w:t>
+      </w:r>
+      <w:r>
+        <w:rPr>
+          <w:rFonts w:ascii="Times New Roman" w:eastAsia="Times New Roman" w:hAnsi="Times New Roman" w:cs="Times New Roman"/>
+        </w:rPr>
+        <w:t xml:space="preserve"> </w:t>
+      </w:r>
+      <w:r>
+        <w:rPr>
+          <w:rFonts w:ascii="Times New Roman" w:eastAsia="Times New Roman" w:hAnsi="Times New Roman" w:cs="Times New Roman"/>
+        </w:rPr>
+        <w:t>Cela suppose de connaître ces interactions</w:t>
+      </w:r>
+      <w:r>
+        <w:rPr>
+          <w:rFonts w:ascii="Times New Roman" w:eastAsia="Times New Roman" w:hAnsi="Times New Roman" w:cs="Times New Roman"/>
+        </w:rPr>
+        <w:t xml:space="preserve"> et de pouvoir les quantifier. Les </w:t>
+      </w:r>
+      <w:proofErr w:type="spellStart"/>
+      <w:r>
+        <w:rPr>
+          <w:rFonts w:ascii="Times New Roman" w:eastAsia="Times New Roman" w:hAnsi="Times New Roman" w:cs="Times New Roman"/>
+        </w:rPr>
+        <w:t>FSPM</w:t>
+      </w:r>
+      <w:r>
+        <w:rPr>
+          <w:rFonts w:ascii="Times New Roman" w:eastAsia="Times New Roman" w:hAnsi="Times New Roman" w:cs="Times New Roman"/>
+        </w:rPr>
+        <w:t>s</w:t>
+      </w:r>
+      <w:proofErr w:type="spellEnd"/>
+      <w:r>
+        <w:rPr>
+          <w:rFonts w:ascii="Times New Roman" w:eastAsia="Times New Roman" w:hAnsi="Times New Roman" w:cs="Times New Roman"/>
+        </w:rPr>
+        <w:t xml:space="preserve"> permettent de modéliser</w:t>
+      </w:r>
+      <w:r>
+        <w:rPr>
+          <w:rFonts w:ascii="Times New Roman" w:eastAsia="Times New Roman" w:hAnsi="Times New Roman" w:cs="Times New Roman"/>
+        </w:rPr>
+        <w:t xml:space="preserve"> explicitement l’arrangement spat</w:t>
+      </w:r>
+      <w:r>
+        <w:rPr>
+          <w:rFonts w:ascii="Times New Roman" w:eastAsia="Times New Roman" w:hAnsi="Times New Roman" w:cs="Times New Roman"/>
+        </w:rPr>
+        <w:t>ial des cultures associées, ainsi que</w:t>
+      </w:r>
+      <w:r>
+        <w:rPr>
+          <w:rFonts w:ascii="Times New Roman" w:eastAsia="Times New Roman" w:hAnsi="Times New Roman" w:cs="Times New Roman"/>
+        </w:rPr>
+        <w:t xml:space="preserve"> la p</w:t>
+      </w:r>
+      <w:r>
+        <w:rPr>
+          <w:rFonts w:ascii="Times New Roman" w:eastAsia="Times New Roman" w:hAnsi="Times New Roman" w:cs="Times New Roman"/>
+        </w:rPr>
+        <w:t>la</w:t>
+      </w:r>
+      <w:r>
+        <w:rPr>
+          <w:rFonts w:ascii="Times New Roman" w:eastAsia="Times New Roman" w:hAnsi="Times New Roman" w:cs="Times New Roman"/>
+        </w:rPr>
+        <w:t>sticité</w:t>
+      </w:r>
+      <w:r>
+        <w:rPr>
+          <w:rFonts w:ascii="Times New Roman" w:eastAsia="Times New Roman" w:hAnsi="Times New Roman" w:cs="Times New Roman"/>
+        </w:rPr>
+        <w:t xml:space="preserve"> des plantes</w:t>
+      </w:r>
+      <w:r>
+        <w:rPr>
+          <w:rFonts w:ascii="Times New Roman" w:eastAsia="Times New Roman" w:hAnsi="Times New Roman" w:cs="Times New Roman"/>
+        </w:rPr>
+        <w:t xml:space="preserve"> comme propriété émergente</w:t>
+      </w:r>
+      <w:r>
+        <w:rPr>
+          <w:rFonts w:ascii="Times New Roman" w:eastAsia="Times New Roman" w:hAnsi="Times New Roman" w:cs="Times New Roman"/>
+        </w:rPr>
+        <w:t xml:space="preserve"> du modèle</w:t>
+      </w:r>
+      <w:r>
+        <w:rPr>
+          <w:rFonts w:ascii="Times New Roman" w:eastAsia="Times New Roman" w:hAnsi="Times New Roman" w:cs="Times New Roman"/>
+        </w:rPr>
+        <w:t xml:space="preserve"> et il a été montré que la plasticité des plantes</w:t>
+      </w:r>
+      <w:r>
+        <w:rPr>
+          <w:rFonts w:ascii="Times New Roman" w:eastAsia="Times New Roman" w:hAnsi="Times New Roman" w:cs="Times New Roman"/>
+        </w:rPr>
+        <w:t xml:space="preserve"> en association</w:t>
+      </w:r>
+      <w:r>
+        <w:rPr>
+          <w:rFonts w:ascii="Times New Roman" w:eastAsia="Times New Roman" w:hAnsi="Times New Roman" w:cs="Times New Roman"/>
+        </w:rPr>
+        <w:t xml:space="preserve"> avait un effet sur leur capacité à accéder aux ressources</w:t>
+      </w:r>
+      <w:r>
+        <w:rPr>
+          <w:rFonts w:ascii="Times New Roman" w:eastAsia="Times New Roman" w:hAnsi="Times New Roman" w:cs="Times New Roman"/>
+        </w:rPr>
+        <w:t xml:space="preserve"> </w:t>
+      </w:r>
+      <w:r>
+        <w:rPr>
+          <w:rFonts w:ascii="Times New Roman" w:eastAsia="Times New Roman" w:hAnsi="Times New Roman" w:cs="Times New Roman"/>
+        </w:rPr>
+        <w:t>(Zhu et al., 2015).</w:t>
+      </w:r>
+    </w:p>
+    <w:p>
+      <w:pPr>
+        <w:jc w:val="both"/>
+        <w:rPr>
+          <w:rFonts w:ascii="Times New Roman" w:eastAsia="Times New Roman" w:hAnsi="Times New Roman" w:cs="Times New Roman"/>
+        </w:rPr>
+      </w:pPr>
+      <w:r>
+        <w:rPr>
+          <w:rFonts w:ascii="Times New Roman" w:eastAsia="Times New Roman" w:hAnsi="Times New Roman" w:cs="Times New Roman"/>
+        </w:rPr>
+        <w:t>Modéliser le fonctionnement des plantes à cette échelle de manière mécaniste requiert une connaissance fine des processus et leur évolution au cours du développement de la plante</w:t>
+      </w:r>
+      <w:r>
+        <w:rPr>
+          <w:rFonts w:ascii="Times New Roman" w:eastAsia="Times New Roman" w:hAnsi="Times New Roman" w:cs="Times New Roman"/>
+        </w:rPr>
+        <w:t>,</w:t>
+      </w:r>
+      <w:r>
+        <w:rPr>
+          <w:rFonts w:ascii="Times New Roman" w:eastAsia="Times New Roman" w:hAnsi="Times New Roman" w:cs="Times New Roman"/>
+        </w:rPr>
+        <w:t xml:space="preserve"> ce qui rend difficile la simulation d’un cycle de culture entier avec un FSPM. </w:t>
+      </w:r>
+      <w:r>
+        <w:rPr>
+          <w:rFonts w:ascii="Times New Roman" w:eastAsia="Times New Roman" w:hAnsi="Times New Roman" w:cs="Times New Roman"/>
+        </w:rPr>
+        <w:t xml:space="preserve">Par exemple, le partitionnement des ressources dans les différents organes peut être différent avant et après </w:t>
+      </w:r>
+      <w:r>
+        <w:rPr>
+          <w:rFonts w:ascii="Times New Roman" w:eastAsia="Times New Roman" w:hAnsi="Times New Roman" w:cs="Times New Roman"/>
+        </w:rPr>
+        <w:t xml:space="preserve">le stade de </w:t>
+      </w:r>
+      <w:r>
+        <w:rPr>
+          <w:rFonts w:ascii="Times New Roman" w:eastAsia="Times New Roman" w:hAnsi="Times New Roman" w:cs="Times New Roman"/>
+        </w:rPr>
+        <w:t>floraison.</w:t>
+      </w:r>
+      <w:r>
+        <w:rPr>
+          <w:rFonts w:ascii="Times New Roman" w:eastAsia="Times New Roman" w:hAnsi="Times New Roman" w:cs="Times New Roman"/>
+        </w:rPr>
+        <w:t xml:space="preserve"> </w:t>
+      </w:r>
+      <w:r>
+        <w:rPr>
+          <w:rFonts w:ascii="Times New Roman" w:eastAsia="Times New Roman" w:hAnsi="Times New Roman" w:cs="Times New Roman"/>
+        </w:rPr>
+        <w:t>Aussi, ce niveau de complexité engendre un coût computationnel et de mémoire élevé (</w:t>
+      </w:r>
+      <w:proofErr w:type="spellStart"/>
+      <w:r>
+        <w:rPr>
+          <w:rFonts w:ascii="Times New Roman" w:eastAsia="Times New Roman" w:hAnsi="Times New Roman" w:cs="Times New Roman"/>
+        </w:rPr>
+        <w:t>Gaudio</w:t>
+      </w:r>
+      <w:proofErr w:type="spellEnd"/>
+      <w:r>
+        <w:rPr>
+          <w:rFonts w:ascii="Times New Roman" w:eastAsia="Times New Roman" w:hAnsi="Times New Roman" w:cs="Times New Roman"/>
+        </w:rPr>
+        <w:t xml:space="preserve"> et al., 2019 ; </w:t>
+      </w:r>
+      <w:proofErr w:type="spellStart"/>
+      <w:r>
+        <w:rPr>
+          <w:rFonts w:ascii="Times New Roman" w:eastAsia="Times New Roman" w:hAnsi="Times New Roman" w:cs="Times New Roman"/>
+        </w:rPr>
+        <w:t>Evers</w:t>
+      </w:r>
+      <w:proofErr w:type="spellEnd"/>
+      <w:r>
+        <w:rPr>
+          <w:rFonts w:ascii="Times New Roman" w:eastAsia="Times New Roman" w:hAnsi="Times New Roman" w:cs="Times New Roman"/>
+        </w:rPr>
+        <w:t xml:space="preserve"> et al., 2019).</w:t>
+      </w:r>
+    </w:p>
+    <w:p>
+      <w:pPr>
+        <w:jc w:val="both"/>
+        <w:rPr>
+          <w:rFonts w:ascii="Times New Roman" w:eastAsia="Times New Roman" w:hAnsi="Times New Roman" w:cs="Times New Roman"/>
+        </w:rPr>
+      </w:pPr>
+    </w:p>
+    <w:p>
+      <w:pPr>
+        <w:pStyle w:val="Heading2"/>
+        <w:spacing w:before="0"/>
+        <w:jc w:val="both"/>
+        <w:rPr>
+          <w:rFonts w:ascii="Times New Roman" w:eastAsia="Times New Roman" w:hAnsi="Times New Roman" w:cs="Times New Roman"/>
+        </w:rPr>
+      </w:pPr>
+      <w:bookmarkStart w:id="24" w:name="_Toc1949906588"/>
+      <w:bookmarkStart w:id="25" w:name="_Toc1534639442"/>
+      <w:bookmarkStart w:id="26" w:name="_Toc1819814243"/>
+      <w:bookmarkStart w:id="27" w:name="_Toc170150662"/>
+      <w:r>
+        <w:rPr>
+          <w:rFonts w:ascii="Times New Roman" w:eastAsia="Times New Roman" w:hAnsi="Times New Roman" w:cs="Times New Roman"/>
+        </w:rPr>
+        <w:lastRenderedPageBreak/>
+        <w:t>Exemple de processus différ</w:t>
+      </w:r>
+      <w:r>
+        <w:rPr>
+          <w:rFonts w:ascii="Times New Roman" w:eastAsia="Times New Roman" w:hAnsi="Times New Roman" w:cs="Times New Roman"/>
+        </w:rPr>
+        <w:t>a</w:t>
+      </w:r>
+      <w:r>
+        <w:rPr>
+          <w:rFonts w:ascii="Times New Roman" w:eastAsia="Times New Roman" w:hAnsi="Times New Roman" w:cs="Times New Roman"/>
+        </w:rPr>
+        <w:t>n</w:t>
+      </w:r>
+      <w:r>
+        <w:rPr>
+          <w:rFonts w:ascii="Times New Roman" w:eastAsia="Times New Roman" w:hAnsi="Times New Roman" w:cs="Times New Roman"/>
+        </w:rPr>
+        <w:t>t</w:t>
+      </w:r>
+      <w:r>
+        <w:rPr>
+          <w:rFonts w:ascii="Times New Roman" w:eastAsia="Times New Roman" w:hAnsi="Times New Roman" w:cs="Times New Roman"/>
+        </w:rPr>
+        <w:t xml:space="preserve"> </w:t>
+      </w:r>
+      <w:r>
+        <w:rPr>
+          <w:rFonts w:ascii="Times New Roman" w:eastAsia="Times New Roman" w:hAnsi="Times New Roman" w:cs="Times New Roman"/>
+        </w:rPr>
+        <w:t>selon</w:t>
+      </w:r>
+      <w:r>
+        <w:rPr>
+          <w:rFonts w:ascii="Times New Roman" w:eastAsia="Times New Roman" w:hAnsi="Times New Roman" w:cs="Times New Roman"/>
+        </w:rPr>
+        <w:t xml:space="preserve"> les hypothèses</w:t>
+      </w:r>
+      <w:r>
+        <w:rPr>
+          <w:rFonts w:ascii="Times New Roman" w:eastAsia="Times New Roman" w:hAnsi="Times New Roman" w:cs="Times New Roman"/>
+        </w:rPr>
+        <w:t xml:space="preserve"> du modèle</w:t>
+      </w:r>
+      <w:r>
+        <w:rPr>
+          <w:rFonts w:ascii="Times New Roman" w:eastAsia="Times New Roman" w:hAnsi="Times New Roman" w:cs="Times New Roman"/>
+        </w:rPr>
+        <w:t xml:space="preserve"> </w:t>
+      </w:r>
+      <w:r>
+        <w:rPr>
+          <w:rFonts w:ascii="Times New Roman" w:eastAsia="Times New Roman" w:hAnsi="Times New Roman" w:cs="Times New Roman"/>
+        </w:rPr>
+        <w:t>: l’interception de la lumière</w:t>
+      </w:r>
       <w:bookmarkEnd w:id="24"/>
       <w:bookmarkEnd w:id="25"/>
       <w:bookmarkEnd w:id="26"/>
-      <w:commentRangeStart w:id="27"/>
-      <w:commentRangeEnd w:id="27"/>
-    </w:p>
-    <w:p>
-      <w:pPr>
-        <w:jc w:val="both"/>
-        <w:rPr>
-          <w:rFonts w:ascii="Times New Roman" w:eastAsia="Times New Roman" w:hAnsi="Times New Roman" w:cs="Times New Roman"/>
-        </w:rPr>
-      </w:pPr>
-      <w:r>
-        <w:rPr>
-          <w:rFonts w:ascii="Times New Roman" w:eastAsia="Times New Roman" w:hAnsi="Times New Roman" w:cs="Times New Roman"/>
-        </w:rPr>
-        <w:t>Les m</w:t>
-      </w:r>
-      <w:r>
-        <w:rPr>
-          <w:rFonts w:ascii="Times New Roman" w:eastAsia="Times New Roman" w:hAnsi="Times New Roman" w:cs="Times New Roman"/>
-        </w:rPr>
-        <w:t xml:space="preserve">odèles de plantes structure-fonction </w:t>
-      </w:r>
-      <w:r>
-        <w:rPr>
-          <w:rFonts w:ascii="Times New Roman" w:eastAsia="Times New Roman" w:hAnsi="Times New Roman" w:cs="Times New Roman"/>
-        </w:rPr>
-        <w:t xml:space="preserve">(en anglais </w:t>
-      </w:r>
-      <w:proofErr w:type="spellStart"/>
-      <w:r>
-        <w:rPr>
-          <w:rFonts w:ascii="Times New Roman" w:eastAsia="Times New Roman" w:hAnsi="Times New Roman" w:cs="Times New Roman"/>
-          <w:i/>
-          <w:iCs/>
-        </w:rPr>
-        <w:t>F</w:t>
-      </w:r>
-      <w:r>
-        <w:rPr>
-          <w:rFonts w:ascii="Times New Roman" w:eastAsia="Times New Roman" w:hAnsi="Times New Roman" w:cs="Times New Roman"/>
-          <w:i/>
-          <w:iCs/>
-        </w:rPr>
-        <w:t>unctional</w:t>
-      </w:r>
-      <w:proofErr w:type="spellEnd"/>
-      <w:r>
-        <w:rPr>
-          <w:rFonts w:ascii="Times New Roman" w:eastAsia="Times New Roman" w:hAnsi="Times New Roman" w:cs="Times New Roman"/>
-          <w:i/>
-          <w:iCs/>
-        </w:rPr>
-        <w:t>-</w:t>
-      </w:r>
-      <w:r>
-        <w:rPr>
-          <w:rFonts w:ascii="Times New Roman" w:eastAsia="Times New Roman" w:hAnsi="Times New Roman" w:cs="Times New Roman"/>
-          <w:i/>
-          <w:iCs/>
-        </w:rPr>
-        <w:t>S</w:t>
-      </w:r>
-      <w:r>
-        <w:rPr>
-          <w:rFonts w:ascii="Times New Roman" w:eastAsia="Times New Roman" w:hAnsi="Times New Roman" w:cs="Times New Roman"/>
-          <w:i/>
-          <w:iCs/>
-        </w:rPr>
-        <w:t xml:space="preserve">tructural </w:t>
-      </w:r>
-      <w:r>
-        <w:rPr>
-          <w:rFonts w:ascii="Times New Roman" w:eastAsia="Times New Roman" w:hAnsi="Times New Roman" w:cs="Times New Roman"/>
-          <w:i/>
-          <w:iCs/>
-        </w:rPr>
-        <w:t>P</w:t>
-      </w:r>
-      <w:r>
-        <w:rPr>
-          <w:rFonts w:ascii="Times New Roman" w:eastAsia="Times New Roman" w:hAnsi="Times New Roman" w:cs="Times New Roman"/>
-          <w:i/>
-          <w:iCs/>
-        </w:rPr>
-        <w:t xml:space="preserve">lant </w:t>
-      </w:r>
-      <w:proofErr w:type="spellStart"/>
-      <w:r>
-        <w:rPr>
-          <w:rFonts w:ascii="Times New Roman" w:eastAsia="Times New Roman" w:hAnsi="Times New Roman" w:cs="Times New Roman"/>
-          <w:i/>
-          <w:iCs/>
-        </w:rPr>
-        <w:t>M</w:t>
-      </w:r>
-      <w:r>
-        <w:rPr>
-          <w:rFonts w:ascii="Times New Roman" w:eastAsia="Times New Roman" w:hAnsi="Times New Roman" w:cs="Times New Roman"/>
-          <w:i/>
-          <w:iCs/>
-        </w:rPr>
-        <w:t>odels</w:t>
-      </w:r>
-      <w:proofErr w:type="spellEnd"/>
-      <w:r>
-        <w:rPr>
-          <w:rFonts w:ascii="Times New Roman" w:eastAsia="Times New Roman" w:hAnsi="Times New Roman" w:cs="Times New Roman"/>
-        </w:rPr>
-        <w:t xml:space="preserve"> </w:t>
-      </w:r>
-      <w:r>
-        <w:rPr>
-          <w:rFonts w:ascii="Times New Roman" w:eastAsia="Times New Roman" w:hAnsi="Times New Roman" w:cs="Times New Roman"/>
-        </w:rPr>
-        <w:t xml:space="preserve">ou </w:t>
-      </w:r>
-      <w:r>
-        <w:rPr>
-          <w:rFonts w:ascii="Times New Roman" w:eastAsia="Times New Roman" w:hAnsi="Times New Roman" w:cs="Times New Roman"/>
-        </w:rPr>
-        <w:t xml:space="preserve">FSPM) </w:t>
-      </w:r>
-      <w:r>
-        <w:rPr>
-          <w:rFonts w:ascii="Times New Roman" w:eastAsia="Times New Roman" w:hAnsi="Times New Roman" w:cs="Times New Roman"/>
-        </w:rPr>
-        <w:t xml:space="preserve">sont </w:t>
-      </w:r>
-      <w:r>
-        <w:rPr>
-          <w:rFonts w:ascii="Times New Roman" w:eastAsia="Times New Roman" w:hAnsi="Times New Roman" w:cs="Times New Roman"/>
-        </w:rPr>
-        <w:t>des modèles 3D</w:t>
-      </w:r>
-      <w:r>
-        <w:rPr>
-          <w:rFonts w:ascii="Times New Roman" w:eastAsia="Times New Roman" w:hAnsi="Times New Roman" w:cs="Times New Roman"/>
-        </w:rPr>
-        <w:t xml:space="preserve"> </w:t>
-      </w:r>
-      <w:r>
-        <w:rPr>
-          <w:rFonts w:ascii="Times New Roman" w:eastAsia="Times New Roman" w:hAnsi="Times New Roman" w:cs="Times New Roman"/>
-        </w:rPr>
-        <w:t>stochastiques</w:t>
-      </w:r>
-      <w:r>
-        <w:rPr>
-          <w:rFonts w:ascii="Times New Roman" w:eastAsia="Times New Roman" w:hAnsi="Times New Roman" w:cs="Times New Roman"/>
-        </w:rPr>
-        <w:t xml:space="preserve"> </w:t>
-      </w:r>
-      <w:r>
-        <w:rPr>
-          <w:rFonts w:ascii="Times New Roman" w:eastAsia="Times New Roman" w:hAnsi="Times New Roman" w:cs="Times New Roman"/>
-        </w:rPr>
-        <w:t>qui</w:t>
-      </w:r>
-      <w:r>
-        <w:rPr>
-          <w:rFonts w:ascii="Times New Roman" w:eastAsia="Times New Roman" w:hAnsi="Times New Roman" w:cs="Times New Roman"/>
-        </w:rPr>
-        <w:t xml:space="preserve"> simule</w:t>
-      </w:r>
-      <w:r>
-        <w:rPr>
-          <w:rFonts w:ascii="Times New Roman" w:eastAsia="Times New Roman" w:hAnsi="Times New Roman" w:cs="Times New Roman"/>
-        </w:rPr>
-        <w:t>nt</w:t>
-      </w:r>
-      <w:r>
-        <w:rPr>
-          <w:rFonts w:ascii="Times New Roman" w:eastAsia="Times New Roman" w:hAnsi="Times New Roman" w:cs="Times New Roman"/>
-        </w:rPr>
-        <w:t xml:space="preserve"> la croissance et le développement des plantes à l’échelle de l’organe</w:t>
-      </w:r>
-      <w:r>
-        <w:rPr>
-          <w:rFonts w:ascii="Times New Roman" w:eastAsia="Times New Roman" w:hAnsi="Times New Roman" w:cs="Times New Roman"/>
-        </w:rPr>
-        <w:t xml:space="preserve">, comme la </w:t>
-      </w:r>
-      <w:r>
-        <w:rPr>
-          <w:rFonts w:ascii="Times New Roman" w:eastAsia="Times New Roman" w:hAnsi="Times New Roman" w:cs="Times New Roman"/>
-        </w:rPr>
-        <w:t>feuille</w:t>
-      </w:r>
-      <w:r>
-        <w:rPr>
-          <w:rFonts w:ascii="Times New Roman" w:eastAsia="Times New Roman" w:hAnsi="Times New Roman" w:cs="Times New Roman"/>
-        </w:rPr>
-        <w:t xml:space="preserve"> et l’entrenœud</w:t>
-      </w:r>
-      <w:r>
-        <w:rPr>
-          <w:rFonts w:ascii="Times New Roman" w:eastAsia="Times New Roman" w:hAnsi="Times New Roman" w:cs="Times New Roman"/>
-        </w:rPr>
-        <w:t xml:space="preserve"> </w:t>
-      </w:r>
-      <w:r>
-        <w:rPr>
-          <w:rFonts w:ascii="Times New Roman" w:eastAsia="Times New Roman" w:hAnsi="Times New Roman" w:cs="Times New Roman"/>
-        </w:rPr>
-        <w:t>(</w:t>
-      </w:r>
-      <w:proofErr w:type="spellStart"/>
-      <w:r>
-        <w:rPr>
-          <w:rFonts w:ascii="Times New Roman" w:eastAsia="Times New Roman" w:hAnsi="Times New Roman" w:cs="Times New Roman"/>
-        </w:rPr>
-        <w:t>Louarn</w:t>
-      </w:r>
-      <w:proofErr w:type="spellEnd"/>
-      <w:r>
-        <w:rPr>
-          <w:rFonts w:ascii="Times New Roman" w:eastAsia="Times New Roman" w:hAnsi="Times New Roman" w:cs="Times New Roman"/>
-        </w:rPr>
-        <w:t xml:space="preserve"> and Song, 2020</w:t>
-      </w:r>
-      <w:r>
-        <w:rPr>
-          <w:rFonts w:ascii="Times New Roman" w:eastAsia="Times New Roman" w:hAnsi="Times New Roman" w:cs="Times New Roman"/>
-        </w:rPr>
-        <w:t>)</w:t>
-      </w:r>
-      <w:r>
-        <w:rPr>
-          <w:rFonts w:ascii="Times New Roman" w:eastAsia="Times New Roman" w:hAnsi="Times New Roman" w:cs="Times New Roman"/>
-        </w:rPr>
-        <w:t>.</w:t>
-      </w:r>
-      <w:r>
-        <w:rPr>
-          <w:rFonts w:ascii="Times New Roman" w:eastAsia="Times New Roman" w:hAnsi="Times New Roman" w:cs="Times New Roman"/>
-        </w:rPr>
-        <w:t xml:space="preserve"> </w:t>
-      </w:r>
-      <w:r>
-        <w:rPr>
-          <w:rFonts w:ascii="Times New Roman" w:eastAsia="Times New Roman" w:hAnsi="Times New Roman" w:cs="Times New Roman"/>
-        </w:rPr>
-        <w:t xml:space="preserve">Ils considèrent </w:t>
-      </w:r>
-      <w:r>
-        <w:rPr>
-          <w:rFonts w:ascii="Times New Roman" w:eastAsia="Times New Roman" w:hAnsi="Times New Roman" w:cs="Times New Roman"/>
-        </w:rPr>
-        <w:t>l’architecture</w:t>
-      </w:r>
-      <w:r>
-        <w:rPr>
-          <w:rFonts w:ascii="Times New Roman" w:eastAsia="Times New Roman" w:hAnsi="Times New Roman" w:cs="Times New Roman"/>
-        </w:rPr>
-        <w:t xml:space="preserve"> </w:t>
-      </w:r>
-      <w:r>
-        <w:rPr>
-          <w:rFonts w:ascii="Times New Roman" w:eastAsia="Times New Roman" w:hAnsi="Times New Roman" w:cs="Times New Roman"/>
-        </w:rPr>
-        <w:t>des plantes</w:t>
-      </w:r>
-      <w:r>
-        <w:rPr>
-          <w:rFonts w:ascii="Times New Roman" w:eastAsia="Times New Roman" w:hAnsi="Times New Roman" w:cs="Times New Roman"/>
-        </w:rPr>
-        <w:t>, c’est</w:t>
-      </w:r>
-      <w:r>
-        <w:rPr>
-          <w:rFonts w:ascii="Times New Roman" w:eastAsia="Times New Roman" w:hAnsi="Times New Roman" w:cs="Times New Roman"/>
-        </w:rPr>
-        <w:t>-</w:t>
-      </w:r>
-      <w:r>
-        <w:rPr>
-          <w:rFonts w:ascii="Times New Roman" w:eastAsia="Times New Roman" w:hAnsi="Times New Roman" w:cs="Times New Roman"/>
-        </w:rPr>
-        <w:t>à</w:t>
-      </w:r>
-      <w:r>
-        <w:rPr>
-          <w:rFonts w:ascii="Times New Roman" w:eastAsia="Times New Roman" w:hAnsi="Times New Roman" w:cs="Times New Roman"/>
-        </w:rPr>
-        <w:t>-</w:t>
-      </w:r>
-      <w:r>
-        <w:rPr>
-          <w:rFonts w:ascii="Times New Roman" w:eastAsia="Times New Roman" w:hAnsi="Times New Roman" w:cs="Times New Roman"/>
-        </w:rPr>
-        <w:t xml:space="preserve">dire </w:t>
-      </w:r>
-      <w:r>
-        <w:rPr>
-          <w:rFonts w:ascii="Times New Roman" w:eastAsia="Times New Roman" w:hAnsi="Times New Roman" w:cs="Times New Roman"/>
-        </w:rPr>
-        <w:t>leur</w:t>
-      </w:r>
-      <w:r>
-        <w:rPr>
-          <w:rFonts w:ascii="Times New Roman" w:eastAsia="Times New Roman" w:hAnsi="Times New Roman" w:cs="Times New Roman"/>
-        </w:rPr>
-        <w:t xml:space="preserve"> topologie</w:t>
-      </w:r>
-      <w:r>
-        <w:rPr>
-          <w:rFonts w:ascii="Times New Roman" w:eastAsia="Times New Roman" w:hAnsi="Times New Roman" w:cs="Times New Roman"/>
-        </w:rPr>
-        <w:t>,</w:t>
-      </w:r>
-      <w:r>
-        <w:rPr>
-          <w:rFonts w:ascii="Times New Roman" w:eastAsia="Times New Roman" w:hAnsi="Times New Roman" w:cs="Times New Roman"/>
-        </w:rPr>
-        <w:t xml:space="preserve"> l</w:t>
-      </w:r>
-      <w:r>
-        <w:rPr>
-          <w:rFonts w:ascii="Times New Roman" w:eastAsia="Times New Roman" w:hAnsi="Times New Roman" w:cs="Times New Roman"/>
-        </w:rPr>
-        <w:t>eur</w:t>
-      </w:r>
-      <w:r>
-        <w:rPr>
-          <w:rFonts w:ascii="Times New Roman" w:eastAsia="Times New Roman" w:hAnsi="Times New Roman" w:cs="Times New Roman"/>
-        </w:rPr>
-        <w:t xml:space="preserve"> géométrie</w:t>
-      </w:r>
-      <w:r>
-        <w:rPr>
-          <w:rFonts w:ascii="Times New Roman" w:eastAsia="Times New Roman" w:hAnsi="Times New Roman" w:cs="Times New Roman"/>
-        </w:rPr>
-        <w:t xml:space="preserve"> </w:t>
-      </w:r>
-      <w:r>
-        <w:rPr>
-          <w:rFonts w:ascii="Times New Roman" w:eastAsia="Times New Roman" w:hAnsi="Times New Roman" w:cs="Times New Roman"/>
-        </w:rPr>
-        <w:t>et l</w:t>
-      </w:r>
-      <w:r>
-        <w:rPr>
-          <w:rFonts w:ascii="Times New Roman" w:eastAsia="Times New Roman" w:hAnsi="Times New Roman" w:cs="Times New Roman"/>
-        </w:rPr>
-        <w:t>eur</w:t>
-      </w:r>
-      <w:r>
-        <w:rPr>
-          <w:rFonts w:ascii="Times New Roman" w:eastAsia="Times New Roman" w:hAnsi="Times New Roman" w:cs="Times New Roman"/>
-        </w:rPr>
-        <w:t xml:space="preserve"> </w:t>
-      </w:r>
-      <w:r>
-        <w:rPr>
-          <w:rFonts w:ascii="Times New Roman" w:eastAsia="Times New Roman" w:hAnsi="Times New Roman" w:cs="Times New Roman"/>
-        </w:rPr>
-        <w:t>développement</w:t>
-      </w:r>
-      <w:r>
-        <w:rPr>
-          <w:rFonts w:ascii="Times New Roman" w:eastAsia="Times New Roman" w:hAnsi="Times New Roman" w:cs="Times New Roman"/>
-        </w:rPr>
-        <w:t xml:space="preserve">, et </w:t>
-      </w:r>
-      <w:r>
-        <w:rPr>
-          <w:rFonts w:ascii="Times New Roman" w:eastAsia="Times New Roman" w:hAnsi="Times New Roman" w:cs="Times New Roman"/>
-        </w:rPr>
-        <w:t xml:space="preserve">il est possible de </w:t>
-      </w:r>
-      <w:r>
-        <w:rPr>
-          <w:rFonts w:ascii="Times New Roman" w:eastAsia="Times New Roman" w:hAnsi="Times New Roman" w:cs="Times New Roman"/>
-        </w:rPr>
-        <w:t>calcule</w:t>
-      </w:r>
-      <w:r>
-        <w:rPr>
-          <w:rFonts w:ascii="Times New Roman" w:eastAsia="Times New Roman" w:hAnsi="Times New Roman" w:cs="Times New Roman"/>
-        </w:rPr>
-        <w:t>r</w:t>
-      </w:r>
-      <w:r>
-        <w:rPr>
-          <w:rFonts w:ascii="Times New Roman" w:eastAsia="Times New Roman" w:hAnsi="Times New Roman" w:cs="Times New Roman"/>
-        </w:rPr>
-        <w:t xml:space="preserve"> </w:t>
-      </w:r>
-      <w:r>
-        <w:rPr>
-          <w:rFonts w:ascii="Times New Roman" w:eastAsia="Times New Roman" w:hAnsi="Times New Roman" w:cs="Times New Roman"/>
-        </w:rPr>
-        <w:t>d</w:t>
-      </w:r>
-      <w:r>
-        <w:rPr>
-          <w:rFonts w:ascii="Times New Roman" w:eastAsia="Times New Roman" w:hAnsi="Times New Roman" w:cs="Times New Roman"/>
-        </w:rPr>
-        <w:t xml:space="preserve">es processus physiologiques sur cette </w:t>
-      </w:r>
-      <w:r>
-        <w:rPr>
-          <w:rFonts w:ascii="Times New Roman" w:eastAsia="Times New Roman" w:hAnsi="Times New Roman" w:cs="Times New Roman"/>
-        </w:rPr>
-        <w:lastRenderedPageBreak/>
-        <w:t>architecture</w:t>
-      </w:r>
-      <w:r>
-        <w:rPr>
-          <w:rFonts w:ascii="Times New Roman" w:eastAsia="Times New Roman" w:hAnsi="Times New Roman" w:cs="Times New Roman"/>
-        </w:rPr>
-        <w:t xml:space="preserve">, en </w:t>
-      </w:r>
-      <w:r>
-        <w:rPr>
-          <w:rFonts w:ascii="Times New Roman" w:eastAsia="Times New Roman" w:hAnsi="Times New Roman" w:cs="Times New Roman"/>
-        </w:rPr>
-        <w:t>représentant explicitement</w:t>
-      </w:r>
-      <w:r>
-        <w:rPr>
-          <w:rFonts w:ascii="Times New Roman" w:eastAsia="Times New Roman" w:hAnsi="Times New Roman" w:cs="Times New Roman"/>
-        </w:rPr>
-        <w:t xml:space="preserve"> les organes</w:t>
-      </w:r>
-      <w:r>
-        <w:rPr>
-          <w:rFonts w:ascii="Times New Roman" w:eastAsia="Times New Roman" w:hAnsi="Times New Roman" w:cs="Times New Roman"/>
-        </w:rPr>
-        <w:t>.</w:t>
-      </w:r>
-      <w:r>
-        <w:rPr>
-          <w:rFonts w:ascii="Times New Roman" w:eastAsia="Times New Roman" w:hAnsi="Times New Roman" w:cs="Times New Roman"/>
-        </w:rPr>
-        <w:t xml:space="preserve"> </w:t>
-      </w:r>
-      <w:r>
-        <w:rPr>
-          <w:rFonts w:ascii="Times New Roman" w:eastAsia="Times New Roman" w:hAnsi="Times New Roman" w:cs="Times New Roman"/>
-        </w:rPr>
-        <w:t>P</w:t>
-      </w:r>
-      <w:r>
-        <w:rPr>
-          <w:rFonts w:ascii="Times New Roman" w:eastAsia="Times New Roman" w:hAnsi="Times New Roman" w:cs="Times New Roman"/>
-        </w:rPr>
-        <w:t>ar</w:t>
-      </w:r>
-      <w:r>
-        <w:rPr>
-          <w:rFonts w:ascii="Times New Roman" w:eastAsia="Times New Roman" w:hAnsi="Times New Roman" w:cs="Times New Roman"/>
-        </w:rPr>
-        <w:t xml:space="preserve"> exemple, </w:t>
-      </w:r>
-      <w:r>
-        <w:rPr>
-          <w:rFonts w:ascii="Times New Roman" w:eastAsia="Times New Roman" w:hAnsi="Times New Roman" w:cs="Times New Roman"/>
-        </w:rPr>
-        <w:t xml:space="preserve">chaque organe peut avoir une demande et donc une allocation différente en </w:t>
-      </w:r>
-      <w:r>
-        <w:rPr>
-          <w:rFonts w:ascii="Times New Roman" w:eastAsia="Times New Roman" w:hAnsi="Times New Roman" w:cs="Times New Roman"/>
-        </w:rPr>
-        <w:t>azote en fonction de son stade de développement</w:t>
-      </w:r>
-      <w:r>
-        <w:rPr>
-          <w:rFonts w:ascii="Times New Roman" w:eastAsia="Times New Roman" w:hAnsi="Times New Roman" w:cs="Times New Roman"/>
-        </w:rPr>
-        <w:t>.</w:t>
-      </w:r>
-      <w:r>
-        <w:rPr>
-          <w:rFonts w:ascii="Times New Roman" w:eastAsia="Times New Roman" w:hAnsi="Times New Roman" w:cs="Times New Roman"/>
-        </w:rPr>
-        <w:t xml:space="preserve"> </w:t>
-      </w:r>
-      <w:r>
-        <w:rPr>
-          <w:rFonts w:ascii="Times New Roman" w:eastAsia="Times New Roman" w:hAnsi="Times New Roman" w:cs="Times New Roman"/>
-        </w:rPr>
-        <w:t>Il est possible d’introduire de la variabilité afin d’obtenir des individus uniques.</w:t>
-      </w:r>
-    </w:p>
-    <w:p>
-      <w:pPr>
-        <w:jc w:val="both"/>
-        <w:rPr>
-          <w:rFonts w:ascii="Times New Roman" w:eastAsia="Times New Roman" w:hAnsi="Times New Roman" w:cs="Times New Roman"/>
-        </w:rPr>
-      </w:pPr>
-      <w:r>
-        <w:rPr>
-          <w:rFonts w:ascii="Times New Roman" w:eastAsia="Times New Roman" w:hAnsi="Times New Roman" w:cs="Times New Roman"/>
-        </w:rPr>
-        <w:t xml:space="preserve">Il existe un continuum </w:t>
-      </w:r>
-      <w:r>
-        <w:rPr>
-          <w:rFonts w:ascii="Times New Roman" w:eastAsia="Times New Roman" w:hAnsi="Times New Roman" w:cs="Times New Roman"/>
-        </w:rPr>
-        <w:t>dans les types de FSPM,</w:t>
-      </w:r>
-      <w:r>
-        <w:rPr>
-          <w:rFonts w:ascii="Times New Roman" w:eastAsia="Times New Roman" w:hAnsi="Times New Roman" w:cs="Times New Roman"/>
-        </w:rPr>
-        <w:t xml:space="preserve"> allant de</w:t>
-      </w:r>
-      <w:r>
-        <w:rPr>
-          <w:rFonts w:ascii="Times New Roman" w:eastAsia="Times New Roman" w:hAnsi="Times New Roman" w:cs="Times New Roman"/>
-        </w:rPr>
-        <w:t xml:space="preserve"> </w:t>
-      </w:r>
-      <w:r>
-        <w:rPr>
-          <w:rFonts w:ascii="Times New Roman" w:eastAsia="Times New Roman" w:hAnsi="Times New Roman" w:cs="Times New Roman"/>
-        </w:rPr>
-        <w:t xml:space="preserve">modèles purement paramétriques </w:t>
-      </w:r>
-      <w:r>
-        <w:rPr>
-          <w:rFonts w:ascii="Times New Roman" w:eastAsia="Times New Roman" w:hAnsi="Times New Roman" w:cs="Times New Roman"/>
-        </w:rPr>
-        <w:t xml:space="preserve">à des </w:t>
-      </w:r>
-      <w:r>
-        <w:rPr>
-          <w:rFonts w:ascii="Times New Roman" w:eastAsia="Times New Roman" w:hAnsi="Times New Roman" w:cs="Times New Roman"/>
-        </w:rPr>
-        <w:t>modèles mécanistes fonctionnels</w:t>
-      </w:r>
-      <w:r>
-        <w:rPr>
-          <w:rFonts w:ascii="Times New Roman" w:eastAsia="Times New Roman" w:hAnsi="Times New Roman" w:cs="Times New Roman"/>
-        </w:rPr>
-        <w:t>.</w:t>
-      </w:r>
-      <w:r>
-        <w:rPr>
-          <w:rFonts w:ascii="Times New Roman" w:eastAsia="Times New Roman" w:hAnsi="Times New Roman" w:cs="Times New Roman"/>
-        </w:rPr>
-        <w:t xml:space="preserve"> </w:t>
-      </w:r>
-      <w:r>
-        <w:rPr>
-          <w:rFonts w:ascii="Times New Roman" w:eastAsia="Times New Roman" w:hAnsi="Times New Roman" w:cs="Times New Roman"/>
-        </w:rPr>
-        <w:t>D’une part, l</w:t>
-      </w:r>
-      <w:r>
-        <w:rPr>
-          <w:rFonts w:ascii="Times New Roman" w:eastAsia="Times New Roman" w:hAnsi="Times New Roman" w:cs="Times New Roman"/>
-        </w:rPr>
-        <w:t>es modèles paramétriques</w:t>
-      </w:r>
-      <w:r>
-        <w:rPr>
-          <w:rFonts w:ascii="Times New Roman" w:eastAsia="Times New Roman" w:hAnsi="Times New Roman" w:cs="Times New Roman"/>
-        </w:rPr>
-        <w:t>,</w:t>
-      </w:r>
-      <w:r>
-        <w:rPr>
-          <w:rFonts w:ascii="Times New Roman" w:eastAsia="Times New Roman" w:hAnsi="Times New Roman" w:cs="Times New Roman"/>
-        </w:rPr>
-        <w:t xml:space="preserve"> comme</w:t>
-      </w:r>
-      <w:r>
-        <w:rPr>
-          <w:rFonts w:ascii="Times New Roman" w:eastAsia="Times New Roman" w:hAnsi="Times New Roman" w:cs="Times New Roman"/>
-        </w:rPr>
-        <w:t xml:space="preserve"> Weber et Penn (1</w:t>
-      </w:r>
-      <w:r>
-        <w:rPr>
-          <w:rFonts w:ascii="Times New Roman" w:eastAsia="Times New Roman" w:hAnsi="Times New Roman" w:cs="Times New Roman"/>
-        </w:rPr>
-        <w:t>995)</w:t>
-      </w:r>
-      <w:r>
-        <w:rPr>
-          <w:rFonts w:ascii="Times New Roman" w:eastAsia="Times New Roman" w:hAnsi="Times New Roman" w:cs="Times New Roman"/>
-        </w:rPr>
-        <w:t xml:space="preserve"> pour les arbres</w:t>
-      </w:r>
-      <w:r>
-        <w:rPr>
-          <w:rFonts w:ascii="Times New Roman" w:eastAsia="Times New Roman" w:hAnsi="Times New Roman" w:cs="Times New Roman"/>
-        </w:rPr>
-        <w:t>,</w:t>
-      </w:r>
-      <w:r>
-        <w:rPr>
-          <w:rFonts w:ascii="Times New Roman" w:eastAsia="Times New Roman" w:hAnsi="Times New Roman" w:cs="Times New Roman"/>
-        </w:rPr>
-        <w:t xml:space="preserve"> ADEL </w:t>
-      </w:r>
-      <w:r>
-        <w:rPr>
-          <w:rFonts w:ascii="Times New Roman" w:eastAsia="Times New Roman" w:hAnsi="Times New Roman" w:cs="Times New Roman"/>
-        </w:rPr>
-        <w:t>(Fournier et al., 2003)</w:t>
-      </w:r>
-      <w:r>
-        <w:rPr>
-          <w:rFonts w:ascii="Times New Roman" w:eastAsia="Times New Roman" w:hAnsi="Times New Roman" w:cs="Times New Roman"/>
-        </w:rPr>
-        <w:t xml:space="preserve"> </w:t>
-      </w:r>
-      <w:r>
-        <w:rPr>
-          <w:rFonts w:ascii="Times New Roman" w:eastAsia="Times New Roman" w:hAnsi="Times New Roman" w:cs="Times New Roman"/>
-        </w:rPr>
-        <w:t>pour les graminées, e</w:t>
-      </w:r>
-      <w:r>
-        <w:rPr>
-          <w:rFonts w:ascii="Times New Roman" w:eastAsia="Times New Roman" w:hAnsi="Times New Roman" w:cs="Times New Roman"/>
-        </w:rPr>
-        <w:t xml:space="preserve">t </w:t>
-      </w:r>
-      <w:proofErr w:type="spellStart"/>
-      <w:r>
-        <w:rPr>
-          <w:rFonts w:ascii="Times New Roman" w:eastAsia="Times New Roman" w:hAnsi="Times New Roman" w:cs="Times New Roman"/>
-        </w:rPr>
-        <w:t>ArchiSimple</w:t>
-      </w:r>
-      <w:proofErr w:type="spellEnd"/>
-      <w:r>
-        <w:rPr>
-          <w:rFonts w:ascii="Times New Roman" w:eastAsia="Times New Roman" w:hAnsi="Times New Roman" w:cs="Times New Roman"/>
-        </w:rPr>
-        <w:t xml:space="preserve"> (</w:t>
-      </w:r>
-      <w:r>
-        <w:rPr>
-          <w:rFonts w:ascii="Times New Roman" w:eastAsia="Times New Roman" w:hAnsi="Times New Roman" w:cs="Times New Roman"/>
-        </w:rPr>
-        <w:t>Pagès et al., 2012)</w:t>
-      </w:r>
-      <w:r>
-        <w:rPr>
-          <w:rFonts w:ascii="Times New Roman" w:eastAsia="Times New Roman" w:hAnsi="Times New Roman" w:cs="Times New Roman"/>
-        </w:rPr>
-        <w:t xml:space="preserve"> et </w:t>
-      </w:r>
-      <w:proofErr w:type="spellStart"/>
-      <w:r>
-        <w:rPr>
-          <w:rFonts w:ascii="Times New Roman" w:eastAsia="Times New Roman" w:hAnsi="Times New Roman" w:cs="Times New Roman"/>
-        </w:rPr>
-        <w:t>OpenSimRoot</w:t>
-      </w:r>
-      <w:proofErr w:type="spellEnd"/>
-      <w:r>
-        <w:rPr>
-          <w:rFonts w:ascii="Times New Roman" w:eastAsia="Times New Roman" w:hAnsi="Times New Roman" w:cs="Times New Roman"/>
-        </w:rPr>
-        <w:t xml:space="preserve"> (</w:t>
-      </w:r>
-      <w:proofErr w:type="spellStart"/>
-      <w:r>
-        <w:rPr>
-          <w:rFonts w:ascii="Times New Roman" w:eastAsia="Times New Roman" w:hAnsi="Times New Roman" w:cs="Times New Roman"/>
-        </w:rPr>
-        <w:t>Postma</w:t>
-      </w:r>
-      <w:proofErr w:type="spellEnd"/>
-      <w:r>
-        <w:rPr>
-          <w:rFonts w:ascii="Times New Roman" w:eastAsia="Times New Roman" w:hAnsi="Times New Roman" w:cs="Times New Roman"/>
-        </w:rPr>
-        <w:t xml:space="preserve"> et al., 2017) pour les racines</w:t>
-      </w:r>
-      <w:r>
-        <w:rPr>
-          <w:rFonts w:ascii="Times New Roman" w:eastAsia="Times New Roman" w:hAnsi="Times New Roman" w:cs="Times New Roman"/>
-        </w:rPr>
-        <w:t>,</w:t>
-      </w:r>
-      <w:r>
-        <w:rPr>
-          <w:rFonts w:ascii="Times New Roman" w:eastAsia="Times New Roman" w:hAnsi="Times New Roman" w:cs="Times New Roman"/>
-        </w:rPr>
-        <w:t xml:space="preserve"> </w:t>
-      </w:r>
-      <w:r>
-        <w:rPr>
-          <w:rFonts w:ascii="Times New Roman" w:eastAsia="Times New Roman" w:hAnsi="Times New Roman" w:cs="Times New Roman"/>
-        </w:rPr>
-        <w:t>permettent</w:t>
-      </w:r>
-      <w:r>
-        <w:rPr>
-          <w:rFonts w:ascii="Times New Roman" w:eastAsia="Times New Roman" w:hAnsi="Times New Roman" w:cs="Times New Roman"/>
-        </w:rPr>
-        <w:t xml:space="preserve"> de reconstruire </w:t>
-      </w:r>
-      <w:r>
-        <w:rPr>
-          <w:rFonts w:ascii="Times New Roman" w:eastAsia="Times New Roman" w:hAnsi="Times New Roman" w:cs="Times New Roman"/>
-        </w:rPr>
-        <w:t>l’</w:t>
-      </w:r>
-      <w:r>
-        <w:rPr>
-          <w:rFonts w:ascii="Times New Roman" w:eastAsia="Times New Roman" w:hAnsi="Times New Roman" w:cs="Times New Roman"/>
-        </w:rPr>
-        <w:t>architecture</w:t>
-      </w:r>
-      <w:r>
-        <w:rPr>
-          <w:rFonts w:ascii="Times New Roman" w:eastAsia="Times New Roman" w:hAnsi="Times New Roman" w:cs="Times New Roman"/>
-        </w:rPr>
-        <w:t xml:space="preserve"> d’une plante potentielle</w:t>
-      </w:r>
-      <w:r>
-        <w:rPr>
-          <w:rFonts w:ascii="Times New Roman" w:eastAsia="Times New Roman" w:hAnsi="Times New Roman" w:cs="Times New Roman"/>
-        </w:rPr>
-        <w:t xml:space="preserve"> à partir de paramètres souvent issus de mesures</w:t>
-      </w:r>
-      <w:r>
-        <w:rPr>
-          <w:rFonts w:ascii="Times New Roman" w:eastAsia="Times New Roman" w:hAnsi="Times New Roman" w:cs="Times New Roman"/>
-        </w:rPr>
-        <w:t xml:space="preserve">. D’autre part, </w:t>
-      </w:r>
-      <w:r>
-        <w:rPr>
-          <w:rFonts w:ascii="Times New Roman" w:eastAsia="Times New Roman" w:hAnsi="Times New Roman" w:cs="Times New Roman"/>
-        </w:rPr>
-        <w:t xml:space="preserve">les </w:t>
-      </w:r>
-      <w:r>
-        <w:rPr>
-          <w:rFonts w:ascii="Times New Roman" w:eastAsia="Times New Roman" w:hAnsi="Times New Roman" w:cs="Times New Roman"/>
-        </w:rPr>
-        <w:t xml:space="preserve">modèles </w:t>
-      </w:r>
-      <w:r>
-        <w:rPr>
-          <w:rFonts w:ascii="Times New Roman" w:eastAsia="Times New Roman" w:hAnsi="Times New Roman" w:cs="Times New Roman"/>
-        </w:rPr>
-        <w:t>mécanistes</w:t>
-      </w:r>
-      <w:r>
-        <w:rPr>
-          <w:rFonts w:ascii="Times New Roman" w:eastAsia="Times New Roman" w:hAnsi="Times New Roman" w:cs="Times New Roman"/>
-        </w:rPr>
-        <w:t xml:space="preserve"> </w:t>
-      </w:r>
-      <w:r>
-        <w:rPr>
-          <w:rFonts w:ascii="Times New Roman" w:eastAsia="Times New Roman" w:hAnsi="Times New Roman" w:cs="Times New Roman"/>
-        </w:rPr>
-        <w:t>simulent la structure de la plante comme le résultat de son fonctionnement et de son environnement</w:t>
-      </w:r>
-      <w:r>
-        <w:rPr>
-          <w:rFonts w:ascii="Times New Roman" w:eastAsia="Times New Roman" w:hAnsi="Times New Roman" w:cs="Times New Roman"/>
-        </w:rPr>
-        <w:t>, tels que</w:t>
-      </w:r>
-      <w:r>
-        <w:rPr>
-          <w:rFonts w:ascii="Times New Roman" w:eastAsia="Times New Roman" w:hAnsi="Times New Roman" w:cs="Times New Roman"/>
-        </w:rPr>
-        <w:t xml:space="preserve"> SIMBAL</w:t>
-      </w:r>
-      <w:r>
-        <w:rPr>
-          <w:rFonts w:ascii="Times New Roman" w:eastAsia="Times New Roman" w:hAnsi="Times New Roman" w:cs="Times New Roman"/>
-        </w:rPr>
-        <w:t xml:space="preserve"> </w:t>
-      </w:r>
-      <w:proofErr w:type="spellStart"/>
-      <w:r>
-        <w:rPr>
-          <w:rFonts w:ascii="Times New Roman" w:eastAsia="Times New Roman" w:hAnsi="Times New Roman" w:cs="Times New Roman"/>
-        </w:rPr>
-        <w:t>Perthame</w:t>
-      </w:r>
-      <w:proofErr w:type="spellEnd"/>
-      <w:r>
-        <w:rPr>
-          <w:rFonts w:ascii="Times New Roman" w:eastAsia="Times New Roman" w:hAnsi="Times New Roman" w:cs="Times New Roman"/>
-        </w:rPr>
-        <w:t xml:space="preserve"> et al. (2023), où la</w:t>
-      </w:r>
-      <w:r>
-        <w:rPr>
-          <w:rFonts w:ascii="Times New Roman" w:eastAsia="Times New Roman" w:hAnsi="Times New Roman" w:cs="Times New Roman"/>
-        </w:rPr>
-        <w:t xml:space="preserve"> </w:t>
-      </w:r>
-      <w:r>
-        <w:rPr>
-          <w:rFonts w:ascii="Times New Roman" w:eastAsia="Times New Roman" w:hAnsi="Times New Roman" w:cs="Times New Roman"/>
-        </w:rPr>
-        <w:t xml:space="preserve">croissance </w:t>
-      </w:r>
-      <w:r>
-        <w:rPr>
-          <w:rFonts w:ascii="Times New Roman" w:eastAsia="Times New Roman" w:hAnsi="Times New Roman" w:cs="Times New Roman"/>
-        </w:rPr>
-        <w:t xml:space="preserve">est déterminée </w:t>
-      </w:r>
-      <w:r>
-        <w:rPr>
-          <w:rFonts w:ascii="Times New Roman" w:eastAsia="Times New Roman" w:hAnsi="Times New Roman" w:cs="Times New Roman"/>
-        </w:rPr>
-        <w:t xml:space="preserve">par </w:t>
-      </w:r>
-      <w:r>
-        <w:rPr>
-          <w:rFonts w:ascii="Times New Roman" w:eastAsia="Times New Roman" w:hAnsi="Times New Roman" w:cs="Times New Roman"/>
-        </w:rPr>
-        <w:t>les dynamiques</w:t>
-      </w:r>
-      <w:r>
-        <w:rPr>
-          <w:rFonts w:ascii="Times New Roman" w:eastAsia="Times New Roman" w:hAnsi="Times New Roman" w:cs="Times New Roman"/>
-        </w:rPr>
-        <w:t xml:space="preserve"> du</w:t>
-      </w:r>
-      <w:r>
-        <w:rPr>
-          <w:rFonts w:ascii="Times New Roman" w:eastAsia="Times New Roman" w:hAnsi="Times New Roman" w:cs="Times New Roman"/>
-        </w:rPr>
-        <w:t xml:space="preserve"> </w:t>
-      </w:r>
-      <w:r>
-        <w:rPr>
-          <w:rFonts w:ascii="Times New Roman" w:eastAsia="Times New Roman" w:hAnsi="Times New Roman" w:cs="Times New Roman"/>
-        </w:rPr>
-        <w:t xml:space="preserve">carbone et </w:t>
-      </w:r>
-      <w:r>
-        <w:rPr>
-          <w:rFonts w:ascii="Times New Roman" w:eastAsia="Times New Roman" w:hAnsi="Times New Roman" w:cs="Times New Roman"/>
-        </w:rPr>
-        <w:t>de l’</w:t>
-      </w:r>
-      <w:r>
-        <w:rPr>
-          <w:rFonts w:ascii="Times New Roman" w:eastAsia="Times New Roman" w:hAnsi="Times New Roman" w:cs="Times New Roman"/>
-        </w:rPr>
-        <w:t>azote</w:t>
-      </w:r>
-      <w:r>
-        <w:rPr>
-          <w:rFonts w:ascii="Times New Roman" w:eastAsia="Times New Roman" w:hAnsi="Times New Roman" w:cs="Times New Roman"/>
-        </w:rPr>
-        <w:t xml:space="preserve"> dans les parties aériennes et racinaires des mélanges colza-légumineuses</w:t>
-      </w:r>
-      <w:r>
-        <w:rPr>
-          <w:rFonts w:ascii="Times New Roman" w:eastAsia="Times New Roman" w:hAnsi="Times New Roman" w:cs="Times New Roman"/>
-        </w:rPr>
-        <w:t>.</w:t>
-      </w:r>
-      <w:r>
-        <w:rPr>
-          <w:rFonts w:ascii="Times New Roman" w:eastAsia="Times New Roman" w:hAnsi="Times New Roman" w:cs="Times New Roman"/>
-        </w:rPr>
-        <w:t xml:space="preserve"> </w:t>
-      </w:r>
-      <w:r>
-        <w:rPr>
-          <w:rFonts w:ascii="Times New Roman" w:eastAsia="Times New Roman" w:hAnsi="Times New Roman" w:cs="Times New Roman"/>
-        </w:rPr>
-        <w:t>En pratique</w:t>
-      </w:r>
-      <w:r>
-        <w:rPr>
-          <w:rFonts w:ascii="Times New Roman" w:eastAsia="Times New Roman" w:hAnsi="Times New Roman" w:cs="Times New Roman"/>
-        </w:rPr>
-        <w:t>,</w:t>
-      </w:r>
-      <w:r>
-        <w:rPr>
-          <w:rFonts w:ascii="Times New Roman" w:eastAsia="Times New Roman" w:hAnsi="Times New Roman" w:cs="Times New Roman"/>
-        </w:rPr>
-        <w:t xml:space="preserve"> </w:t>
-      </w:r>
-      <w:r>
-        <w:rPr>
-          <w:rFonts w:ascii="Times New Roman" w:eastAsia="Times New Roman" w:hAnsi="Times New Roman" w:cs="Times New Roman"/>
-        </w:rPr>
-        <w:t xml:space="preserve">les modèles fonctionnels </w:t>
-      </w:r>
-      <w:r>
-        <w:rPr>
-          <w:rFonts w:ascii="Times New Roman" w:eastAsia="Times New Roman" w:hAnsi="Times New Roman" w:cs="Times New Roman"/>
-        </w:rPr>
-        <w:t>sont aussi paramétrés</w:t>
-      </w:r>
-      <w:r>
-        <w:rPr>
-          <w:rFonts w:ascii="Times New Roman" w:eastAsia="Times New Roman" w:hAnsi="Times New Roman" w:cs="Times New Roman"/>
-        </w:rPr>
-        <w:t>,</w:t>
-      </w:r>
-      <w:r>
-        <w:rPr>
-          <w:rFonts w:ascii="Times New Roman" w:eastAsia="Times New Roman" w:hAnsi="Times New Roman" w:cs="Times New Roman"/>
-        </w:rPr>
-        <w:t xml:space="preserve"> </w:t>
-      </w:r>
-      <w:r>
-        <w:rPr>
-          <w:rFonts w:ascii="Times New Roman" w:eastAsia="Times New Roman" w:hAnsi="Times New Roman" w:cs="Times New Roman"/>
-        </w:rPr>
-        <w:t xml:space="preserve">notamment </w:t>
-      </w:r>
-      <w:r>
-        <w:rPr>
-          <w:rFonts w:ascii="Times New Roman" w:eastAsia="Times New Roman" w:hAnsi="Times New Roman" w:cs="Times New Roman"/>
-        </w:rPr>
-        <w:t>pour</w:t>
-      </w:r>
-      <w:r>
-        <w:rPr>
-          <w:rFonts w:ascii="Times New Roman" w:eastAsia="Times New Roman" w:hAnsi="Times New Roman" w:cs="Times New Roman"/>
-        </w:rPr>
-        <w:t xml:space="preserve"> la mise en place de </w:t>
-      </w:r>
-      <w:r>
-        <w:rPr>
-          <w:rFonts w:ascii="Times New Roman" w:eastAsia="Times New Roman" w:hAnsi="Times New Roman" w:cs="Times New Roman"/>
-        </w:rPr>
-        <w:t>l’archi</w:t>
-      </w:r>
-      <w:r>
-        <w:rPr>
-          <w:rFonts w:ascii="Times New Roman" w:eastAsia="Times New Roman" w:hAnsi="Times New Roman" w:cs="Times New Roman"/>
-        </w:rPr>
-        <w:t>tecture</w:t>
-      </w:r>
-      <w:r>
-        <w:rPr>
-          <w:rFonts w:ascii="Times New Roman" w:eastAsia="Times New Roman" w:hAnsi="Times New Roman" w:cs="Times New Roman"/>
-        </w:rPr>
-        <w:t>,</w:t>
-      </w:r>
-      <w:r>
-        <w:rPr>
-          <w:rFonts w:ascii="Times New Roman" w:eastAsia="Times New Roman" w:hAnsi="Times New Roman" w:cs="Times New Roman"/>
-        </w:rPr>
-        <w:t xml:space="preserve"> et les </w:t>
-      </w:r>
-      <w:r>
-        <w:rPr>
-          <w:rFonts w:ascii="Times New Roman" w:eastAsia="Times New Roman" w:hAnsi="Times New Roman" w:cs="Times New Roman"/>
-        </w:rPr>
-        <w:t xml:space="preserve">modèles </w:t>
-      </w:r>
-      <w:r>
-        <w:rPr>
-          <w:rFonts w:ascii="Times New Roman" w:eastAsia="Times New Roman" w:hAnsi="Times New Roman" w:cs="Times New Roman"/>
-        </w:rPr>
-        <w:t>purement</w:t>
-      </w:r>
-      <w:r>
-        <w:rPr>
-          <w:rFonts w:ascii="Times New Roman" w:eastAsia="Times New Roman" w:hAnsi="Times New Roman" w:cs="Times New Roman"/>
-        </w:rPr>
-        <w:t xml:space="preserve"> paramétriques </w:t>
-      </w:r>
-      <w:r>
-        <w:rPr>
-          <w:rFonts w:ascii="Times New Roman" w:eastAsia="Times New Roman" w:hAnsi="Times New Roman" w:cs="Times New Roman"/>
-        </w:rPr>
-        <w:t>sont</w:t>
-      </w:r>
-      <w:r>
-        <w:rPr>
-          <w:rFonts w:ascii="Times New Roman" w:eastAsia="Times New Roman" w:hAnsi="Times New Roman" w:cs="Times New Roman"/>
-        </w:rPr>
-        <w:t xml:space="preserve"> </w:t>
-      </w:r>
-      <w:r>
-        <w:rPr>
-          <w:rFonts w:ascii="Times New Roman" w:eastAsia="Times New Roman" w:hAnsi="Times New Roman" w:cs="Times New Roman"/>
-        </w:rPr>
-        <w:t>souvent</w:t>
-      </w:r>
-      <w:r>
-        <w:rPr>
-          <w:rFonts w:ascii="Times New Roman" w:eastAsia="Times New Roman" w:hAnsi="Times New Roman" w:cs="Times New Roman"/>
-        </w:rPr>
-        <w:t xml:space="preserve"> couplés avec d’autres modèles pour ajouter de la fonction.</w:t>
-      </w:r>
-      <w:r>
-        <w:rPr>
-          <w:rFonts w:ascii="Times New Roman" w:eastAsia="Times New Roman" w:hAnsi="Times New Roman" w:cs="Times New Roman"/>
-        </w:rPr>
-        <w:t xml:space="preserve"> </w:t>
-      </w:r>
-    </w:p>
-    <w:p>
-      <w:pPr>
-        <w:jc w:val="both"/>
-        <w:rPr>
-          <w:rFonts w:ascii="Times New Roman" w:eastAsia="Times New Roman" w:hAnsi="Times New Roman" w:cs="Times New Roman"/>
-        </w:rPr>
-      </w:pPr>
-      <w:r>
-        <w:rPr>
-          <w:rFonts w:ascii="Times New Roman" w:eastAsia="Times New Roman" w:hAnsi="Times New Roman" w:cs="Times New Roman"/>
-        </w:rPr>
-        <w:t>On recense</w:t>
-      </w:r>
-      <w:r>
-        <w:rPr>
-          <w:rFonts w:ascii="Times New Roman" w:eastAsia="Times New Roman" w:hAnsi="Times New Roman" w:cs="Times New Roman"/>
-        </w:rPr>
-        <w:t xml:space="preserve"> plusieurs applications de</w:t>
-      </w:r>
-      <w:r>
-        <w:rPr>
-          <w:rFonts w:ascii="Times New Roman" w:eastAsia="Times New Roman" w:hAnsi="Times New Roman" w:cs="Times New Roman"/>
-        </w:rPr>
-        <w:t xml:space="preserve"> </w:t>
-      </w:r>
-      <w:proofErr w:type="spellStart"/>
-      <w:r>
-        <w:rPr>
-          <w:rFonts w:ascii="Times New Roman" w:eastAsia="Times New Roman" w:hAnsi="Times New Roman" w:cs="Times New Roman"/>
-        </w:rPr>
-        <w:t>FSPM</w:t>
-      </w:r>
-      <w:r>
-        <w:rPr>
-          <w:rFonts w:ascii="Times New Roman" w:eastAsia="Times New Roman" w:hAnsi="Times New Roman" w:cs="Times New Roman"/>
-        </w:rPr>
-        <w:t>s</w:t>
-      </w:r>
-      <w:proofErr w:type="spellEnd"/>
-      <w:r>
-        <w:rPr>
-          <w:rFonts w:ascii="Times New Roman" w:eastAsia="Times New Roman" w:hAnsi="Times New Roman" w:cs="Times New Roman"/>
-        </w:rPr>
-        <w:t xml:space="preserve"> pour</w:t>
-      </w:r>
-      <w:r>
-        <w:rPr>
-          <w:rFonts w:ascii="Times New Roman" w:eastAsia="Times New Roman" w:hAnsi="Times New Roman" w:cs="Times New Roman"/>
-        </w:rPr>
-        <w:t xml:space="preserve"> simuler</w:t>
-      </w:r>
-      <w:r>
-        <w:rPr>
-          <w:rFonts w:ascii="Times New Roman" w:eastAsia="Times New Roman" w:hAnsi="Times New Roman" w:cs="Times New Roman"/>
-        </w:rPr>
-        <w:t xml:space="preserve"> des cultures associées</w:t>
-      </w:r>
-      <w:r>
-        <w:rPr>
-          <w:rFonts w:ascii="Times New Roman" w:eastAsia="Times New Roman" w:hAnsi="Times New Roman" w:cs="Times New Roman"/>
-        </w:rPr>
-        <w:t>, se focalisant souvent sur un sous-ensemble de processus</w:t>
-      </w:r>
-      <w:r>
-        <w:rPr>
-          <w:rFonts w:ascii="Times New Roman" w:eastAsia="Times New Roman" w:hAnsi="Times New Roman" w:cs="Times New Roman"/>
-        </w:rPr>
-        <w:t xml:space="preserve">. </w:t>
-      </w:r>
-      <w:proofErr w:type="spellStart"/>
-      <w:r>
-        <w:rPr>
-          <w:rFonts w:ascii="Times New Roman" w:eastAsia="Times New Roman" w:hAnsi="Times New Roman" w:cs="Times New Roman"/>
-        </w:rPr>
-        <w:t>Barillot</w:t>
-      </w:r>
-      <w:proofErr w:type="spellEnd"/>
-      <w:r>
-        <w:rPr>
-          <w:rFonts w:ascii="Times New Roman" w:eastAsia="Times New Roman" w:hAnsi="Times New Roman" w:cs="Times New Roman"/>
-        </w:rPr>
-        <w:t xml:space="preserve"> et al. </w:t>
-      </w:r>
-      <w:r>
-        <w:rPr>
-          <w:rFonts w:ascii="Times New Roman" w:eastAsia="Times New Roman" w:hAnsi="Times New Roman" w:cs="Times New Roman"/>
-        </w:rPr>
-        <w:t>(</w:t>
-      </w:r>
-      <w:r>
-        <w:rPr>
-          <w:rFonts w:ascii="Times New Roman" w:eastAsia="Times New Roman" w:hAnsi="Times New Roman" w:cs="Times New Roman"/>
-        </w:rPr>
-        <w:t xml:space="preserve">2014) </w:t>
-      </w:r>
-      <w:r>
-        <w:rPr>
-          <w:rFonts w:ascii="Times New Roman" w:eastAsia="Times New Roman" w:hAnsi="Times New Roman" w:cs="Times New Roman"/>
-        </w:rPr>
-        <w:t xml:space="preserve">ont </w:t>
-      </w:r>
-      <w:r>
-        <w:rPr>
-          <w:rFonts w:ascii="Times New Roman" w:eastAsia="Times New Roman" w:hAnsi="Times New Roman" w:cs="Times New Roman"/>
-        </w:rPr>
-        <w:t xml:space="preserve">utilisé </w:t>
-      </w:r>
-      <w:r>
-        <w:rPr>
-          <w:rFonts w:ascii="Times New Roman" w:eastAsia="Times New Roman" w:hAnsi="Times New Roman" w:cs="Times New Roman"/>
-        </w:rPr>
-        <w:t xml:space="preserve">le modèle </w:t>
-      </w:r>
-      <w:r>
-        <w:rPr>
-          <w:rFonts w:ascii="Times New Roman" w:eastAsia="Times New Roman" w:hAnsi="Times New Roman" w:cs="Times New Roman"/>
-        </w:rPr>
-        <w:t>ADEL-</w:t>
-      </w:r>
-      <w:proofErr w:type="spellStart"/>
-      <w:r>
-        <w:rPr>
-          <w:rFonts w:ascii="Times New Roman" w:eastAsia="Times New Roman" w:hAnsi="Times New Roman" w:cs="Times New Roman"/>
-        </w:rPr>
-        <w:t>Wheat</w:t>
-      </w:r>
-      <w:proofErr w:type="spellEnd"/>
-      <w:r>
-        <w:rPr>
-          <w:rFonts w:ascii="Times New Roman" w:eastAsia="Times New Roman" w:hAnsi="Times New Roman" w:cs="Times New Roman"/>
-        </w:rPr>
-        <w:t xml:space="preserve"> </w:t>
-      </w:r>
-      <w:r>
-        <w:rPr>
-          <w:rFonts w:ascii="Times New Roman" w:eastAsia="Times New Roman" w:hAnsi="Times New Roman" w:cs="Times New Roman"/>
-        </w:rPr>
-        <w:t>(Fournier et al., 2003)</w:t>
-      </w:r>
-      <w:r>
-        <w:rPr>
-          <w:rFonts w:ascii="Times New Roman" w:eastAsia="Times New Roman" w:hAnsi="Times New Roman" w:cs="Times New Roman"/>
-        </w:rPr>
-        <w:t xml:space="preserve"> et</w:t>
-      </w:r>
-      <w:r>
-        <w:rPr>
-          <w:rFonts w:ascii="Times New Roman" w:eastAsia="Times New Roman" w:hAnsi="Times New Roman" w:cs="Times New Roman"/>
-        </w:rPr>
-        <w:t xml:space="preserve"> développé</w:t>
-      </w:r>
-      <w:r>
-        <w:rPr>
-          <w:rFonts w:ascii="Times New Roman" w:eastAsia="Times New Roman" w:hAnsi="Times New Roman" w:cs="Times New Roman"/>
-        </w:rPr>
-        <w:t xml:space="preserve"> L-</w:t>
-      </w:r>
-      <w:proofErr w:type="spellStart"/>
-      <w:r>
-        <w:rPr>
-          <w:rFonts w:ascii="Times New Roman" w:eastAsia="Times New Roman" w:hAnsi="Times New Roman" w:cs="Times New Roman"/>
-        </w:rPr>
-        <w:t>Pea</w:t>
-      </w:r>
-      <w:proofErr w:type="spellEnd"/>
-      <w:r>
-        <w:rPr>
-          <w:rFonts w:ascii="Times New Roman" w:eastAsia="Times New Roman" w:hAnsi="Times New Roman" w:cs="Times New Roman"/>
-        </w:rPr>
-        <w:t xml:space="preserve"> pour simuler l’interception de la lumière</w:t>
-      </w:r>
-      <w:r>
-        <w:rPr>
-          <w:rFonts w:ascii="Times New Roman" w:eastAsia="Times New Roman" w:hAnsi="Times New Roman" w:cs="Times New Roman"/>
-        </w:rPr>
-        <w:t xml:space="preserve"> entre blé et pois</w:t>
-      </w:r>
-      <w:r>
-        <w:rPr>
-          <w:rFonts w:ascii="Times New Roman" w:eastAsia="Times New Roman" w:hAnsi="Times New Roman" w:cs="Times New Roman"/>
-        </w:rPr>
-        <w:t>.</w:t>
-      </w:r>
-      <w:r>
-        <w:rPr>
-          <w:rFonts w:ascii="Times New Roman" w:eastAsia="Times New Roman" w:hAnsi="Times New Roman" w:cs="Times New Roman"/>
-        </w:rPr>
-        <w:t xml:space="preserve"> </w:t>
-      </w:r>
-      <w:proofErr w:type="spellStart"/>
-      <w:r>
-        <w:rPr>
-          <w:rFonts w:ascii="Times New Roman" w:eastAsia="Times New Roman" w:hAnsi="Times New Roman" w:cs="Times New Roman"/>
-        </w:rPr>
-        <w:t>Louarn</w:t>
-      </w:r>
-      <w:proofErr w:type="spellEnd"/>
-      <w:r>
-        <w:rPr>
-          <w:rFonts w:ascii="Times New Roman" w:eastAsia="Times New Roman" w:hAnsi="Times New Roman" w:cs="Times New Roman"/>
-        </w:rPr>
-        <w:t xml:space="preserve"> et al. </w:t>
-      </w:r>
-      <w:r>
-        <w:rPr>
-          <w:rFonts w:ascii="Times New Roman" w:eastAsia="Times New Roman" w:hAnsi="Times New Roman" w:cs="Times New Roman"/>
-        </w:rPr>
-        <w:t>(</w:t>
-      </w:r>
-      <w:r>
-        <w:rPr>
-          <w:rFonts w:ascii="Times New Roman" w:eastAsia="Times New Roman" w:hAnsi="Times New Roman" w:cs="Times New Roman"/>
-        </w:rPr>
-        <w:t>2013) ont effectué un couplage de modèles de morphogénèse aérien et racinaire L-</w:t>
-      </w:r>
-      <w:proofErr w:type="spellStart"/>
-      <w:r>
-        <w:rPr>
-          <w:rFonts w:ascii="Times New Roman" w:eastAsia="Times New Roman" w:hAnsi="Times New Roman" w:cs="Times New Roman"/>
-        </w:rPr>
-        <w:t>grass</w:t>
-      </w:r>
-      <w:proofErr w:type="spellEnd"/>
-      <w:r>
-        <w:rPr>
-          <w:rFonts w:ascii="Times New Roman" w:eastAsia="Times New Roman" w:hAnsi="Times New Roman" w:cs="Times New Roman"/>
-        </w:rPr>
-        <w:t xml:space="preserve"> et </w:t>
-      </w:r>
-      <w:proofErr w:type="spellStart"/>
-      <w:r>
-        <w:rPr>
-          <w:rFonts w:ascii="Times New Roman" w:eastAsia="Times New Roman" w:hAnsi="Times New Roman" w:cs="Times New Roman"/>
-        </w:rPr>
-        <w:t>L-egume</w:t>
-      </w:r>
-      <w:proofErr w:type="spellEnd"/>
-      <w:r>
-        <w:rPr>
-          <w:rFonts w:ascii="Times New Roman" w:eastAsia="Times New Roman" w:hAnsi="Times New Roman" w:cs="Times New Roman"/>
-        </w:rPr>
-        <w:t xml:space="preserve"> </w:t>
-      </w:r>
-      <w:r>
-        <w:rPr>
-          <w:rFonts w:ascii="Times New Roman" w:eastAsia="Times New Roman" w:hAnsi="Times New Roman" w:cs="Times New Roman"/>
-        </w:rPr>
-        <w:t xml:space="preserve">pour </w:t>
-      </w:r>
-      <w:r>
-        <w:rPr>
-          <w:rFonts w:ascii="Times New Roman" w:eastAsia="Times New Roman" w:hAnsi="Times New Roman" w:cs="Times New Roman"/>
-        </w:rPr>
-        <w:t>simuler d</w:t>
-      </w:r>
-      <w:r>
-        <w:rPr>
-          <w:rFonts w:ascii="Times New Roman" w:eastAsia="Times New Roman" w:hAnsi="Times New Roman" w:cs="Times New Roman"/>
-        </w:rPr>
-        <w:t xml:space="preserve">es prairies dans </w:t>
-      </w:r>
-      <w:proofErr w:type="spellStart"/>
-      <w:r>
-        <w:rPr>
-          <w:rFonts w:ascii="Times New Roman" w:eastAsia="Times New Roman" w:hAnsi="Times New Roman" w:cs="Times New Roman"/>
-        </w:rPr>
-        <w:t>VirtualGrassLand</w:t>
-      </w:r>
-      <w:proofErr w:type="spellEnd"/>
-      <w:r>
-        <w:rPr>
-          <w:rFonts w:ascii="Times New Roman" w:eastAsia="Times New Roman" w:hAnsi="Times New Roman" w:cs="Times New Roman"/>
-        </w:rPr>
-        <w:t>.</w:t>
-      </w:r>
-      <w:r>
-        <w:rPr>
-          <w:rFonts w:ascii="Times New Roman" w:eastAsia="Times New Roman" w:hAnsi="Times New Roman" w:cs="Times New Roman"/>
-        </w:rPr>
-        <w:t xml:space="preserve"> </w:t>
-      </w:r>
-      <w:proofErr w:type="spellStart"/>
-      <w:r>
-        <w:rPr>
-          <w:rFonts w:ascii="Times New Roman" w:eastAsia="Times New Roman" w:hAnsi="Times New Roman" w:cs="Times New Roman"/>
-        </w:rPr>
-        <w:t>Braghiere</w:t>
-      </w:r>
-      <w:proofErr w:type="spellEnd"/>
-      <w:r>
-        <w:rPr>
-          <w:rFonts w:ascii="Times New Roman" w:eastAsia="Times New Roman" w:hAnsi="Times New Roman" w:cs="Times New Roman"/>
-        </w:rPr>
-        <w:t xml:space="preserve"> et al. (2020) </w:t>
-      </w:r>
-      <w:r>
-        <w:rPr>
-          <w:rFonts w:ascii="Times New Roman" w:eastAsia="Times New Roman" w:hAnsi="Times New Roman" w:cs="Times New Roman"/>
-        </w:rPr>
-        <w:t xml:space="preserve">ont couplé </w:t>
-      </w:r>
-      <w:r>
-        <w:rPr>
-          <w:rFonts w:ascii="Times New Roman" w:eastAsia="Times New Roman" w:hAnsi="Times New Roman" w:cs="Times New Roman"/>
-        </w:rPr>
-        <w:t>un FSPM aérien</w:t>
-      </w:r>
-      <w:r>
-        <w:rPr>
-          <w:rFonts w:ascii="Times New Roman" w:eastAsia="Times New Roman" w:hAnsi="Times New Roman" w:cs="Times New Roman"/>
-        </w:rPr>
-        <w:t xml:space="preserve"> de la plateforme </w:t>
-      </w:r>
-      <w:proofErr w:type="spellStart"/>
-      <w:r>
-        <w:rPr>
-          <w:rFonts w:ascii="Times New Roman" w:eastAsia="Times New Roman" w:hAnsi="Times New Roman" w:cs="Times New Roman"/>
-        </w:rPr>
-        <w:t>GroIMP</w:t>
-      </w:r>
-      <w:proofErr w:type="spellEnd"/>
-      <w:r>
-        <w:rPr>
-          <w:rFonts w:ascii="Times New Roman" w:eastAsia="Times New Roman" w:hAnsi="Times New Roman" w:cs="Times New Roman"/>
-        </w:rPr>
-        <w:t xml:space="preserve"> (</w:t>
-      </w:r>
-      <w:proofErr w:type="spellStart"/>
-      <w:r>
-        <w:rPr>
-          <w:rFonts w:ascii="Times New Roman" w:eastAsia="Times New Roman" w:hAnsi="Times New Roman" w:cs="Times New Roman"/>
-        </w:rPr>
-        <w:t>Hemmerling</w:t>
-      </w:r>
-      <w:proofErr w:type="spellEnd"/>
-      <w:r>
-        <w:rPr>
-          <w:rFonts w:ascii="Times New Roman" w:eastAsia="Times New Roman" w:hAnsi="Times New Roman" w:cs="Times New Roman"/>
-        </w:rPr>
-        <w:t xml:space="preserve"> et al., 2008 ; </w:t>
-      </w:r>
-      <w:proofErr w:type="spellStart"/>
-      <w:r>
-        <w:rPr>
-          <w:rFonts w:ascii="Times New Roman" w:eastAsia="Times New Roman" w:hAnsi="Times New Roman" w:cs="Times New Roman"/>
-        </w:rPr>
-        <w:t>Evers</w:t>
-      </w:r>
-      <w:proofErr w:type="spellEnd"/>
-      <w:r>
-        <w:rPr>
-          <w:rFonts w:ascii="Times New Roman" w:eastAsia="Times New Roman" w:hAnsi="Times New Roman" w:cs="Times New Roman"/>
-        </w:rPr>
-        <w:t xml:space="preserve"> and </w:t>
-      </w:r>
-      <w:proofErr w:type="spellStart"/>
-      <w:r>
-        <w:rPr>
-          <w:rFonts w:ascii="Times New Roman" w:eastAsia="Times New Roman" w:hAnsi="Times New Roman" w:cs="Times New Roman"/>
-        </w:rPr>
-        <w:t>Bastiaans</w:t>
-      </w:r>
-      <w:proofErr w:type="spellEnd"/>
-      <w:r>
-        <w:rPr>
-          <w:rFonts w:ascii="Times New Roman" w:eastAsia="Times New Roman" w:hAnsi="Times New Roman" w:cs="Times New Roman"/>
-        </w:rPr>
-        <w:t xml:space="preserve">, </w:t>
-      </w:r>
-      <w:r>
-        <w:rPr>
-          <w:rFonts w:ascii="Times New Roman" w:eastAsia="Times New Roman" w:hAnsi="Times New Roman" w:cs="Times New Roman"/>
-        </w:rPr>
-        <w:t>2016)</w:t>
-      </w:r>
-      <w:r>
-        <w:rPr>
-          <w:rFonts w:ascii="Times New Roman" w:eastAsia="Times New Roman" w:hAnsi="Times New Roman" w:cs="Times New Roman"/>
-        </w:rPr>
-        <w:t xml:space="preserve"> avec le </w:t>
-      </w:r>
-      <w:r>
-        <w:rPr>
-          <w:rFonts w:ascii="Times New Roman" w:eastAsia="Times New Roman" w:hAnsi="Times New Roman" w:cs="Times New Roman"/>
-        </w:rPr>
-        <w:t xml:space="preserve">FSPM </w:t>
-      </w:r>
-      <w:r>
-        <w:rPr>
-          <w:rFonts w:ascii="Times New Roman" w:eastAsia="Times New Roman" w:hAnsi="Times New Roman" w:cs="Times New Roman"/>
-        </w:rPr>
-        <w:t xml:space="preserve">racinaire </w:t>
-      </w:r>
-      <w:proofErr w:type="spellStart"/>
-      <w:r>
-        <w:rPr>
-          <w:rFonts w:ascii="Times New Roman" w:eastAsia="Times New Roman" w:hAnsi="Times New Roman" w:cs="Times New Roman"/>
-        </w:rPr>
-        <w:t>ArchiSimple</w:t>
-      </w:r>
-      <w:proofErr w:type="spellEnd"/>
-      <w:r>
-        <w:rPr>
-          <w:rFonts w:ascii="Times New Roman" w:eastAsia="Times New Roman" w:hAnsi="Times New Roman" w:cs="Times New Roman"/>
-        </w:rPr>
-        <w:t xml:space="preserve"> </w:t>
-      </w:r>
-      <w:r>
-        <w:rPr>
-          <w:rFonts w:ascii="Times New Roman" w:eastAsia="Times New Roman" w:hAnsi="Times New Roman" w:cs="Times New Roman"/>
-        </w:rPr>
-        <w:t>couplé à</w:t>
-      </w:r>
-      <w:r>
-        <w:rPr>
-          <w:rFonts w:ascii="Times New Roman" w:eastAsia="Times New Roman" w:hAnsi="Times New Roman" w:cs="Times New Roman"/>
-        </w:rPr>
-        <w:t xml:space="preserve"> Min3P</w:t>
-      </w:r>
-      <w:r>
-        <w:rPr>
-          <w:rFonts w:ascii="Times New Roman" w:eastAsia="Times New Roman" w:hAnsi="Times New Roman" w:cs="Times New Roman"/>
-        </w:rPr>
-        <w:t xml:space="preserve"> (Gérard et al., 2015)</w:t>
-      </w:r>
-      <w:r>
-        <w:rPr>
-          <w:rFonts w:ascii="Times New Roman" w:eastAsia="Times New Roman" w:hAnsi="Times New Roman" w:cs="Times New Roman"/>
-        </w:rPr>
-        <w:t xml:space="preserve"> pour étudier les effets d</w:t>
-      </w:r>
-      <w:r>
-        <w:rPr>
-          <w:rFonts w:ascii="Times New Roman" w:eastAsia="Times New Roman" w:hAnsi="Times New Roman" w:cs="Times New Roman"/>
-        </w:rPr>
-        <w:t>u déficit hydrique</w:t>
-      </w:r>
-      <w:r>
-        <w:rPr>
-          <w:rFonts w:ascii="Times New Roman" w:eastAsia="Times New Roman" w:hAnsi="Times New Roman" w:cs="Times New Roman"/>
-        </w:rPr>
-        <w:t xml:space="preserve"> sur la biomasse</w:t>
-      </w:r>
-      <w:r>
-        <w:rPr>
-          <w:rFonts w:ascii="Times New Roman" w:eastAsia="Times New Roman" w:hAnsi="Times New Roman" w:cs="Times New Roman"/>
-        </w:rPr>
-        <w:t xml:space="preserve"> pour des céréales et des légumineuses non spécifi</w:t>
-      </w:r>
-      <w:r>
-        <w:rPr>
-          <w:rFonts w:ascii="Times New Roman" w:eastAsia="Times New Roman" w:hAnsi="Times New Roman" w:cs="Times New Roman"/>
-        </w:rPr>
-        <w:t>qu</w:t>
-      </w:r>
-      <w:r>
-        <w:rPr>
-          <w:rFonts w:ascii="Times New Roman" w:eastAsia="Times New Roman" w:hAnsi="Times New Roman" w:cs="Times New Roman"/>
-        </w:rPr>
-        <w:t>es</w:t>
-      </w:r>
-      <w:r>
-        <w:rPr>
-          <w:rFonts w:ascii="Times New Roman" w:eastAsia="Times New Roman" w:hAnsi="Times New Roman" w:cs="Times New Roman"/>
-        </w:rPr>
-        <w:t xml:space="preserve">. </w:t>
-      </w:r>
-      <w:proofErr w:type="spellStart"/>
-      <w:r>
-        <w:rPr>
-          <w:rFonts w:ascii="Times New Roman" w:eastAsia="Times New Roman" w:hAnsi="Times New Roman" w:cs="Times New Roman"/>
-        </w:rPr>
-        <w:t>Levionnois</w:t>
-      </w:r>
-      <w:proofErr w:type="spellEnd"/>
-      <w:r>
-        <w:rPr>
-          <w:rFonts w:ascii="Times New Roman" w:eastAsia="Times New Roman" w:hAnsi="Times New Roman" w:cs="Times New Roman"/>
-        </w:rPr>
-        <w:t xml:space="preserve"> et al. (2023) ont</w:t>
-      </w:r>
-      <w:r>
-        <w:rPr>
-          <w:rFonts w:ascii="Times New Roman" w:eastAsia="Times New Roman" w:hAnsi="Times New Roman" w:cs="Times New Roman"/>
-        </w:rPr>
-        <w:t xml:space="preserve"> étudié l’impact</w:t>
-      </w:r>
-      <w:r>
-        <w:rPr>
-          <w:rFonts w:ascii="Times New Roman" w:eastAsia="Times New Roman" w:hAnsi="Times New Roman" w:cs="Times New Roman"/>
-        </w:rPr>
-        <w:t xml:space="preserve"> </w:t>
-      </w:r>
-      <w:r>
-        <w:rPr>
-          <w:rFonts w:ascii="Times New Roman" w:eastAsia="Times New Roman" w:hAnsi="Times New Roman" w:cs="Times New Roman"/>
-        </w:rPr>
-        <w:t>d</w:t>
-      </w:r>
-      <w:r>
-        <w:rPr>
-          <w:rFonts w:ascii="Times New Roman" w:eastAsia="Times New Roman" w:hAnsi="Times New Roman" w:cs="Times New Roman"/>
-        </w:rPr>
-        <w:t>es c</w:t>
-      </w:r>
-      <w:r>
-        <w:rPr>
-          <w:rFonts w:ascii="Times New Roman" w:eastAsia="Times New Roman" w:hAnsi="Times New Roman" w:cs="Times New Roman"/>
-        </w:rPr>
-        <w:t>aractéristiques architecturales</w:t>
-      </w:r>
-      <w:r>
-        <w:rPr>
-          <w:rFonts w:ascii="Times New Roman" w:eastAsia="Times New Roman" w:hAnsi="Times New Roman" w:cs="Times New Roman"/>
-        </w:rPr>
-        <w:t xml:space="preserve">, </w:t>
-      </w:r>
-      <w:r>
-        <w:rPr>
-          <w:rFonts w:ascii="Times New Roman" w:eastAsia="Times New Roman" w:hAnsi="Times New Roman" w:cs="Times New Roman"/>
-        </w:rPr>
-        <w:t xml:space="preserve">de </w:t>
-      </w:r>
-      <w:r>
-        <w:rPr>
-          <w:rFonts w:ascii="Times New Roman" w:eastAsia="Times New Roman" w:hAnsi="Times New Roman" w:cs="Times New Roman"/>
-        </w:rPr>
-        <w:t>la proportion et</w:t>
-      </w:r>
-      <w:r>
-        <w:rPr>
-          <w:rFonts w:ascii="Times New Roman" w:eastAsia="Times New Roman" w:hAnsi="Times New Roman" w:cs="Times New Roman"/>
-        </w:rPr>
-        <w:t xml:space="preserve"> de</w:t>
-      </w:r>
-      <w:r>
-        <w:rPr>
-          <w:rFonts w:ascii="Times New Roman" w:eastAsia="Times New Roman" w:hAnsi="Times New Roman" w:cs="Times New Roman"/>
-        </w:rPr>
-        <w:t xml:space="preserve"> la date de semis</w:t>
-      </w:r>
-      <w:r>
-        <w:rPr>
-          <w:rFonts w:ascii="Times New Roman" w:eastAsia="Times New Roman" w:hAnsi="Times New Roman" w:cs="Times New Roman"/>
-        </w:rPr>
-        <w:t xml:space="preserve"> </w:t>
-      </w:r>
-      <w:r>
-        <w:rPr>
-          <w:rFonts w:ascii="Times New Roman" w:eastAsia="Times New Roman" w:hAnsi="Times New Roman" w:cs="Times New Roman"/>
-        </w:rPr>
-        <w:t>de la culture associée sur les interactions plante-pathogène dans les mélanges avec du blé</w:t>
-      </w:r>
-      <w:r>
-        <w:rPr>
-          <w:rFonts w:ascii="Times New Roman" w:eastAsia="Times New Roman" w:hAnsi="Times New Roman" w:cs="Times New Roman"/>
-        </w:rPr>
-        <w:t xml:space="preserve">. </w:t>
-      </w:r>
-    </w:p>
-    <w:p>
-      <w:pPr>
-        <w:jc w:val="both"/>
-        <w:rPr>
-          <w:rFonts w:ascii="Times New Roman" w:eastAsia="Times New Roman" w:hAnsi="Times New Roman" w:cs="Times New Roman"/>
-        </w:rPr>
-      </w:pPr>
-      <w:r>
-        <w:rPr>
-          <w:rFonts w:ascii="Times New Roman" w:eastAsia="Times New Roman" w:hAnsi="Times New Roman" w:cs="Times New Roman"/>
-        </w:rPr>
-        <w:t xml:space="preserve">Les </w:t>
-      </w:r>
-      <w:proofErr w:type="spellStart"/>
-      <w:r>
-        <w:rPr>
-          <w:rFonts w:ascii="Times New Roman" w:eastAsia="Times New Roman" w:hAnsi="Times New Roman" w:cs="Times New Roman"/>
-        </w:rPr>
-        <w:t>FSPM</w:t>
-      </w:r>
-      <w:r>
-        <w:rPr>
-          <w:rFonts w:ascii="Times New Roman" w:eastAsia="Times New Roman" w:hAnsi="Times New Roman" w:cs="Times New Roman"/>
-        </w:rPr>
-        <w:t>s</w:t>
-      </w:r>
-      <w:proofErr w:type="spellEnd"/>
-      <w:r>
-        <w:rPr>
-          <w:rFonts w:ascii="Times New Roman" w:eastAsia="Times New Roman" w:hAnsi="Times New Roman" w:cs="Times New Roman"/>
-        </w:rPr>
-        <w:t xml:space="preserve"> peuvent aider à identifier les traits relatifs aux performances</w:t>
-      </w:r>
-      <w:r>
-        <w:rPr>
-          <w:rFonts w:ascii="Times New Roman" w:eastAsia="Times New Roman" w:hAnsi="Times New Roman" w:cs="Times New Roman"/>
-        </w:rPr>
-        <w:t xml:space="preserve"> des cultures associées</w:t>
-      </w:r>
-      <w:r>
-        <w:rPr>
-          <w:rFonts w:ascii="Times New Roman" w:eastAsia="Times New Roman" w:hAnsi="Times New Roman" w:cs="Times New Roman"/>
-        </w:rPr>
-        <w:t xml:space="preserve">, qui peuvent différer en fonction des interactions plante-plante </w:t>
-      </w:r>
-      <w:r>
-        <w:rPr>
-          <w:rFonts w:ascii="Times New Roman" w:eastAsia="Times New Roman" w:hAnsi="Times New Roman" w:cs="Times New Roman"/>
-        </w:rPr>
-        <w:t xml:space="preserve">des espèces en mélange </w:t>
-      </w:r>
-      <w:r>
-        <w:rPr>
-          <w:rFonts w:ascii="Times New Roman" w:eastAsia="Times New Roman" w:hAnsi="Times New Roman" w:cs="Times New Roman"/>
-        </w:rPr>
-        <w:t>(</w:t>
-      </w:r>
-      <w:proofErr w:type="spellStart"/>
-      <w:r>
-        <w:rPr>
-          <w:rFonts w:ascii="Times New Roman" w:eastAsia="Times New Roman" w:hAnsi="Times New Roman" w:cs="Times New Roman"/>
-        </w:rPr>
-        <w:t>Gaudio</w:t>
-      </w:r>
-      <w:proofErr w:type="spellEnd"/>
-      <w:r>
-        <w:rPr>
-          <w:rFonts w:ascii="Times New Roman" w:eastAsia="Times New Roman" w:hAnsi="Times New Roman" w:cs="Times New Roman"/>
-        </w:rPr>
-        <w:t xml:space="preserve"> et al., 2019 ; </w:t>
-      </w:r>
-      <w:proofErr w:type="spellStart"/>
-      <w:r>
-        <w:rPr>
-          <w:rFonts w:ascii="Times New Roman" w:eastAsia="Times New Roman" w:hAnsi="Times New Roman" w:cs="Times New Roman"/>
-        </w:rPr>
-        <w:t>Evers</w:t>
-      </w:r>
-      <w:proofErr w:type="spellEnd"/>
-      <w:r>
-        <w:rPr>
-          <w:rFonts w:ascii="Times New Roman" w:eastAsia="Times New Roman" w:hAnsi="Times New Roman" w:cs="Times New Roman"/>
-        </w:rPr>
-        <w:t xml:space="preserve"> et al., 2019).</w:t>
-      </w:r>
-      <w:r>
-        <w:rPr>
-          <w:rFonts w:ascii="Times New Roman" w:eastAsia="Times New Roman" w:hAnsi="Times New Roman" w:cs="Times New Roman"/>
-        </w:rPr>
-        <w:t xml:space="preserve"> </w:t>
-      </w:r>
-      <w:r>
-        <w:rPr>
-          <w:rFonts w:ascii="Times New Roman" w:eastAsia="Times New Roman" w:hAnsi="Times New Roman" w:cs="Times New Roman"/>
-        </w:rPr>
-        <w:t>Cela suppose de connaître ces interactions</w:t>
-      </w:r>
-      <w:r>
-        <w:rPr>
-          <w:rFonts w:ascii="Times New Roman" w:eastAsia="Times New Roman" w:hAnsi="Times New Roman" w:cs="Times New Roman"/>
-        </w:rPr>
-        <w:t xml:space="preserve"> et de pouvoir les quantifier. Les </w:t>
-      </w:r>
-      <w:proofErr w:type="spellStart"/>
-      <w:r>
-        <w:rPr>
-          <w:rFonts w:ascii="Times New Roman" w:eastAsia="Times New Roman" w:hAnsi="Times New Roman" w:cs="Times New Roman"/>
-        </w:rPr>
-        <w:t>FSPM</w:t>
-      </w:r>
-      <w:r>
-        <w:rPr>
-          <w:rFonts w:ascii="Times New Roman" w:eastAsia="Times New Roman" w:hAnsi="Times New Roman" w:cs="Times New Roman"/>
-        </w:rPr>
-        <w:t>s</w:t>
-      </w:r>
-      <w:proofErr w:type="spellEnd"/>
-      <w:r>
-        <w:rPr>
-          <w:rFonts w:ascii="Times New Roman" w:eastAsia="Times New Roman" w:hAnsi="Times New Roman" w:cs="Times New Roman"/>
-        </w:rPr>
-        <w:t xml:space="preserve"> permettent de modéliser</w:t>
-      </w:r>
-      <w:r>
-        <w:rPr>
-          <w:rFonts w:ascii="Times New Roman" w:eastAsia="Times New Roman" w:hAnsi="Times New Roman" w:cs="Times New Roman"/>
-        </w:rPr>
-        <w:t xml:space="preserve"> explicitement l’arrangement spat</w:t>
-      </w:r>
-      <w:r>
-        <w:rPr>
-          <w:rFonts w:ascii="Times New Roman" w:eastAsia="Times New Roman" w:hAnsi="Times New Roman" w:cs="Times New Roman"/>
-        </w:rPr>
-        <w:t>ial des cultures associées, ainsi que</w:t>
-      </w:r>
-      <w:r>
-        <w:rPr>
-          <w:rFonts w:ascii="Times New Roman" w:eastAsia="Times New Roman" w:hAnsi="Times New Roman" w:cs="Times New Roman"/>
-        </w:rPr>
-        <w:t xml:space="preserve"> la p</w:t>
-      </w:r>
-      <w:r>
-        <w:rPr>
-          <w:rFonts w:ascii="Times New Roman" w:eastAsia="Times New Roman" w:hAnsi="Times New Roman" w:cs="Times New Roman"/>
-        </w:rPr>
-        <w:t>la</w:t>
-      </w:r>
-      <w:r>
-        <w:rPr>
-          <w:rFonts w:ascii="Times New Roman" w:eastAsia="Times New Roman" w:hAnsi="Times New Roman" w:cs="Times New Roman"/>
-        </w:rPr>
-        <w:t>sticité</w:t>
-      </w:r>
-      <w:r>
-        <w:rPr>
-          <w:rFonts w:ascii="Times New Roman" w:eastAsia="Times New Roman" w:hAnsi="Times New Roman" w:cs="Times New Roman"/>
-        </w:rPr>
-        <w:t xml:space="preserve"> des plantes</w:t>
-      </w:r>
-      <w:r>
-        <w:rPr>
-          <w:rFonts w:ascii="Times New Roman" w:eastAsia="Times New Roman" w:hAnsi="Times New Roman" w:cs="Times New Roman"/>
-        </w:rPr>
-        <w:t xml:space="preserve"> comme propriété émergente</w:t>
-      </w:r>
-      <w:r>
-        <w:rPr>
-          <w:rFonts w:ascii="Times New Roman" w:eastAsia="Times New Roman" w:hAnsi="Times New Roman" w:cs="Times New Roman"/>
-        </w:rPr>
-        <w:t xml:space="preserve"> du modèle</w:t>
-      </w:r>
-      <w:r>
-        <w:rPr>
-          <w:rFonts w:ascii="Times New Roman" w:eastAsia="Times New Roman" w:hAnsi="Times New Roman" w:cs="Times New Roman"/>
-        </w:rPr>
-        <w:t xml:space="preserve"> et il a été montré que la plasticité des plantes</w:t>
-      </w:r>
-      <w:r>
-        <w:rPr>
-          <w:rFonts w:ascii="Times New Roman" w:eastAsia="Times New Roman" w:hAnsi="Times New Roman" w:cs="Times New Roman"/>
-        </w:rPr>
-        <w:t xml:space="preserve"> en association</w:t>
-      </w:r>
-      <w:r>
-        <w:rPr>
-          <w:rFonts w:ascii="Times New Roman" w:eastAsia="Times New Roman" w:hAnsi="Times New Roman" w:cs="Times New Roman"/>
-        </w:rPr>
-        <w:t xml:space="preserve"> avait un effet sur leur capacité à accéder aux ressources</w:t>
-      </w:r>
-      <w:r>
-        <w:rPr>
-          <w:rFonts w:ascii="Times New Roman" w:eastAsia="Times New Roman" w:hAnsi="Times New Roman" w:cs="Times New Roman"/>
-        </w:rPr>
-        <w:t xml:space="preserve"> </w:t>
-      </w:r>
-      <w:r>
-        <w:rPr>
-          <w:rFonts w:ascii="Times New Roman" w:eastAsia="Times New Roman" w:hAnsi="Times New Roman" w:cs="Times New Roman"/>
-        </w:rPr>
-        <w:t>(Zhu et al., 2015).</w:t>
-      </w:r>
-    </w:p>
-    <w:p>
-      <w:pPr>
-        <w:jc w:val="both"/>
-        <w:rPr>
-          <w:rFonts w:ascii="Times New Roman" w:eastAsia="Times New Roman" w:hAnsi="Times New Roman" w:cs="Times New Roman"/>
-        </w:rPr>
-      </w:pPr>
-      <w:r>
-        <w:rPr>
-          <w:rFonts w:ascii="Times New Roman" w:eastAsia="Times New Roman" w:hAnsi="Times New Roman" w:cs="Times New Roman"/>
-        </w:rPr>
-        <w:t>Modéliser le fonctionnement des plantes à cette échelle de manière mécaniste requiert une connaissance fine des processus et leur évolution au cours du développement de la plante</w:t>
-      </w:r>
-      <w:r>
-        <w:rPr>
-          <w:rFonts w:ascii="Times New Roman" w:eastAsia="Times New Roman" w:hAnsi="Times New Roman" w:cs="Times New Roman"/>
-        </w:rPr>
-        <w:t>,</w:t>
-      </w:r>
-      <w:r>
-        <w:rPr>
-          <w:rFonts w:ascii="Times New Roman" w:eastAsia="Times New Roman" w:hAnsi="Times New Roman" w:cs="Times New Roman"/>
-        </w:rPr>
-        <w:t xml:space="preserve"> ce qui rend difficile la simulation d’un cycle de culture entier avec un FSPM. </w:t>
-      </w:r>
-      <w:r>
-        <w:rPr>
-          <w:rFonts w:ascii="Times New Roman" w:eastAsia="Times New Roman" w:hAnsi="Times New Roman" w:cs="Times New Roman"/>
-        </w:rPr>
-        <w:t xml:space="preserve">Par exemple, le partitionnement des ressources dans les différents organes peut être différent avant et après </w:t>
-      </w:r>
-      <w:r>
-        <w:rPr>
-          <w:rFonts w:ascii="Times New Roman" w:eastAsia="Times New Roman" w:hAnsi="Times New Roman" w:cs="Times New Roman"/>
-        </w:rPr>
-        <w:t xml:space="preserve">le stade de </w:t>
-      </w:r>
-      <w:r>
-        <w:rPr>
-          <w:rFonts w:ascii="Times New Roman" w:eastAsia="Times New Roman" w:hAnsi="Times New Roman" w:cs="Times New Roman"/>
-        </w:rPr>
-        <w:t>floraison.</w:t>
-      </w:r>
-      <w:r>
-        <w:rPr>
-          <w:rFonts w:ascii="Times New Roman" w:eastAsia="Times New Roman" w:hAnsi="Times New Roman" w:cs="Times New Roman"/>
-        </w:rPr>
-        <w:t xml:space="preserve"> </w:t>
-      </w:r>
-      <w:r>
-        <w:rPr>
-          <w:rFonts w:ascii="Times New Roman" w:eastAsia="Times New Roman" w:hAnsi="Times New Roman" w:cs="Times New Roman"/>
-        </w:rPr>
-        <w:t>Aussi, ce niveau de complexité engendre un coût computationnel et de mémoire élevé (</w:t>
-      </w:r>
-      <w:proofErr w:type="spellStart"/>
-      <w:r>
-        <w:rPr>
-          <w:rFonts w:ascii="Times New Roman" w:eastAsia="Times New Roman" w:hAnsi="Times New Roman" w:cs="Times New Roman"/>
-        </w:rPr>
-        <w:t>Gaudio</w:t>
-      </w:r>
-      <w:proofErr w:type="spellEnd"/>
-      <w:r>
-        <w:rPr>
-          <w:rFonts w:ascii="Times New Roman" w:eastAsia="Times New Roman" w:hAnsi="Times New Roman" w:cs="Times New Roman"/>
-        </w:rPr>
-        <w:t xml:space="preserve"> et al., 2019 ; </w:t>
-      </w:r>
-      <w:proofErr w:type="spellStart"/>
-      <w:r>
-        <w:rPr>
-          <w:rFonts w:ascii="Times New Roman" w:eastAsia="Times New Roman" w:hAnsi="Times New Roman" w:cs="Times New Roman"/>
-        </w:rPr>
-        <w:t>Evers</w:t>
-      </w:r>
-      <w:proofErr w:type="spellEnd"/>
-      <w:r>
-        <w:rPr>
-          <w:rFonts w:ascii="Times New Roman" w:eastAsia="Times New Roman" w:hAnsi="Times New Roman" w:cs="Times New Roman"/>
-        </w:rPr>
-        <w:t xml:space="preserve"> et al., 2019).</w:t>
-      </w:r>
-    </w:p>
-    <w:p>
-      <w:pPr>
-        <w:jc w:val="both"/>
-        <w:rPr>
-          <w:rFonts w:ascii="Times New Roman" w:eastAsia="Times New Roman" w:hAnsi="Times New Roman" w:cs="Times New Roman"/>
-        </w:rPr>
-      </w:pPr>
-    </w:p>
-    <w:p>
-      <w:pPr>
-        <w:pStyle w:val="Heading2"/>
-        <w:spacing w:before="0"/>
-        <w:jc w:val="both"/>
-        <w:rPr>
-          <w:rFonts w:ascii="Times New Roman" w:eastAsia="Times New Roman" w:hAnsi="Times New Roman" w:cs="Times New Roman"/>
-        </w:rPr>
-      </w:pPr>
-      <w:bookmarkStart w:id="28" w:name="_Toc1949906588"/>
-      <w:bookmarkStart w:id="29" w:name="_Toc1534639442"/>
-      <w:bookmarkStart w:id="30" w:name="_Toc1819814243"/>
-      <w:bookmarkStart w:id="31" w:name="_Toc170150662"/>
-      <w:r>
-        <w:rPr>
-          <w:rFonts w:ascii="Times New Roman" w:eastAsia="Times New Roman" w:hAnsi="Times New Roman" w:cs="Times New Roman"/>
-        </w:rPr>
-        <w:lastRenderedPageBreak/>
-        <w:t>Exemple de processus différ</w:t>
-      </w:r>
-      <w:r>
-        <w:rPr>
-          <w:rFonts w:ascii="Times New Roman" w:eastAsia="Times New Roman" w:hAnsi="Times New Roman" w:cs="Times New Roman"/>
-        </w:rPr>
-        <w:t>a</w:t>
-      </w:r>
-      <w:r>
-        <w:rPr>
-          <w:rFonts w:ascii="Times New Roman" w:eastAsia="Times New Roman" w:hAnsi="Times New Roman" w:cs="Times New Roman"/>
-        </w:rPr>
-        <w:t>n</w:t>
-      </w:r>
-      <w:r>
-        <w:rPr>
-          <w:rFonts w:ascii="Times New Roman" w:eastAsia="Times New Roman" w:hAnsi="Times New Roman" w:cs="Times New Roman"/>
-        </w:rPr>
-        <w:t>t</w:t>
-      </w:r>
-      <w:r>
-        <w:rPr>
-          <w:rFonts w:ascii="Times New Roman" w:eastAsia="Times New Roman" w:hAnsi="Times New Roman" w:cs="Times New Roman"/>
-        </w:rPr>
-        <w:t xml:space="preserve"> </w:t>
-      </w:r>
-      <w:r>
-        <w:rPr>
-          <w:rFonts w:ascii="Times New Roman" w:eastAsia="Times New Roman" w:hAnsi="Times New Roman" w:cs="Times New Roman"/>
-        </w:rPr>
-        <w:t>selon</w:t>
-      </w:r>
-      <w:r>
-        <w:rPr>
-          <w:rFonts w:ascii="Times New Roman" w:eastAsia="Times New Roman" w:hAnsi="Times New Roman" w:cs="Times New Roman"/>
-        </w:rPr>
-        <w:t xml:space="preserve"> les hypothèses</w:t>
-      </w:r>
-      <w:r>
-        <w:rPr>
-          <w:rFonts w:ascii="Times New Roman" w:eastAsia="Times New Roman" w:hAnsi="Times New Roman" w:cs="Times New Roman"/>
-        </w:rPr>
-        <w:t xml:space="preserve"> du modèle</w:t>
-      </w:r>
-      <w:r>
-        <w:rPr>
-          <w:rFonts w:ascii="Times New Roman" w:eastAsia="Times New Roman" w:hAnsi="Times New Roman" w:cs="Times New Roman"/>
-        </w:rPr>
-        <w:t xml:space="preserve"> </w:t>
-      </w:r>
-      <w:r>
-        <w:rPr>
-          <w:rFonts w:ascii="Times New Roman" w:eastAsia="Times New Roman" w:hAnsi="Times New Roman" w:cs="Times New Roman"/>
-        </w:rPr>
-        <w:t>: l’interception de la lumière</w:t>
-      </w:r>
-      <w:bookmarkEnd w:id="28"/>
-      <w:bookmarkEnd w:id="29"/>
-      <w:bookmarkEnd w:id="30"/>
-      <w:bookmarkEnd w:id="31"/>
+      <w:bookmarkEnd w:id="27"/>
     </w:p>
     <w:p>
       <w:pPr>
@@ -9948,7 +9926,7 @@
         <w:rPr>
           <w:rFonts w:ascii="Times New Roman" w:eastAsia="Times New Roman" w:hAnsi="Times New Roman" w:cs="Times New Roman"/>
         </w:rPr>
-        <w:t xml:space="preserve"> et vers </w:t>
+        <w:t xml:space="preserve"> et </w:t>
       </w:r>
       <w:r>
         <w:rPr>
@@ -9978,20 +9956,20 @@
         <w:rPr>
           <w:rFonts w:ascii="Times New Roman" w:eastAsia="Times New Roman" w:hAnsi="Times New Roman" w:cs="Times New Roman"/>
         </w:rPr>
-        <w:t xml:space="preserve">Le calcul </w:t>
+        <w:t>Le calcul est</w:t>
+      </w:r>
+      <w:r>
+        <w:rPr>
+          <w:rFonts w:ascii="Times New Roman" w:eastAsia="Times New Roman" w:hAnsi="Times New Roman" w:cs="Times New Roman"/>
+        </w:rPr>
+        <w:t xml:space="preserve"> </w:t>
       </w:r>
       <w:r>
         <w:rPr>
           <w:rFonts w:ascii="Times New Roman" w:eastAsia="Times New Roman" w:hAnsi="Times New Roman" w:cs="Times New Roman"/>
         </w:rPr>
         <w:lastRenderedPageBreak/>
-        <w:t>est</w:t>
-      </w:r>
-      <w:r>
-        <w:rPr>
-          <w:rFonts w:ascii="Times New Roman" w:eastAsia="Times New Roman" w:hAnsi="Times New Roman" w:cs="Times New Roman"/>
-        </w:rPr>
-        <w:t xml:space="preserve"> d’abord </w:t>
+        <w:t xml:space="preserve">d’abord </w:t>
       </w:r>
       <w:r>
         <w:rPr>
@@ -10068,10 +10046,10 @@
           <w:rFonts w:ascii="Times New Roman" w:eastAsia="Times New Roman" w:hAnsi="Times New Roman" w:cs="Times New Roman"/>
         </w:rPr>
       </w:pPr>
-      <w:bookmarkStart w:id="32" w:name="_Toc146960581"/>
-      <w:bookmarkStart w:id="33" w:name="_Toc2010724785"/>
-      <w:bookmarkStart w:id="34" w:name="_Toc222644492"/>
-      <w:bookmarkStart w:id="35" w:name="_Toc170150663"/>
+      <w:bookmarkStart w:id="28" w:name="_Toc146960581"/>
+      <w:bookmarkStart w:id="29" w:name="_Toc2010724785"/>
+      <w:bookmarkStart w:id="30" w:name="_Toc222644492"/>
+      <w:bookmarkStart w:id="31" w:name="_Toc170150663"/>
       <w:r>
         <w:rPr>
           <w:rFonts w:ascii="Times New Roman" w:eastAsia="Times New Roman" w:hAnsi="Times New Roman" w:cs="Times New Roman"/>
@@ -10102,10 +10080,10 @@
         </w:rPr>
         <w:t xml:space="preserve"> et multi-échelles</w:t>
       </w:r>
-      <w:bookmarkEnd w:id="32"/>
-      <w:bookmarkEnd w:id="33"/>
-      <w:bookmarkEnd w:id="34"/>
-      <w:bookmarkEnd w:id="35"/>
+      <w:bookmarkEnd w:id="28"/>
+      <w:bookmarkEnd w:id="29"/>
+      <w:bookmarkEnd w:id="30"/>
+      <w:bookmarkEnd w:id="31"/>
       <w:r>
         <w:rPr>
           <w:rFonts w:ascii="Times New Roman" w:eastAsia="Times New Roman" w:hAnsi="Times New Roman" w:cs="Times New Roman"/>
@@ -10570,8 +10548,6 @@
         </w:rPr>
         <w:t xml:space="preserve"> et al., 2021). Ce modèle se situe à la frontière entre FSPM et modèle de culture, car, d’une part, il considère dans une certaine mesure l’architecture des plantes et se place à l’échelle de la cohorte d’organes de même âge physiologique, mais, d’autre part, sur le plan de l’écophysiologie, </w:t>
       </w:r>
-      <w:commentRangeStart w:id="36"/>
-      <w:commentRangeEnd w:id="36"/>
       <w:proofErr w:type="spellStart"/>
       <w:r>
         <w:rPr>
@@ -10680,8 +10656,6 @@
         </w:rPr>
         <w:t>, et au modèle de culture STICS (Brisson et al. 2008), qui fournit un sol structuré en 1D par couches. Ce modèle hybridé est ainsi capable de représenter l’hétérogénéité des parties aériennes et racinaires de nombreuses associations cultures-adventices sur plusieurs années, sous l’influence de pratiques agricoles et du pédoclimat.</w:t>
       </w:r>
-      <w:commentRangeStart w:id="37"/>
-      <w:commentRangeEnd w:id="37"/>
     </w:p>
     <w:p>
       <w:pPr>
@@ -11023,8 +10997,8 @@
           <w:rFonts w:ascii="Times New Roman" w:eastAsia="Times New Roman" w:hAnsi="Times New Roman" w:cs="Times New Roman"/>
         </w:rPr>
       </w:pPr>
-      <w:bookmarkStart w:id="38" w:name="_Toc664950855"/>
-      <w:bookmarkStart w:id="39" w:name="_Toc170150664"/>
+      <w:bookmarkStart w:id="32" w:name="_Toc170150664"/>
+      <w:bookmarkStart w:id="33" w:name="_Toc664950855"/>
       <w:r>
         <w:rPr>
           <w:rFonts w:ascii="Times New Roman" w:eastAsia="Times New Roman" w:hAnsi="Times New Roman" w:cs="Times New Roman"/>
@@ -11037,9 +11011,9 @@
         </w:rPr>
         <w:t>recherche</w:t>
       </w:r>
-      <w:bookmarkEnd w:id="39"/>
+      <w:bookmarkEnd w:id="32"/>
     </w:p>
-    <w:bookmarkEnd w:id="38"/>
+    <w:bookmarkEnd w:id="33"/>
     <w:p>
       <w:pPr>
         <w:spacing w:after="240"/>
@@ -11343,7 +11317,7 @@
           <w:rFonts w:ascii="Times New Roman" w:hAnsi="Times New Roman" w:cs="Times New Roman"/>
         </w:rPr>
       </w:pPr>
-      <w:bookmarkStart w:id="40" w:name="_Toc170150665"/>
+      <w:bookmarkStart w:id="34" w:name="_Toc170150665"/>
       <w:r>
         <w:rPr>
           <w:rFonts w:ascii="Times New Roman" w:hAnsi="Times New Roman" w:cs="Times New Roman"/>
@@ -11374,7 +11348,7 @@
         </w:rPr>
         <w:t>architecturé et dynamique contraint par un modèle de culture</w:t>
       </w:r>
-      <w:bookmarkEnd w:id="40"/>
+      <w:bookmarkEnd w:id="34"/>
     </w:p>
     <w:p>
       <w:pPr>
@@ -11655,15 +11629,7 @@
         <w:rPr>
           <w:rFonts w:ascii="Times New Roman" w:eastAsia="Times New Roman" w:hAnsi="Times New Roman" w:cs="Times New Roman"/>
         </w:rPr>
-        <w:t xml:space="preserve">Pour une simulation donnée avec le modèle de culture, on peut simuler </w:t>
-      </w:r>
-      <w:commentRangeStart w:id="41"/>
-      <w:commentRangeEnd w:id="41"/>
-      <w:r>
-        <w:rPr>
-          <w:rFonts w:ascii="Times New Roman" w:eastAsia="Times New Roman" w:hAnsi="Times New Roman" w:cs="Times New Roman"/>
-        </w:rPr>
-        <w:t>différents morphotypes avec le modèle paramétrique</w:t>
+        <w:t>Pour une simulation donnée avec le modèle de culture, on peut simuler différents morphotypes avec le modèle paramétrique</w:t>
       </w:r>
       <w:r>
         <w:rPr>
@@ -11695,8 +11661,6 @@
         </w:rPr>
         <w:t xml:space="preserve"> </w:t>
       </w:r>
-      <w:commentRangeStart w:id="42"/>
-      <w:commentRangeEnd w:id="42"/>
       <w:r>
         <w:rPr>
           <w:rFonts w:ascii="Times New Roman" w:eastAsia="Times New Roman" w:hAnsi="Times New Roman" w:cs="Times New Roman"/>
@@ -11792,7 +11756,7 @@
           <w:rFonts w:ascii="Times New Roman" w:hAnsi="Times New Roman" w:cs="Times New Roman"/>
         </w:rPr>
       </w:pPr>
-      <w:bookmarkStart w:id="43" w:name="_Toc170150666"/>
+      <w:bookmarkStart w:id="35" w:name="_Toc170150666"/>
       <w:r>
         <w:rPr>
           <w:rFonts w:ascii="Times New Roman" w:hAnsi="Times New Roman" w:cs="Times New Roman"/>
@@ -11835,7 +11799,7 @@
         </w:rPr>
         <w:t xml:space="preserve"> des interactions interspécifiques à différentes échelles</w:t>
       </w:r>
-      <w:bookmarkEnd w:id="43"/>
+      <w:bookmarkEnd w:id="35"/>
     </w:p>
     <w:p>
       <w:pPr>
@@ -11991,13 +11955,7 @@
         <w:rPr>
           <w:rFonts w:ascii="Times New Roman" w:eastAsia="Times New Roman" w:hAnsi="Times New Roman" w:cs="Times New Roman"/>
         </w:rPr>
-        <w:t>H3 : Par exemple, dans STICS, l'allocation de l'azote dans les organes est modélisée par des courbes de dilution, ce qui est peu précis dans le cas de cultures en mélange.</w:t>
-      </w:r>
-      <w:r>
-        <w:rPr>
-          <w:rFonts w:ascii="Times New Roman" w:eastAsia="Times New Roman" w:hAnsi="Times New Roman" w:cs="Times New Roman"/>
-        </w:rPr>
-        <w:t xml:space="preserve"> </w:t>
+        <w:t xml:space="preserve">H3 : Par exemple, dans STICS, l'allocation de l'azote dans les organes est modélisée par des courbes de dilution, ce qui est peu précis dans le cas de cultures en mélange. </w:t>
       </w:r>
     </w:p>
     <w:p>
@@ -12044,21 +12002,7 @@
         <w:rPr>
           <w:rFonts w:ascii="Times New Roman" w:eastAsia="Times New Roman" w:hAnsi="Times New Roman" w:cs="Times New Roman"/>
         </w:rPr>
-        <w:t xml:space="preserve">du modèle de culture et de son homologue architecturé </w:t>
-      </w:r>
-      <w:proofErr w:type="gramStart"/>
-      <w:r>
-        <w:rPr>
-          <w:rFonts w:ascii="Times New Roman" w:eastAsia="Times New Roman" w:hAnsi="Times New Roman" w:cs="Times New Roman"/>
-        </w:rPr>
-        <w:t>et</w:t>
-      </w:r>
-      <w:proofErr w:type="gramEnd"/>
-      <w:r>
-        <w:rPr>
-          <w:rFonts w:ascii="Times New Roman" w:eastAsia="Times New Roman" w:hAnsi="Times New Roman" w:cs="Times New Roman"/>
-        </w:rPr>
-        <w:t xml:space="preserve"> spatialisé</w:t>
+        <w:t>du modèle de culture et de son homologue architecturé et spatialisé</w:t>
       </w:r>
       <w:r>
         <w:rPr>
@@ -12078,10 +12022,6 @@
         </w:rPr>
         <w:t xml:space="preserve">Le modèle développé dans le chapitre 1 sera couplé à un modèle paramétrique racinaire existant. </w:t>
       </w:r>
-      <w:commentRangeStart w:id="44"/>
-      <w:commentRangeStart w:id="45"/>
-      <w:commentRangeEnd w:id="44"/>
-      <w:commentRangeEnd w:id="45"/>
       <w:r>
         <w:rPr>
           <w:rFonts w:ascii="Times New Roman" w:eastAsia="Times New Roman" w:hAnsi="Times New Roman" w:cs="Times New Roman"/>
@@ -12183,7 +12123,7 @@
           <w:rFonts w:ascii="Times New Roman" w:hAnsi="Times New Roman" w:cs="Times New Roman"/>
         </w:rPr>
       </w:pPr>
-      <w:bookmarkStart w:id="46" w:name="_Toc170150667"/>
+      <w:bookmarkStart w:id="36" w:name="_Toc170150667"/>
       <w:r>
         <w:rPr>
           <w:rFonts w:ascii="Times New Roman" w:hAnsi="Times New Roman" w:cs="Times New Roman"/>
@@ -12208,7 +12148,7 @@
         </w:rPr>
         <w:t>Proposition d'approches de modélisation multi-échelles</w:t>
       </w:r>
-      <w:bookmarkEnd w:id="46"/>
+      <w:bookmarkEnd w:id="36"/>
     </w:p>
     <w:p>
       <w:pPr>
@@ -12444,8 +12384,6 @@
         </w:rPr>
         <w:t>.</w:t>
       </w:r>
-      <w:commentRangeStart w:id="47"/>
-      <w:commentRangeEnd w:id="47"/>
     </w:p>
     <w:p>
       <w:pPr>
@@ -12463,9 +12401,9 @@
           <w:rFonts w:ascii="Times New Roman" w:hAnsi="Times New Roman" w:cs="Times New Roman"/>
         </w:rPr>
       </w:pPr>
-      <w:bookmarkStart w:id="48" w:name="_Toc1278699916"/>
-      <w:bookmarkStart w:id="49" w:name="_Toc2142945512"/>
-      <w:bookmarkStart w:id="50" w:name="_Toc170150668"/>
+      <w:bookmarkStart w:id="37" w:name="_Toc170150668"/>
+      <w:bookmarkStart w:id="38" w:name="_Toc1278699916"/>
+      <w:bookmarkStart w:id="39" w:name="_Toc2142945512"/>
       <w:r>
         <w:rPr>
           <w:rFonts w:ascii="Times New Roman" w:hAnsi="Times New Roman" w:cs="Times New Roman"/>
@@ -12508,10 +12446,10 @@
         </w:rPr>
         <w:t>un modèle de culture</w:t>
       </w:r>
-      <w:bookmarkEnd w:id="50"/>
+      <w:bookmarkEnd w:id="37"/>
     </w:p>
-    <w:bookmarkEnd w:id="48"/>
-    <w:bookmarkEnd w:id="49"/>
+    <w:bookmarkEnd w:id="38"/>
+    <w:bookmarkEnd w:id="39"/>
     <w:p>
       <w:pPr>
         <w:spacing w:after="0"/>
@@ -12520,7 +12458,6 @@
           <w:rFonts w:ascii="Times New Roman" w:eastAsia="Times New Roman" w:hAnsi="Times New Roman" w:cs="Times New Roman"/>
         </w:rPr>
       </w:pPr>
-      <w:commentRangeStart w:id="51"/>
       <w:r>
         <w:rPr>
           <w:rFonts w:ascii="Times New Roman" w:eastAsia="Times New Roman" w:hAnsi="Times New Roman" w:cs="Times New Roman"/>
@@ -12654,10 +12591,10 @@
           <w:rFonts w:ascii="Times New Roman" w:eastAsia="Times New Roman" w:hAnsi="Times New Roman" w:cs="Times New Roman"/>
         </w:rPr>
       </w:pPr>
-      <w:bookmarkStart w:id="52" w:name="_Toc1784875033"/>
-      <w:bookmarkStart w:id="53" w:name="_Toc1706944870"/>
-      <w:bookmarkStart w:id="54" w:name="_Toc1846841314"/>
-      <w:bookmarkStart w:id="55" w:name="_Toc170150669"/>
+      <w:bookmarkStart w:id="40" w:name="_Toc1784875033"/>
+      <w:bookmarkStart w:id="41" w:name="_Toc1706944870"/>
+      <w:bookmarkStart w:id="42" w:name="_Toc1846841314"/>
+      <w:bookmarkStart w:id="43" w:name="_Toc170150669"/>
       <w:r>
         <w:rPr>
           <w:rFonts w:ascii="Times New Roman" w:eastAsia="Times New Roman" w:hAnsi="Times New Roman" w:cs="Times New Roman"/>
@@ -12671,10 +12608,10 @@
         </w:rPr>
         <w:t>ArchiCrop</w:t>
       </w:r>
-      <w:bookmarkEnd w:id="52"/>
-      <w:bookmarkEnd w:id="53"/>
-      <w:bookmarkEnd w:id="54"/>
-      <w:bookmarkEnd w:id="55"/>
+      <w:bookmarkEnd w:id="40"/>
+      <w:bookmarkEnd w:id="41"/>
+      <w:bookmarkEnd w:id="42"/>
+      <w:bookmarkEnd w:id="43"/>
       <w:proofErr w:type="spellEnd"/>
     </w:p>
     <w:p>
@@ -13292,10 +13229,10 @@
           <w:rFonts w:ascii="Times New Roman" w:eastAsia="Times New Roman" w:hAnsi="Times New Roman" w:cs="Times New Roman"/>
         </w:rPr>
       </w:pPr>
-      <w:bookmarkStart w:id="56" w:name="_Toc1719162374"/>
-      <w:bookmarkStart w:id="57" w:name="_Toc394949652"/>
-      <w:bookmarkStart w:id="58" w:name="_Toc1798693338"/>
-      <w:bookmarkStart w:id="59" w:name="_Toc170150670"/>
+      <w:bookmarkStart w:id="44" w:name="_Toc1719162374"/>
+      <w:bookmarkStart w:id="45" w:name="_Toc394949652"/>
+      <w:bookmarkStart w:id="46" w:name="_Toc1798693338"/>
+      <w:bookmarkStart w:id="47" w:name="_Toc170150670"/>
       <w:r>
         <w:rPr>
           <w:rFonts w:ascii="Times New Roman" w:eastAsia="Times New Roman" w:hAnsi="Times New Roman" w:cs="Times New Roman"/>
@@ -13314,7 +13251,7 @@
         </w:rPr>
         <w:t>odèle</w:t>
       </w:r>
-      <w:bookmarkEnd w:id="56"/>
+      <w:bookmarkEnd w:id="44"/>
       <w:r>
         <w:rPr>
           <w:rFonts w:ascii="Times New Roman" w:eastAsia="Times New Roman" w:hAnsi="Times New Roman" w:cs="Times New Roman"/>
@@ -13328,9 +13265,9 @@
         </w:rPr>
         <w:t>ArchiCrop</w:t>
       </w:r>
-      <w:bookmarkEnd w:id="57"/>
-      <w:bookmarkEnd w:id="58"/>
-      <w:bookmarkEnd w:id="59"/>
+      <w:bookmarkEnd w:id="45"/>
+      <w:bookmarkEnd w:id="46"/>
+      <w:bookmarkEnd w:id="47"/>
       <w:proofErr w:type="spellEnd"/>
     </w:p>
     <w:p>
@@ -14119,16 +14056,16 @@
           <w:rFonts w:ascii="Times New Roman" w:eastAsia="Times New Roman" w:hAnsi="Times New Roman" w:cs="Times New Roman"/>
         </w:rPr>
       </w:pPr>
-      <w:bookmarkStart w:id="60" w:name="_Toc1760338898"/>
-      <w:bookmarkStart w:id="61" w:name="_Toc170150671"/>
+      <w:bookmarkStart w:id="48" w:name="_Toc1760338898"/>
+      <w:bookmarkStart w:id="49" w:name="_Toc170150671"/>
       <w:r>
         <w:rPr>
           <w:rFonts w:ascii="Times New Roman" w:eastAsia="Times New Roman" w:hAnsi="Times New Roman" w:cs="Times New Roman"/>
         </w:rPr>
         <w:t>Topologie et géométrie</w:t>
       </w:r>
-      <w:bookmarkEnd w:id="60"/>
-      <w:bookmarkEnd w:id="61"/>
+      <w:bookmarkEnd w:id="48"/>
+      <w:bookmarkEnd w:id="49"/>
     </w:p>
     <w:p>
       <w:pPr>
@@ -15790,10 +15727,10 @@
           <w:rFonts w:ascii="Times New Roman" w:eastAsia="Times New Roman" w:hAnsi="Times New Roman" w:cs="Times New Roman"/>
         </w:rPr>
       </w:pPr>
-      <w:bookmarkStart w:id="62" w:name="_Toc387294842"/>
-      <w:bookmarkStart w:id="63" w:name="_Toc1893423384"/>
-      <w:bookmarkStart w:id="64" w:name="_Toc2081700886"/>
-      <w:bookmarkStart w:id="65" w:name="_Toc170150672"/>
+      <w:bookmarkStart w:id="50" w:name="_Toc387294842"/>
+      <w:bookmarkStart w:id="51" w:name="_Toc1893423384"/>
+      <w:bookmarkStart w:id="52" w:name="_Toc2081700886"/>
+      <w:bookmarkStart w:id="53" w:name="_Toc170150672"/>
       <w:r>
         <w:rPr>
           <w:rFonts w:ascii="Times New Roman" w:eastAsia="Times New Roman" w:hAnsi="Times New Roman" w:cs="Times New Roman"/>
@@ -15801,10 +15738,10 @@
         <w:lastRenderedPageBreak/>
         <w:t>Développement</w:t>
       </w:r>
-      <w:bookmarkEnd w:id="62"/>
-      <w:bookmarkEnd w:id="63"/>
-      <w:bookmarkEnd w:id="64"/>
-      <w:bookmarkEnd w:id="65"/>
+      <w:bookmarkEnd w:id="50"/>
+      <w:bookmarkEnd w:id="51"/>
+      <w:bookmarkEnd w:id="52"/>
+      <w:bookmarkEnd w:id="53"/>
     </w:p>
     <w:p>
       <w:pPr>
@@ -16727,8 +16664,8 @@
           <w:rFonts w:ascii="Times New Roman" w:eastAsia="Times New Roman" w:hAnsi="Times New Roman" w:cs="Times New Roman"/>
         </w:rPr>
       </w:pPr>
-      <w:bookmarkStart w:id="66" w:name="_Toc1371321796"/>
-      <w:bookmarkStart w:id="67" w:name="_Toc170150673"/>
+      <w:bookmarkStart w:id="54" w:name="_Toc1371321796"/>
+      <w:bookmarkStart w:id="55" w:name="_Toc170150673"/>
       <w:r>
         <w:rPr>
           <w:rFonts w:ascii="Times New Roman" w:eastAsia="Times New Roman" w:hAnsi="Times New Roman" w:cs="Times New Roman"/>
@@ -16759,8 +16696,8 @@
         </w:rPr>
         <w:t>LAI</w:t>
       </w:r>
-      <w:bookmarkEnd w:id="66"/>
-      <w:bookmarkEnd w:id="67"/>
+      <w:bookmarkEnd w:id="54"/>
+      <w:bookmarkEnd w:id="55"/>
     </w:p>
     <w:p>
       <w:pPr>
@@ -19421,8 +19358,6 @@
           <w:rFonts w:ascii="Times New Roman" w:eastAsia="Times New Roman" w:hAnsi="Times New Roman" w:cs="Times New Roman"/>
         </w:rPr>
       </w:pPr>
-      <w:commentRangeStart w:id="68"/>
-      <w:commentRangeEnd w:id="68"/>
     </w:p>
     <w:p>
       <w:pPr>
@@ -19433,20 +19368,20 @@
           <w:rFonts w:ascii="Times New Roman" w:eastAsia="Times New Roman" w:hAnsi="Times New Roman" w:cs="Times New Roman"/>
         </w:rPr>
       </w:pPr>
-      <w:bookmarkStart w:id="69" w:name="_Toc1731875717"/>
-      <w:bookmarkStart w:id="70" w:name="_Toc1369265763"/>
-      <w:bookmarkStart w:id="71" w:name="_Toc2134197542"/>
-      <w:bookmarkStart w:id="72" w:name="_Toc170150674"/>
+      <w:bookmarkStart w:id="56" w:name="_Toc1731875717"/>
+      <w:bookmarkStart w:id="57" w:name="_Toc1369265763"/>
+      <w:bookmarkStart w:id="58" w:name="_Toc2134197542"/>
+      <w:bookmarkStart w:id="59" w:name="_Toc170150674"/>
       <w:r>
         <w:rPr>
           <w:rFonts w:ascii="Times New Roman" w:eastAsia="Times New Roman" w:hAnsi="Times New Roman" w:cs="Times New Roman"/>
         </w:rPr>
         <w:t>Implémentation</w:t>
       </w:r>
-      <w:bookmarkEnd w:id="69"/>
-      <w:bookmarkEnd w:id="70"/>
-      <w:bookmarkEnd w:id="71"/>
-      <w:bookmarkEnd w:id="72"/>
+      <w:bookmarkEnd w:id="56"/>
+      <w:bookmarkEnd w:id="57"/>
+      <w:bookmarkEnd w:id="58"/>
+      <w:bookmarkEnd w:id="59"/>
     </w:p>
     <w:p>
       <w:pPr>
@@ -20018,8 +19953,8 @@
           <w:rFonts w:ascii="Times New Roman" w:eastAsia="Times New Roman" w:hAnsi="Times New Roman" w:cs="Times New Roman"/>
         </w:rPr>
       </w:pPr>
-      <w:bookmarkStart w:id="73" w:name="_Toc1737831584"/>
-      <w:bookmarkStart w:id="74" w:name="_Toc170150675"/>
+      <w:bookmarkStart w:id="60" w:name="_Toc1737831584"/>
+      <w:bookmarkStart w:id="61" w:name="_Toc170150675"/>
       <w:r>
         <w:rPr>
           <w:rFonts w:ascii="Times New Roman" w:eastAsia="Times New Roman" w:hAnsi="Times New Roman" w:cs="Times New Roman"/>
@@ -20027,8 +19962,8 @@
         <w:lastRenderedPageBreak/>
         <w:t>Spécification</w:t>
       </w:r>
-      <w:bookmarkEnd w:id="73"/>
-      <w:bookmarkEnd w:id="74"/>
+      <w:bookmarkEnd w:id="60"/>
+      <w:bookmarkEnd w:id="61"/>
     </w:p>
     <w:p>
       <w:pPr>
@@ -20069,8 +20004,6 @@
         </w:rPr>
         <w:t>ambition de généricité</w:t>
       </w:r>
-      <w:commentRangeStart w:id="75"/>
-      <w:commentRangeEnd w:id="75"/>
       <w:r>
         <w:rPr>
           <w:rFonts w:ascii="Times New Roman" w:eastAsia="Times New Roman" w:hAnsi="Times New Roman" w:cs="Times New Roman"/>
@@ -20669,16 +20602,16 @@
           <w:rFonts w:ascii="Times New Roman" w:eastAsia="Times New Roman" w:hAnsi="Times New Roman" w:cs="Times New Roman"/>
         </w:rPr>
       </w:pPr>
-      <w:bookmarkStart w:id="76" w:name="_Toc811541998"/>
-      <w:bookmarkStart w:id="77" w:name="_Toc170150676"/>
+      <w:bookmarkStart w:id="62" w:name="_Toc811541998"/>
+      <w:bookmarkStart w:id="63" w:name="_Toc170150676"/>
       <w:r>
         <w:rPr>
           <w:rFonts w:ascii="Times New Roman" w:eastAsia="Times New Roman" w:hAnsi="Times New Roman" w:cs="Times New Roman"/>
         </w:rPr>
         <w:t>Application à l’interception de la lumière</w:t>
       </w:r>
-      <w:bookmarkEnd w:id="76"/>
-      <w:bookmarkEnd w:id="77"/>
+      <w:bookmarkEnd w:id="62"/>
+      <w:bookmarkEnd w:id="63"/>
       <w:r>
         <w:rPr>
           <w:rFonts w:ascii="Times New Roman" w:eastAsia="Times New Roman" w:hAnsi="Times New Roman" w:cs="Times New Roman"/>
@@ -20791,16 +20724,16 @@
           <w:rFonts w:ascii="Times New Roman" w:eastAsia="Times New Roman" w:hAnsi="Times New Roman" w:cs="Times New Roman"/>
         </w:rPr>
       </w:pPr>
-      <w:bookmarkStart w:id="78" w:name="_Toc2120182384"/>
-      <w:bookmarkStart w:id="79" w:name="_Toc170150677"/>
+      <w:bookmarkStart w:id="64" w:name="_Toc2120182384"/>
+      <w:bookmarkStart w:id="65" w:name="_Toc170150677"/>
       <w:r>
         <w:rPr>
           <w:rFonts w:ascii="Times New Roman" w:eastAsia="Times New Roman" w:hAnsi="Times New Roman" w:cs="Times New Roman"/>
         </w:rPr>
         <w:t>Plan expérimental</w:t>
       </w:r>
-      <w:bookmarkEnd w:id="78"/>
-      <w:bookmarkEnd w:id="79"/>
+      <w:bookmarkEnd w:id="64"/>
+      <w:bookmarkEnd w:id="65"/>
     </w:p>
     <w:p>
       <w:pPr>
@@ -21535,14 +21468,14 @@
           <w:rFonts w:ascii="Times New Roman" w:hAnsi="Times New Roman" w:cs="Times New Roman"/>
         </w:rPr>
       </w:pPr>
-      <w:bookmarkStart w:id="80" w:name="_Toc170150678"/>
+      <w:bookmarkStart w:id="66" w:name="_Toc170150678"/>
       <w:r>
         <w:rPr>
           <w:rFonts w:ascii="Times New Roman" w:hAnsi="Times New Roman" w:cs="Times New Roman"/>
         </w:rPr>
         <w:t>Simulations</w:t>
       </w:r>
-      <w:bookmarkEnd w:id="80"/>
+      <w:bookmarkEnd w:id="66"/>
     </w:p>
     <w:p>
       <w:pPr>
@@ -21697,10 +21630,10 @@
           <w:rFonts w:ascii="Times New Roman" w:eastAsia="Times New Roman" w:hAnsi="Times New Roman" w:cs="Times New Roman"/>
         </w:rPr>
       </w:pPr>
-      <w:bookmarkStart w:id="81" w:name="_Toc53637466"/>
-      <w:bookmarkStart w:id="82" w:name="_Toc1899118571"/>
-      <w:bookmarkStart w:id="83" w:name="_Toc609500245"/>
-      <w:bookmarkStart w:id="84" w:name="_Toc170150679"/>
+      <w:bookmarkStart w:id="67" w:name="_Toc53637466"/>
+      <w:bookmarkStart w:id="68" w:name="_Toc1899118571"/>
+      <w:bookmarkStart w:id="69" w:name="_Toc609500245"/>
+      <w:bookmarkStart w:id="70" w:name="_Toc170150679"/>
       <w:r>
         <w:rPr>
           <w:rFonts w:ascii="Times New Roman" w:eastAsia="Times New Roman" w:hAnsi="Times New Roman" w:cs="Times New Roman"/>
@@ -21719,16 +21652,16 @@
         </w:rPr>
         <w:t xml:space="preserve">de </w:t>
       </w:r>
-      <w:bookmarkEnd w:id="81"/>
-      <w:bookmarkEnd w:id="82"/>
+      <w:bookmarkEnd w:id="67"/>
+      <w:bookmarkEnd w:id="68"/>
       <w:r>
         <w:rPr>
           <w:rFonts w:ascii="Times New Roman" w:eastAsia="Times New Roman" w:hAnsi="Times New Roman" w:cs="Times New Roman"/>
         </w:rPr>
         <w:t>sensibilité</w:t>
       </w:r>
-      <w:bookmarkEnd w:id="83"/>
-      <w:bookmarkEnd w:id="84"/>
+      <w:bookmarkEnd w:id="69"/>
+      <w:bookmarkEnd w:id="70"/>
     </w:p>
     <w:p>
       <w:pPr>
@@ -21783,13 +21716,7 @@
         <w:rPr>
           <w:rFonts w:ascii="Times New Roman" w:eastAsia="Times New Roman" w:hAnsi="Times New Roman" w:cs="Times New Roman"/>
         </w:rPr>
-        <w:t xml:space="preserve"> </w:t>
-      </w:r>
-      <w:r>
-        <w:rPr>
-          <w:rFonts w:ascii="Times New Roman" w:eastAsia="Times New Roman" w:hAnsi="Times New Roman" w:cs="Times New Roman"/>
-        </w:rPr>
-        <w:t>(</w:t>
+        <w:t xml:space="preserve"> (</w:t>
       </w:r>
       <w:r>
         <w:rPr>
@@ -21823,13 +21750,7 @@
         <w:rPr>
           <w:rFonts w:ascii="Times New Roman" w:eastAsia="Times New Roman" w:hAnsi="Times New Roman" w:cs="Times New Roman"/>
         </w:rPr>
-        <w:t xml:space="preserve"> </w:t>
-      </w:r>
-      <w:r>
-        <w:rPr>
-          <w:rFonts w:ascii="Times New Roman" w:eastAsia="Times New Roman" w:hAnsi="Times New Roman" w:cs="Times New Roman"/>
-        </w:rPr>
-        <w:t>(</w:t>
+        <w:t xml:space="preserve"> (</w:t>
       </w:r>
       <w:proofErr w:type="spellStart"/>
       <w:r>
@@ -21961,20 +21882,20 @@
           <w:rFonts w:ascii="Times New Roman" w:eastAsia="Times New Roman" w:hAnsi="Times New Roman" w:cs="Times New Roman"/>
         </w:rPr>
       </w:pPr>
-      <w:bookmarkStart w:id="85" w:name="_Toc1432922053"/>
-      <w:bookmarkStart w:id="86" w:name="_Toc488364778"/>
-      <w:bookmarkStart w:id="87" w:name="_Toc502320864"/>
-      <w:bookmarkStart w:id="88" w:name="_Toc170150680"/>
+      <w:bookmarkStart w:id="71" w:name="_Toc1432922053"/>
+      <w:bookmarkStart w:id="72" w:name="_Toc488364778"/>
+      <w:bookmarkStart w:id="73" w:name="_Toc502320864"/>
+      <w:bookmarkStart w:id="74" w:name="_Toc170150680"/>
       <w:r>
         <w:rPr>
           <w:rFonts w:ascii="Times New Roman" w:eastAsia="Times New Roman" w:hAnsi="Times New Roman" w:cs="Times New Roman"/>
         </w:rPr>
         <w:t>Résultats attendus</w:t>
       </w:r>
-      <w:bookmarkEnd w:id="85"/>
-      <w:bookmarkEnd w:id="86"/>
-      <w:bookmarkEnd w:id="87"/>
-      <w:bookmarkEnd w:id="88"/>
+      <w:bookmarkEnd w:id="71"/>
+      <w:bookmarkEnd w:id="72"/>
+      <w:bookmarkEnd w:id="73"/>
+      <w:bookmarkEnd w:id="74"/>
       <w:r>
         <w:rPr>
           <w:rFonts w:ascii="Times New Roman" w:eastAsia="Times New Roman" w:hAnsi="Times New Roman" w:cs="Times New Roman"/>
@@ -22180,43 +22101,7 @@
         <w:rPr>
           <w:rFonts w:ascii="Times New Roman" w:eastAsia="Times New Roman" w:hAnsi="Times New Roman" w:cs="Times New Roman"/>
         </w:rPr>
-        <w:t xml:space="preserve">La disposition spatiale (e.g. en rangées ou en damier) et temporelle (date de semis) </w:t>
-      </w:r>
-      <w:r>
-        <w:rPr>
-          <w:rFonts w:ascii="Times New Roman" w:eastAsia="Times New Roman" w:hAnsi="Times New Roman" w:cs="Times New Roman"/>
-        </w:rPr>
-        <w:t>influencent significativement</w:t>
-      </w:r>
-      <w:r>
-        <w:rPr>
-          <w:rFonts w:ascii="Times New Roman" w:eastAsia="Times New Roman" w:hAnsi="Times New Roman" w:cs="Times New Roman"/>
-        </w:rPr>
-        <w:t xml:space="preserve"> les dynamiques de</w:t>
-      </w:r>
-      <w:r>
-        <w:rPr>
-          <w:rFonts w:ascii="Times New Roman" w:eastAsia="Times New Roman" w:hAnsi="Times New Roman" w:cs="Times New Roman"/>
-        </w:rPr>
-        <w:t xml:space="preserve"> l’interception de la lumière</w:t>
-      </w:r>
-      <w:r>
-        <w:rPr>
-          <w:rFonts w:ascii="Times New Roman" w:eastAsia="Times New Roman" w:hAnsi="Times New Roman" w:cs="Times New Roman"/>
-        </w:rPr>
-        <w:t xml:space="preserve"> </w:t>
-      </w:r>
-      <w:r>
-        <w:rPr>
-          <w:rFonts w:ascii="Times New Roman" w:eastAsia="Times New Roman" w:hAnsi="Times New Roman" w:cs="Times New Roman"/>
-        </w:rPr>
-        <w:t>dans les cultures en mélange</w:t>
-      </w:r>
-      <w:r>
-        <w:rPr>
-          <w:rFonts w:ascii="Times New Roman" w:eastAsia="Times New Roman" w:hAnsi="Times New Roman" w:cs="Times New Roman"/>
-        </w:rPr>
-        <w:t>.</w:t>
+        <w:t>La disposition spatiale (e.g. en rangées ou en damier) et temporelle (date de semis) influencent significativement les dynamiques de l’interception de la lumière dans les cultures en mélange.</w:t>
       </w:r>
     </w:p>
     <w:p>
@@ -22233,7 +22118,7 @@
           <w:rFonts w:ascii="Times New Roman" w:hAnsi="Times New Roman" w:cs="Times New Roman"/>
         </w:rPr>
       </w:pPr>
-      <w:bookmarkStart w:id="89" w:name="_Toc170150681"/>
+      <w:bookmarkStart w:id="75" w:name="_Toc170150681"/>
       <w:r>
         <w:rPr>
           <w:rFonts w:ascii="Times New Roman" w:hAnsi="Times New Roman" w:cs="Times New Roman"/>
@@ -22246,7 +22131,7 @@
         </w:rPr>
         <w:t xml:space="preserve"> et organisation du temps</w:t>
       </w:r>
-      <w:bookmarkEnd w:id="89"/>
+      <w:bookmarkEnd w:id="75"/>
     </w:p>
     <w:p>
       <w:pPr>
@@ -22527,10 +22412,10 @@
           <w:rFonts w:ascii="Times New Roman" w:eastAsia="Times New Roman" w:hAnsi="Times New Roman" w:cs="Times New Roman"/>
         </w:rPr>
       </w:pPr>
-      <w:bookmarkStart w:id="90" w:name="_Toc83159417"/>
-      <w:bookmarkStart w:id="91" w:name="_Toc805881222"/>
-      <w:bookmarkStart w:id="92" w:name="_Toc964559239"/>
-      <w:bookmarkStart w:id="93" w:name="_Toc170150682"/>
+      <w:bookmarkStart w:id="76" w:name="_Toc83159417"/>
+      <w:bookmarkStart w:id="77" w:name="_Toc805881222"/>
+      <w:bookmarkStart w:id="78" w:name="_Toc964559239"/>
+      <w:bookmarkStart w:id="79" w:name="_Toc170150682"/>
       <w:r>
         <w:rPr>
           <w:rFonts w:ascii="Times New Roman" w:eastAsia="Times New Roman" w:hAnsi="Times New Roman" w:cs="Times New Roman"/>
@@ -22538,10 +22423,10 @@
         <w:lastRenderedPageBreak/>
         <w:t>Références</w:t>
       </w:r>
-      <w:bookmarkEnd w:id="90"/>
-      <w:bookmarkEnd w:id="91"/>
-      <w:bookmarkEnd w:id="92"/>
-      <w:bookmarkEnd w:id="93"/>
+      <w:bookmarkEnd w:id="76"/>
+      <w:bookmarkEnd w:id="77"/>
+      <w:bookmarkEnd w:id="78"/>
+      <w:bookmarkEnd w:id="79"/>
     </w:p>
     <w:p>
       <w:pPr>
@@ -25886,7 +25771,17 @@
           <w:sz w:val="22"/>
           <w:szCs w:val="22"/>
         </w:rPr>
-        <w:t>Paff</w:t>
+        <w:t>Pa</w:t>
+      </w:r>
+      <w:bookmarkStart w:id="80" w:name="_GoBack"/>
+      <w:bookmarkEnd w:id="80"/>
+      <w:r>
+        <w:rPr>
+          <w:rFonts w:ascii="Times New Roman" w:eastAsia="Times New Roman" w:hAnsi="Times New Roman" w:cs="Times New Roman"/>
+          <w:sz w:val="22"/>
+          <w:szCs w:val="22"/>
+        </w:rPr>
+        <w:t>ff</w:t>
       </w:r>
       <w:proofErr w:type="spellEnd"/>
       <w:r>
@@ -32008,21 +31903,12 @@
 </file>
 
 <file path=customXml/item1.xml><?xml version="1.0" encoding="utf-8"?>
-<?mso-contentType ?>
-<FormTemplates xmlns="http://schemas.microsoft.com/sharepoint/v3/contenttype/forms">
-  <Display>DocumentLibraryForm</Display>
-  <Edit>DocumentLibraryForm</Edit>
-  <New>DocumentLibraryForm</New>
-</FormTemplates>
-</file>
-
-<file path=customXml/item2.xml><?xml version="1.0" encoding="utf-8"?>
 <p:properties xmlns:p="http://schemas.microsoft.com/office/2006/metadata/properties" xmlns:xsi="http://www.w3.org/2001/XMLSchema-instance" xmlns:pc="http://schemas.microsoft.com/office/infopath/2007/PartnerControls">
   <documentManagement/>
 </p:properties>
 </file>
 
-<file path=customXml/item3.xml><?xml version="1.0" encoding="utf-8"?>
+<file path=customXml/item2.xml><?xml version="1.0" encoding="utf-8"?>
 <ct:contentTypeSchema xmlns:ct="http://schemas.microsoft.com/office/2006/metadata/contentType" xmlns:ma="http://schemas.microsoft.com/office/2006/metadata/properties/metaAttributes" ct:_="" ma:_="" ma:contentTypeName="Document" ma:contentTypeID="0x010100F6AAEAEC55338B4CBD1310BC20ECA43B" ma:contentTypeVersion="6" ma:contentTypeDescription="Crée un document." ma:contentTypeScope="" ma:versionID="f3bee9aad377d983e5ace40107548819">
   <xsd:schema xmlns:xsd="http://www.w3.org/2001/XMLSchema" xmlns:xs="http://www.w3.org/2001/XMLSchema" xmlns:p="http://schemas.microsoft.com/office/2006/metadata/properties" xmlns:ns2="5e11a331-0175-485c-b5bc-7baf3794bcc4" xmlns:ns3="6123b362-d884-4010-ad19-191a22b79bf5" targetNamespace="http://schemas.microsoft.com/office/2006/metadata/properties" ma:root="true" ma:fieldsID="da4ddf064b527fafbeea9bca5b83bae1" ns2:_="" ns3:_="">
     <xsd:import namespace="5e11a331-0175-485c-b5bc-7baf3794bcc4"/>
@@ -32199,15 +32085,16 @@
 </ct:contentTypeSchema>
 </file>
 
-<file path=customXml/itemProps1.xml><?xml version="1.0" encoding="utf-8"?>
-<ds:datastoreItem xmlns:ds="http://schemas.openxmlformats.org/officeDocument/2006/customXml" ds:itemID="{99480D09-65C0-4D3F-8B37-77C51EC76D69}">
-  <ds:schemaRefs>
-    <ds:schemaRef ds:uri="http://schemas.microsoft.com/sharepoint/v3/contenttype/forms"/>
-  </ds:schemaRefs>
-</ds:datastoreItem>
+<file path=customXml/item3.xml><?xml version="1.0" encoding="utf-8"?>
+<?mso-contentType ?>
+<FormTemplates xmlns="http://schemas.microsoft.com/sharepoint/v3/contenttype/forms">
+  <Display>DocumentLibraryForm</Display>
+  <Edit>DocumentLibraryForm</Edit>
+  <New>DocumentLibraryForm</New>
+</FormTemplates>
 </file>
 
-<file path=customXml/itemProps2.xml><?xml version="1.0" encoding="utf-8"?>
+<file path=customXml/itemProps1.xml><?xml version="1.0" encoding="utf-8"?>
 <ds:datastoreItem xmlns:ds="http://schemas.openxmlformats.org/officeDocument/2006/customXml" ds:itemID="{AB28B8E7-5EEA-4C8A-9796-5D4B8D308FF2}">
   <ds:schemaRefs>
     <ds:schemaRef ds:uri="http://schemas.microsoft.com/office/2006/metadata/properties"/>
@@ -32216,7 +32103,7 @@
 </ds:datastoreItem>
 </file>
 
-<file path=customXml/itemProps3.xml><?xml version="1.0" encoding="utf-8"?>
+<file path=customXml/itemProps2.xml><?xml version="1.0" encoding="utf-8"?>
 <ds:datastoreItem xmlns:ds="http://schemas.openxmlformats.org/officeDocument/2006/customXml" ds:itemID="{7CF9F1EE-7AD5-4B03-9C82-2AAD033C2B4D}">
   <ds:schemaRefs>
     <ds:schemaRef ds:uri="http://schemas.microsoft.com/office/2006/metadata/contentType"/>
@@ -32233,4 +32120,12 @@
     <ds:schemaRef ds:uri="http://schemas.microsoft.com/internal/obd"/>
   </ds:schemaRefs>
 </ds:datastoreItem>
+</file>
+
+<file path=customXml/itemProps3.xml><?xml version="1.0" encoding="utf-8"?>
+<ds:datastoreItem xmlns:ds="http://schemas.openxmlformats.org/officeDocument/2006/customXml" ds:itemID="{99480D09-65C0-4D3F-8B37-77C51EC76D69}">
+  <ds:schemaRefs>
+    <ds:schemaRef ds:uri="http://schemas.microsoft.com/sharepoint/v3/contenttype/forms"/>
+  </ds:schemaRefs>
+</ds:datastoreItem>
 </file>